--- a/harmony-agent/提交文件/复赛/复赛模版.docx
+++ b/harmony-agent/提交文件/复赛/复赛模版.docx
@@ -1,6 +1,6 @@
 
 <file path=word/document.xml><?xml version="1.0" encoding="utf-8"?>
-<w:document xmlns:wpc="http://schemas.microsoft.com/office/word/2010/wordprocessingCanvas" xmlns:cx="http://schemas.microsoft.com/office/drawing/2014/chartex" xmlns:cx1="http://schemas.microsoft.com/office/drawing/2015/9/8/chartex" xmlns:cx2="http://schemas.microsoft.com/office/drawing/2015/10/21/chartex" xmlns:cx3="http://schemas.microsoft.com/office/drawing/2016/5/9/chartex" xmlns:cx4="http://schemas.microsoft.com/office/drawing/2016/5/10/chartex" xmlns:cx5="http://schemas.microsoft.com/office/drawing/2016/5/11/chartex" xmlns:cx6="http://schemas.microsoft.com/office/drawing/2016/5/12/chartex" xmlns:cx7="http://schemas.microsoft.com/office/drawing/2016/5/13/chartex" xmlns:cx8="http://schemas.microsoft.com/office/drawing/2016/5/14/chartex" xmlns:mc="http://schemas.openxmlformats.org/markup-compatibility/2006" xmlns:aink="http://schemas.microsoft.com/office/drawing/2016/ink" xmlns:am3d="http://schemas.microsoft.com/office/drawing/2017/model3d" xmlns:o="urn:schemas-microsoft-com:office:office" xmlns:r="http://schemas.openxmlformats.org/officeDocument/2006/relationships" xmlns:m="http://schemas.openxmlformats.org/officeDocument/2006/math" xmlns:v="urn:schemas-microsoft-com:vml" xmlns:wp14="http://schemas.microsoft.com/office/word/2010/wordprocessingDrawing" xmlns:wp="http://schemas.openxmlformats.org/drawingml/2006/wordprocessingDrawing" xmlns:w10="urn:schemas-microsoft-com:office:word" xmlns:w="http://schemas.openxmlformats.org/wordprocessingml/2006/main" xmlns:w14="http://schemas.microsoft.com/office/word/2010/wordml" xmlns:w15="http://schemas.microsoft.com/office/word/2012/wordml" xmlns:w16cex="http://schemas.microsoft.com/office/word/2018/wordml/cex" xmlns:w16cid="http://schemas.microsoft.com/office/word/2016/wordml/cid" xmlns:w16="http://schemas.microsoft.com/office/word/2018/wordml" xmlns:w16sdtdh="http://schemas.microsoft.com/office/word/2020/wordml/sdtdatahash" xmlns:w16se="http://schemas.microsoft.com/office/word/2015/wordml/symex" xmlns:wpg="http://schemas.microsoft.com/office/word/2010/wordprocessingGroup" xmlns:wpi="http://schemas.microsoft.com/office/word/2010/wordprocessingInk" xmlns:wne="http://schemas.microsoft.com/office/word/2006/wordml" xmlns:wps="http://schemas.microsoft.com/office/word/2010/wordprocessingShape" mc:Ignorable="w14 w15 w16se w16cid w16 w16cex w16sdtdh wp14">
+<w:document xmlns:wpc="http://schemas.microsoft.com/office/word/2010/wordprocessingCanvas" xmlns:cx="http://schemas.microsoft.com/office/drawing/2014/chartex" xmlns:cx1="http://schemas.microsoft.com/office/drawing/2015/9/8/chartex" xmlns:cx2="http://schemas.microsoft.com/office/drawing/2015/10/21/chartex" xmlns:cx3="http://schemas.microsoft.com/office/drawing/2016/5/9/chartex" xmlns:cx4="http://schemas.microsoft.com/office/drawing/2016/5/10/chartex" xmlns:cx5="http://schemas.microsoft.com/office/drawing/2016/5/11/chartex" xmlns:cx6="http://schemas.microsoft.com/office/drawing/2016/5/12/chartex" xmlns:cx7="http://schemas.microsoft.com/office/drawing/2016/5/13/chartex" xmlns:cx8="http://schemas.microsoft.com/office/drawing/2016/5/14/chartex" xmlns:mc="http://schemas.openxmlformats.org/markup-compatibility/2006" xmlns:aink="http://schemas.microsoft.com/office/drawing/2016/ink" xmlns:am3d="http://schemas.microsoft.com/office/drawing/2017/model3d" xmlns:o="urn:schemas-microsoft-com:office:office" xmlns:oel="http://schemas.microsoft.com/office/2019/extlst" xmlns:r="http://schemas.openxmlformats.org/officeDocument/2006/relationships" xmlns:m="http://schemas.openxmlformats.org/officeDocument/2006/math" xmlns:v="urn:schemas-microsoft-com:vml" xmlns:wp14="http://schemas.microsoft.com/office/word/2010/wordprocessingDrawing" xmlns:wp="http://schemas.openxmlformats.org/drawingml/2006/wordprocessingDrawing" xmlns:w10="urn:schemas-microsoft-com:office:word" xmlns:w="http://schemas.openxmlformats.org/wordprocessingml/2006/main" xmlns:w14="http://schemas.microsoft.com/office/word/2010/wordml" xmlns:w15="http://schemas.microsoft.com/office/word/2012/wordml" xmlns:w16cex="http://schemas.microsoft.com/office/word/2018/wordml/cex" xmlns:w16cid="http://schemas.microsoft.com/office/word/2016/wordml/cid" xmlns:w16="http://schemas.microsoft.com/office/word/2018/wordml" xmlns:w16du="http://schemas.microsoft.com/office/word/2023/wordml/word16du" xmlns:w16sdtdh="http://schemas.microsoft.com/office/word/2020/wordml/sdtdatahash" xmlns:w16sdtfl="http://schemas.microsoft.com/office/word/2024/wordml/sdtformatlock" xmlns:w16se="http://schemas.microsoft.com/office/word/2015/wordml/symex" xmlns:wpg="http://schemas.microsoft.com/office/word/2010/wordprocessingGroup" xmlns:wpi="http://schemas.microsoft.com/office/word/2010/wordprocessingInk" xmlns:wne="http://schemas.microsoft.com/office/word/2006/wordml" xmlns:wps="http://schemas.microsoft.com/office/word/2010/wordprocessingShape" mc:Ignorable="w14 w15 w16se w16cid w16 w16cex w16sdtdh w16sdtfl w16du wp14">
   <w:body>
     <w:p>
       <w:pPr>
@@ -8,7 +8,7 @@
         <w:snapToGrid w:val="0"/>
         <w:jc w:val="center"/>
         <w:rPr>
-          <w:rFonts w:ascii="宋体" w:eastAsia="宋体" w:hAnsi="宋体"/>
+          <w:rFonts w:ascii="宋体" w:eastAsia="宋体" w:hAnsi="宋体" w:hint="eastAsia"/>
           <w:b/>
           <w:sz w:val="40"/>
           <w:szCs w:val="44"/>
@@ -39,7 +39,7 @@
         <w:snapToGrid w:val="0"/>
         <w:jc w:val="center"/>
         <w:rPr>
-          <w:rFonts w:ascii="宋体" w:eastAsia="宋体" w:hAnsi="宋体"/>
+          <w:rFonts w:ascii="宋体" w:eastAsia="宋体" w:hAnsi="宋体" w:hint="eastAsia"/>
           <w:b/>
           <w:sz w:val="40"/>
         </w:rPr>
@@ -51,7 +51,7 @@
         <w:snapToGrid w:val="0"/>
         <w:jc w:val="center"/>
         <w:rPr>
-          <w:rFonts w:ascii="宋体" w:eastAsia="宋体" w:hAnsi="宋体"/>
+          <w:rFonts w:ascii="宋体" w:eastAsia="宋体" w:hAnsi="宋体" w:hint="eastAsia"/>
           <w:b/>
           <w:sz w:val="56"/>
           <w:szCs w:val="56"/>
@@ -73,7 +73,7 @@
         <w:snapToGrid w:val="0"/>
         <w:jc w:val="left"/>
         <w:rPr>
-          <w:rFonts w:ascii="宋体" w:eastAsia="宋体" w:hAnsi="宋体"/>
+          <w:rFonts w:ascii="宋体" w:eastAsia="宋体" w:hAnsi="宋体" w:hint="eastAsia"/>
           <w:sz w:val="36"/>
         </w:rPr>
       </w:pPr>
@@ -84,7 +84,7 @@
         <w:snapToGrid w:val="0"/>
         <w:jc w:val="left"/>
         <w:rPr>
-          <w:rFonts w:ascii="宋体" w:eastAsia="宋体" w:hAnsi="宋体"/>
+          <w:rFonts w:ascii="宋体" w:eastAsia="宋体" w:hAnsi="宋体" w:hint="eastAsia"/>
           <w:sz w:val="36"/>
         </w:rPr>
       </w:pPr>
@@ -95,7 +95,7 @@
         <w:snapToGrid w:val="0"/>
         <w:jc w:val="left"/>
         <w:rPr>
-          <w:rFonts w:ascii="宋体" w:eastAsia="宋体" w:hAnsi="宋体"/>
+          <w:rFonts w:ascii="宋体" w:eastAsia="宋体" w:hAnsi="宋体" w:hint="eastAsia"/>
           <w:sz w:val="36"/>
         </w:rPr>
       </w:pPr>
@@ -106,7 +106,7 @@
         <w:snapToGrid w:val="0"/>
         <w:jc w:val="center"/>
         <w:rPr>
-          <w:rFonts w:ascii="宋体" w:eastAsia="宋体" w:hAnsi="宋体"/>
+          <w:rFonts w:ascii="宋体" w:eastAsia="宋体" w:hAnsi="宋体" w:hint="eastAsia"/>
           <w:sz w:val="36"/>
         </w:rPr>
       </w:pPr>
@@ -129,7 +129,21 @@
           <w:rFonts w:ascii="宋体" w:eastAsia="宋体" w:hAnsi="宋体"/>
           <w:sz w:val="36"/>
         </w:rPr>
-        <w:t>______________________________</w:t>
+        <w:t>_____</w:t>
+      </w:r>
+      <w:r>
+        <w:rPr>
+          <w:rFonts w:ascii="宋体" w:eastAsia="宋体" w:hAnsi="宋体" w:hint="eastAsia"/>
+          <w:sz w:val="36"/>
+        </w:rPr>
+        <w:t>同济大学</w:t>
+      </w:r>
+      <w:r>
+        <w:rPr>
+          <w:rFonts w:ascii="宋体" w:eastAsia="宋体" w:hAnsi="宋体"/>
+          <w:sz w:val="36"/>
+        </w:rPr>
+        <w:t>_________________</w:t>
       </w:r>
     </w:p>
     <w:p>
@@ -138,7 +152,7 @@
         <w:snapToGrid w:val="0"/>
         <w:jc w:val="center"/>
         <w:rPr>
-          <w:rFonts w:ascii="宋体" w:eastAsia="宋体" w:hAnsi="宋体"/>
+          <w:rFonts w:ascii="宋体" w:eastAsia="宋体" w:hAnsi="宋体" w:hint="eastAsia"/>
           <w:sz w:val="36"/>
         </w:rPr>
       </w:pPr>
@@ -161,7 +175,21 @@
           <w:rFonts w:ascii="宋体" w:eastAsia="宋体" w:hAnsi="宋体"/>
           <w:sz w:val="36"/>
         </w:rPr>
-        <w:t>______________________________</w:t>
+        <w:t>_____</w:t>
+      </w:r>
+      <w:r>
+        <w:rPr>
+          <w:rFonts w:ascii="宋体" w:eastAsia="宋体" w:hAnsi="宋体" w:hint="eastAsia"/>
+          <w:sz w:val="36"/>
+        </w:rPr>
+        <w:t>微软大战代码</w:t>
+      </w:r>
+      <w:r>
+        <w:rPr>
+          <w:rFonts w:ascii="宋体" w:eastAsia="宋体" w:hAnsi="宋体"/>
+          <w:sz w:val="36"/>
+        </w:rPr>
+        <w:t>_____________</w:t>
       </w:r>
     </w:p>
     <w:p>
@@ -170,7 +198,7 @@
         <w:snapToGrid w:val="0"/>
         <w:jc w:val="center"/>
         <w:rPr>
-          <w:rFonts w:ascii="宋体" w:eastAsia="宋体" w:hAnsi="宋体"/>
+          <w:rFonts w:ascii="宋体" w:eastAsia="宋体" w:hAnsi="宋体" w:hint="eastAsia"/>
           <w:sz w:val="36"/>
         </w:rPr>
       </w:pPr>
@@ -186,14 +214,56 @@
           <w:rFonts w:ascii="宋体" w:eastAsia="宋体" w:hAnsi="宋体" w:hint="eastAsia"/>
           <w:sz w:val="36"/>
         </w:rPr>
+        <w:t>_____</w:t>
+      </w:r>
+      <w:r>
+        <w:rPr>
+          <w:rFonts w:ascii="宋体" w:eastAsia="宋体" w:hAnsi="宋体"/>
+          <w:sz w:val="36"/>
+        </w:rPr>
         <w:t>_</w:t>
       </w:r>
       <w:r>
         <w:rPr>
-          <w:rFonts w:ascii="宋体" w:eastAsia="宋体" w:hAnsi="宋体"/>
+          <w:rFonts w:ascii="宋体" w:eastAsia="宋体" w:hAnsi="宋体" w:hint="eastAsia"/>
           <w:sz w:val="36"/>
         </w:rPr>
-        <w:t>______________________________</w:t>
+        <w:t xml:space="preserve"> </w:t>
+      </w:r>
+      <w:r>
+        <w:rPr>
+          <w:rFonts w:ascii="宋体" w:eastAsia="宋体" w:hAnsi="宋体"/>
+          <w:sz w:val="36"/>
+        </w:rPr>
+        <w:t>智调鸿枢</w:t>
+      </w:r>
+      <w:r>
+        <w:rPr>
+          <w:rFonts w:ascii="宋体" w:eastAsia="宋体" w:hAnsi="宋体" w:hint="eastAsia"/>
+          <w:sz w:val="36"/>
+        </w:rPr>
+        <w:t>：</w:t>
+      </w:r>
+      <w:r>
+        <w:rPr>
+          <w:rFonts w:ascii="宋体" w:eastAsia="宋体" w:hAnsi="宋体"/>
+          <w:sz w:val="36"/>
+        </w:rPr>
+        <w:t>面向鸿蒙生</w:t>
+      </w:r>
+      <w:r>
+        <w:rPr>
+          <w:rFonts w:ascii="宋体" w:eastAsia="宋体" w:hAnsi="宋体" w:hint="eastAsia"/>
+          <w:sz w:val="36"/>
+        </w:rPr>
+        <w:t>态</w:t>
+      </w:r>
+      <w:r>
+        <w:rPr>
+          <w:rFonts w:ascii="宋体" w:eastAsia="宋体" w:hAnsi="宋体"/>
+          <w:sz w:val="36"/>
+        </w:rPr>
+        <w:t>的</w:t>
       </w:r>
     </w:p>
     <w:p>
@@ -202,37 +272,44 @@
         <w:snapToGrid w:val="0"/>
         <w:jc w:val="center"/>
         <w:rPr>
-          <w:rFonts w:ascii="宋体" w:eastAsia="宋体" w:hAnsi="宋体"/>
+          <w:rFonts w:ascii="宋体" w:eastAsia="宋体" w:hAnsi="宋体" w:hint="eastAsia"/>
           <w:sz w:val="36"/>
         </w:rPr>
       </w:pPr>
       <w:r>
         <w:rPr>
-          <w:rFonts w:ascii="宋体" w:eastAsia="宋体" w:hAnsi="宋体" w:hint="eastAsia"/>
+          <w:rFonts w:ascii="宋体" w:eastAsia="宋体" w:hAnsi="宋体"/>
           <w:sz w:val="36"/>
         </w:rPr>
-        <w:t>赛题方向</w:t>
-      </w:r>
-      <w:r>
-        <w:rPr>
-          <w:rFonts w:ascii="宋体" w:eastAsia="宋体" w:hAnsi="宋体"/>
+        <w:t>AI</w:t>
+      </w:r>
+      <w:r>
+        <w:rPr>
+          <w:rFonts w:ascii="宋体" w:eastAsia="宋体" w:hAnsi="宋体" w:hint="eastAsia"/>
           <w:sz w:val="36"/>
         </w:rPr>
-        <w:t>：</w:t>
-      </w:r>
-      <w:r>
-        <w:rPr>
-          <w:rFonts w:ascii="宋体" w:eastAsia="宋体" w:hAnsi="宋体" w:hint="eastAsia"/>
+        <w:t>端侧</w:t>
+      </w:r>
+      <w:r>
+        <w:rPr>
+          <w:rFonts w:ascii="宋体" w:eastAsia="宋体" w:hAnsi="宋体"/>
           <w:sz w:val="36"/>
         </w:rPr>
+        <w:t>感知调度中间件</w:t>
+      </w:r>
+      <w:r>
+        <w:rPr>
+          <w:rFonts w:ascii="宋体" w:eastAsia="宋体" w:hAnsi="宋体" w:hint="eastAsia"/>
+          <w:sz w:val="36"/>
+        </w:rPr>
         <w:t>_</w:t>
       </w:r>
       <w:r>
         <w:rPr>
-          <w:rFonts w:ascii="宋体" w:eastAsia="宋体" w:hAnsi="宋体"/>
+          <w:rFonts w:ascii="宋体" w:eastAsia="宋体" w:hAnsi="宋体" w:hint="eastAsia"/>
           <w:sz w:val="36"/>
         </w:rPr>
-        <w:t>______________________________</w:t>
+        <w:t>_</w:t>
       </w:r>
     </w:p>
     <w:p>
@@ -241,10 +318,52 @@
         <w:snapToGrid w:val="0"/>
         <w:jc w:val="center"/>
         <w:rPr>
-          <w:rFonts w:ascii="宋体" w:eastAsia="宋体" w:hAnsi="宋体"/>
+          <w:rFonts w:ascii="宋体" w:eastAsia="宋体" w:hAnsi="宋体" w:hint="eastAsia"/>
           <w:sz w:val="36"/>
         </w:rPr>
       </w:pPr>
+      <w:r>
+        <w:rPr>
+          <w:rFonts w:ascii="宋体" w:eastAsia="宋体" w:hAnsi="宋体" w:hint="eastAsia"/>
+          <w:sz w:val="36"/>
+        </w:rPr>
+        <w:t>赛题方向</w:t>
+      </w:r>
+      <w:r>
+        <w:rPr>
+          <w:rFonts w:ascii="宋体" w:eastAsia="宋体" w:hAnsi="宋体"/>
+          <w:sz w:val="36"/>
+        </w:rPr>
+        <w:t>：</w:t>
+      </w:r>
+      <w:r>
+        <w:rPr>
+          <w:rFonts w:ascii="宋体" w:eastAsia="宋体" w:hAnsi="宋体" w:hint="eastAsia"/>
+          <w:sz w:val="36"/>
+        </w:rPr>
+        <w:t>_</w:t>
+      </w:r>
+      <w:r>
+        <w:rPr>
+          <w:rFonts w:ascii="宋体" w:eastAsia="宋体" w:hAnsi="宋体"/>
+          <w:sz w:val="36"/>
+        </w:rPr>
+        <w:t>_____</w:t>
+      </w:r>
+      <w:r>
+        <w:rPr>
+          <w:rFonts w:ascii="宋体" w:eastAsia="宋体" w:hAnsi="宋体" w:hint="eastAsia"/>
+          <w:sz w:val="36"/>
+        </w:rPr>
+        <w:t>操作系统智能创新</w:t>
+      </w:r>
+      <w:r>
+        <w:rPr>
+          <w:rFonts w:ascii="宋体" w:eastAsia="宋体" w:hAnsi="宋体"/>
+          <w:sz w:val="36"/>
+        </w:rPr>
+        <w:t>_________</w:t>
+      </w:r>
     </w:p>
     <w:p>
       <w:pPr>
@@ -252,31 +371,10 @@
         <w:snapToGrid w:val="0"/>
         <w:jc w:val="center"/>
         <w:rPr>
-          <w:rFonts w:ascii="宋体" w:eastAsia="宋体" w:hAnsi="宋体"/>
+          <w:rFonts w:ascii="宋体" w:eastAsia="宋体" w:hAnsi="宋体" w:hint="eastAsia"/>
           <w:sz w:val="36"/>
         </w:rPr>
       </w:pPr>
-      <w:r>
-        <w:rPr>
-          <w:rFonts w:ascii="宋体" w:eastAsia="宋体" w:hAnsi="宋体"/>
-          <w:sz w:val="36"/>
-        </w:rPr>
-        <w:t>联系人</w:t>
-      </w:r>
-      <w:r>
-        <w:rPr>
-          <w:rFonts w:ascii="宋体" w:eastAsia="宋体" w:hAnsi="宋体" w:hint="eastAsia"/>
-          <w:sz w:val="36"/>
-        </w:rPr>
-        <w:t>（队长）：_</w:t>
-      </w:r>
-      <w:r>
-        <w:rPr>
-          <w:rFonts w:ascii="宋体" w:eastAsia="宋体" w:hAnsi="宋体"/>
-          <w:sz w:val="36"/>
-        </w:rPr>
-        <w:t>_________________________</w:t>
-      </w:r>
     </w:p>
     <w:p>
       <w:pPr>
@@ -284,7 +382,7 @@
         <w:snapToGrid w:val="0"/>
         <w:jc w:val="center"/>
         <w:rPr>
-          <w:rFonts w:ascii="宋体" w:eastAsia="宋体" w:hAnsi="宋体"/>
+          <w:rFonts w:ascii="宋体" w:eastAsia="宋体" w:hAnsi="宋体" w:hint="eastAsia"/>
           <w:sz w:val="36"/>
         </w:rPr>
       </w:pPr>
@@ -293,7 +391,7 @@
           <w:rFonts w:ascii="宋体" w:eastAsia="宋体" w:hAnsi="宋体"/>
           <w:sz w:val="36"/>
         </w:rPr>
-        <w:t>联系电话</w:t>
+        <w:t>联系人</w:t>
       </w:r>
       <w:r>
         <w:rPr>
@@ -307,194 +405,22 @@
           <w:rFonts w:ascii="宋体" w:eastAsia="宋体" w:hAnsi="宋体"/>
           <w:sz w:val="36"/>
         </w:rPr>
-        <w:t>_______________________</w:t>
-      </w:r>
-    </w:p>
-    <w:p>
-      <w:pPr>
-        <w:adjustRightInd w:val="0"/>
-        <w:snapToGrid w:val="0"/>
-        <w:rPr>
-          <w:rFonts w:ascii="宋体" w:eastAsia="宋体" w:hAnsi="宋体"/>
+        <w:t>____</w:t>
+      </w:r>
+      <w:r>
+        <w:rPr>
+          <w:rFonts w:ascii="宋体" w:eastAsia="宋体" w:hAnsi="宋体" w:hint="eastAsia"/>
           <w:sz w:val="36"/>
         </w:rPr>
-      </w:pPr>
-    </w:p>
-    <w:p>
-      <w:pPr>
-        <w:adjustRightInd w:val="0"/>
-        <w:snapToGrid w:val="0"/>
+        <w:t>方鹭洋</w:t>
+      </w:r>
+      <w:r>
         <w:rPr>
           <w:rFonts w:ascii="宋体" w:eastAsia="宋体" w:hAnsi="宋体"/>
           <w:sz w:val="36"/>
         </w:rPr>
-      </w:pPr>
-    </w:p>
-    <w:p>
-      <w:pPr>
-        <w:adjustRightInd w:val="0"/>
-        <w:snapToGrid w:val="0"/>
-        <w:rPr>
-          <w:rFonts w:ascii="宋体" w:eastAsia="宋体" w:hAnsi="宋体"/>
-          <w:sz w:val="36"/>
-        </w:rPr>
-      </w:pPr>
-    </w:p>
-    <w:p>
-      <w:pPr>
-        <w:adjustRightInd w:val="0"/>
-        <w:snapToGrid w:val="0"/>
-        <w:rPr>
-          <w:rFonts w:ascii="宋体" w:eastAsia="宋体" w:hAnsi="宋体"/>
-          <w:sz w:val="36"/>
-        </w:rPr>
-      </w:pPr>
-    </w:p>
-    <w:p>
-      <w:pPr>
-        <w:adjustRightInd w:val="0"/>
-        <w:snapToGrid w:val="0"/>
-        <w:rPr>
-          <w:rFonts w:ascii="宋体" w:eastAsia="宋体" w:hAnsi="宋体"/>
-          <w:sz w:val="36"/>
-        </w:rPr>
-      </w:pPr>
-    </w:p>
-    <w:p>
-      <w:pPr>
-        <w:adjustRightInd w:val="0"/>
-        <w:snapToGrid w:val="0"/>
-        <w:rPr>
-          <w:rFonts w:ascii="宋体" w:eastAsia="宋体" w:hAnsi="宋体"/>
-          <w:sz w:val="36"/>
-        </w:rPr>
-      </w:pPr>
-    </w:p>
-    <w:p>
-      <w:pPr>
-        <w:rPr>
-          <w:rFonts w:ascii="宋体" w:eastAsia="宋体" w:hAnsi="宋体"/>
-          <w:sz w:val="24"/>
-          <w:szCs w:val="24"/>
-        </w:rPr>
-      </w:pPr>
-    </w:p>
-    <w:p>
-      <w:pPr>
-        <w:rPr>
-          <w:rFonts w:ascii="宋体" w:eastAsia="宋体" w:hAnsi="宋体"/>
-          <w:sz w:val="24"/>
-          <w:szCs w:val="24"/>
-        </w:rPr>
-      </w:pPr>
-    </w:p>
-    <w:p>
-      <w:pPr>
-        <w:rPr>
-          <w:rFonts w:ascii="宋体" w:eastAsia="宋体" w:hAnsi="宋体"/>
-          <w:sz w:val="24"/>
-          <w:szCs w:val="24"/>
-        </w:rPr>
-      </w:pPr>
-    </w:p>
-    <w:p>
-      <w:pPr>
-        <w:rPr>
-          <w:rFonts w:ascii="宋体" w:eastAsia="宋体" w:hAnsi="宋体"/>
-          <w:sz w:val="24"/>
-          <w:szCs w:val="24"/>
-        </w:rPr>
-      </w:pPr>
-    </w:p>
-    <w:p>
-      <w:pPr>
-        <w:rPr>
-          <w:rFonts w:ascii="宋体" w:eastAsia="宋体" w:hAnsi="宋体"/>
-          <w:sz w:val="24"/>
-          <w:szCs w:val="24"/>
-        </w:rPr>
-      </w:pPr>
-    </w:p>
-    <w:p>
-      <w:pPr>
-        <w:rPr>
-          <w:rFonts w:ascii="宋体" w:eastAsia="宋体" w:hAnsi="宋体"/>
-          <w:sz w:val="24"/>
-          <w:szCs w:val="24"/>
-        </w:rPr>
-      </w:pPr>
-    </w:p>
-    <w:p>
-      <w:pPr>
-        <w:rPr>
-          <w:rFonts w:ascii="宋体" w:eastAsia="宋体" w:hAnsi="宋体"/>
-          <w:sz w:val="24"/>
-          <w:szCs w:val="24"/>
-        </w:rPr>
-      </w:pPr>
-    </w:p>
-    <w:p>
-      <w:pPr>
-        <w:rPr>
-          <w:rFonts w:ascii="宋体" w:eastAsia="宋体" w:hAnsi="宋体"/>
-          <w:sz w:val="24"/>
-          <w:szCs w:val="24"/>
-        </w:rPr>
-      </w:pPr>
-    </w:p>
-    <w:p>
-      <w:pPr>
-        <w:rPr>
-          <w:rFonts w:ascii="宋体" w:eastAsia="宋体" w:hAnsi="宋体"/>
-          <w:sz w:val="24"/>
-          <w:szCs w:val="24"/>
-        </w:rPr>
-      </w:pPr>
-    </w:p>
-    <w:p>
-      <w:pPr>
-        <w:rPr>
-          <w:rFonts w:ascii="宋体" w:eastAsia="宋体" w:hAnsi="宋体"/>
-          <w:sz w:val="24"/>
-          <w:szCs w:val="24"/>
-        </w:rPr>
-      </w:pPr>
-    </w:p>
-    <w:p>
-      <w:pPr>
-        <w:rPr>
-          <w:rFonts w:ascii="宋体" w:eastAsia="宋体" w:hAnsi="宋体"/>
-          <w:sz w:val="24"/>
-          <w:szCs w:val="24"/>
-        </w:rPr>
-      </w:pPr>
-    </w:p>
-    <w:p>
-      <w:pPr>
-        <w:rPr>
-          <w:rFonts w:ascii="宋体" w:eastAsia="宋体" w:hAnsi="宋体"/>
-          <w:sz w:val="24"/>
-          <w:szCs w:val="24"/>
-        </w:rPr>
-      </w:pPr>
-    </w:p>
-    <w:p>
-      <w:pPr>
-        <w:rPr>
-          <w:rFonts w:ascii="宋体" w:eastAsia="宋体" w:hAnsi="宋体"/>
-          <w:sz w:val="24"/>
-          <w:szCs w:val="24"/>
-        </w:rPr>
-      </w:pPr>
-    </w:p>
-    <w:p>
-      <w:pPr>
-        <w:rPr>
-          <w:rFonts w:ascii="宋体" w:eastAsia="宋体" w:hAnsi="宋体" w:hint="eastAsia"/>
-          <w:sz w:val="24"/>
-          <w:szCs w:val="24"/>
-        </w:rPr>
-      </w:pPr>
+        <w:t>_______________</w:t>
+      </w:r>
     </w:p>
     <w:p>
       <w:pPr>
@@ -502,7 +428,239 @@
         <w:snapToGrid w:val="0"/>
         <w:jc w:val="center"/>
         <w:rPr>
-          <w:rFonts w:ascii="宋体" w:eastAsia="宋体" w:hAnsi="宋体"/>
+          <w:rFonts w:ascii="宋体" w:eastAsia="宋体" w:hAnsi="宋体" w:hint="eastAsia"/>
+          <w:sz w:val="36"/>
+        </w:rPr>
+      </w:pPr>
+      <w:r>
+        <w:rPr>
+          <w:rFonts w:ascii="宋体" w:eastAsia="宋体" w:hAnsi="宋体"/>
+          <w:sz w:val="36"/>
+        </w:rPr>
+        <w:t>联系电话</w:t>
+      </w:r>
+      <w:r>
+        <w:rPr>
+          <w:rFonts w:ascii="宋体" w:eastAsia="宋体" w:hAnsi="宋体" w:hint="eastAsia"/>
+          <w:sz w:val="36"/>
+        </w:rPr>
+        <w:t>（队长）：_</w:t>
+      </w:r>
+      <w:r>
+        <w:rPr>
+          <w:rFonts w:ascii="宋体" w:eastAsia="宋体" w:hAnsi="宋体"/>
+          <w:sz w:val="36"/>
+        </w:rPr>
+        <w:t>__</w:t>
+      </w:r>
+      <w:r>
+        <w:rPr>
+          <w:rFonts w:ascii="宋体" w:eastAsia="宋体" w:hAnsi="宋体" w:hint="eastAsia"/>
+          <w:sz w:val="36"/>
+        </w:rPr>
+        <w:t>18856857376</w:t>
+      </w:r>
+      <w:r>
+        <w:rPr>
+          <w:rFonts w:ascii="宋体" w:eastAsia="宋体" w:hAnsi="宋体"/>
+          <w:sz w:val="36"/>
+        </w:rPr>
+        <w:t>__________</w:t>
+      </w:r>
+    </w:p>
+    <w:p>
+      <w:pPr>
+        <w:adjustRightInd w:val="0"/>
+        <w:snapToGrid w:val="0"/>
+        <w:rPr>
+          <w:rFonts w:ascii="宋体" w:eastAsia="宋体" w:hAnsi="宋体" w:hint="eastAsia"/>
+          <w:sz w:val="36"/>
+        </w:rPr>
+      </w:pPr>
+    </w:p>
+    <w:p>
+      <w:pPr>
+        <w:adjustRightInd w:val="0"/>
+        <w:snapToGrid w:val="0"/>
+        <w:rPr>
+          <w:rFonts w:ascii="宋体" w:eastAsia="宋体" w:hAnsi="宋体" w:hint="eastAsia"/>
+          <w:sz w:val="36"/>
+        </w:rPr>
+      </w:pPr>
+    </w:p>
+    <w:p>
+      <w:pPr>
+        <w:adjustRightInd w:val="0"/>
+        <w:snapToGrid w:val="0"/>
+        <w:rPr>
+          <w:rFonts w:ascii="宋体" w:eastAsia="宋体" w:hAnsi="宋体" w:hint="eastAsia"/>
+          <w:sz w:val="36"/>
+        </w:rPr>
+      </w:pPr>
+    </w:p>
+    <w:p>
+      <w:pPr>
+        <w:adjustRightInd w:val="0"/>
+        <w:snapToGrid w:val="0"/>
+        <w:rPr>
+          <w:rFonts w:ascii="宋体" w:eastAsia="宋体" w:hAnsi="宋体" w:hint="eastAsia"/>
+          <w:sz w:val="36"/>
+        </w:rPr>
+      </w:pPr>
+    </w:p>
+    <w:p>
+      <w:pPr>
+        <w:adjustRightInd w:val="0"/>
+        <w:snapToGrid w:val="0"/>
+        <w:rPr>
+          <w:rFonts w:ascii="宋体" w:eastAsia="宋体" w:hAnsi="宋体" w:hint="eastAsia"/>
+          <w:sz w:val="36"/>
+        </w:rPr>
+      </w:pPr>
+    </w:p>
+    <w:p>
+      <w:pPr>
+        <w:adjustRightInd w:val="0"/>
+        <w:snapToGrid w:val="0"/>
+        <w:rPr>
+          <w:rFonts w:ascii="宋体" w:eastAsia="宋体" w:hAnsi="宋体" w:hint="eastAsia"/>
+          <w:sz w:val="36"/>
+        </w:rPr>
+      </w:pPr>
+    </w:p>
+    <w:p>
+      <w:pPr>
+        <w:rPr>
+          <w:rFonts w:ascii="宋体" w:eastAsia="宋体" w:hAnsi="宋体" w:hint="eastAsia"/>
+          <w:sz w:val="24"/>
+          <w:szCs w:val="24"/>
+        </w:rPr>
+      </w:pPr>
+    </w:p>
+    <w:p>
+      <w:pPr>
+        <w:rPr>
+          <w:rFonts w:ascii="宋体" w:eastAsia="宋体" w:hAnsi="宋体" w:hint="eastAsia"/>
+          <w:sz w:val="24"/>
+          <w:szCs w:val="24"/>
+        </w:rPr>
+      </w:pPr>
+    </w:p>
+    <w:p>
+      <w:pPr>
+        <w:rPr>
+          <w:rFonts w:ascii="宋体" w:eastAsia="宋体" w:hAnsi="宋体" w:hint="eastAsia"/>
+          <w:sz w:val="24"/>
+          <w:szCs w:val="24"/>
+        </w:rPr>
+      </w:pPr>
+    </w:p>
+    <w:p>
+      <w:pPr>
+        <w:rPr>
+          <w:rFonts w:ascii="宋体" w:eastAsia="宋体" w:hAnsi="宋体" w:hint="eastAsia"/>
+          <w:sz w:val="24"/>
+          <w:szCs w:val="24"/>
+        </w:rPr>
+      </w:pPr>
+    </w:p>
+    <w:p>
+      <w:pPr>
+        <w:rPr>
+          <w:rFonts w:ascii="宋体" w:eastAsia="宋体" w:hAnsi="宋体" w:hint="eastAsia"/>
+          <w:sz w:val="24"/>
+          <w:szCs w:val="24"/>
+        </w:rPr>
+      </w:pPr>
+    </w:p>
+    <w:p>
+      <w:pPr>
+        <w:rPr>
+          <w:rFonts w:ascii="宋体" w:eastAsia="宋体" w:hAnsi="宋体" w:hint="eastAsia"/>
+          <w:sz w:val="24"/>
+          <w:szCs w:val="24"/>
+        </w:rPr>
+      </w:pPr>
+    </w:p>
+    <w:p>
+      <w:pPr>
+        <w:rPr>
+          <w:rFonts w:ascii="宋体" w:eastAsia="宋体" w:hAnsi="宋体" w:hint="eastAsia"/>
+          <w:sz w:val="24"/>
+          <w:szCs w:val="24"/>
+        </w:rPr>
+      </w:pPr>
+    </w:p>
+    <w:p>
+      <w:pPr>
+        <w:rPr>
+          <w:rFonts w:ascii="宋体" w:eastAsia="宋体" w:hAnsi="宋体" w:hint="eastAsia"/>
+          <w:sz w:val="24"/>
+          <w:szCs w:val="24"/>
+        </w:rPr>
+      </w:pPr>
+    </w:p>
+    <w:p>
+      <w:pPr>
+        <w:rPr>
+          <w:rFonts w:ascii="宋体" w:eastAsia="宋体" w:hAnsi="宋体" w:hint="eastAsia"/>
+          <w:sz w:val="24"/>
+          <w:szCs w:val="24"/>
+        </w:rPr>
+      </w:pPr>
+    </w:p>
+    <w:p>
+      <w:pPr>
+        <w:rPr>
+          <w:rFonts w:ascii="宋体" w:eastAsia="宋体" w:hAnsi="宋体" w:hint="eastAsia"/>
+          <w:sz w:val="24"/>
+          <w:szCs w:val="24"/>
+        </w:rPr>
+      </w:pPr>
+    </w:p>
+    <w:p>
+      <w:pPr>
+        <w:rPr>
+          <w:rFonts w:ascii="宋体" w:eastAsia="宋体" w:hAnsi="宋体" w:hint="eastAsia"/>
+          <w:sz w:val="24"/>
+          <w:szCs w:val="24"/>
+        </w:rPr>
+      </w:pPr>
+    </w:p>
+    <w:p>
+      <w:pPr>
+        <w:rPr>
+          <w:rFonts w:ascii="宋体" w:eastAsia="宋体" w:hAnsi="宋体" w:hint="eastAsia"/>
+          <w:sz w:val="24"/>
+          <w:szCs w:val="24"/>
+        </w:rPr>
+      </w:pPr>
+    </w:p>
+    <w:p>
+      <w:pPr>
+        <w:rPr>
+          <w:rFonts w:ascii="宋体" w:eastAsia="宋体" w:hAnsi="宋体" w:hint="eastAsia"/>
+          <w:sz w:val="24"/>
+          <w:szCs w:val="24"/>
+        </w:rPr>
+      </w:pPr>
+    </w:p>
+    <w:p>
+      <w:pPr>
+        <w:rPr>
+          <w:rFonts w:ascii="宋体" w:eastAsia="宋体" w:hAnsi="宋体" w:hint="eastAsia"/>
+          <w:sz w:val="24"/>
+          <w:szCs w:val="24"/>
+        </w:rPr>
+      </w:pPr>
+    </w:p>
+    <w:p>
+      <w:pPr>
+        <w:adjustRightInd w:val="0"/>
+        <w:snapToGrid w:val="0"/>
+        <w:jc w:val="center"/>
+        <w:rPr>
+          <w:rFonts w:ascii="宋体" w:eastAsia="宋体" w:hAnsi="宋体" w:hint="eastAsia"/>
           <w:b/>
           <w:sz w:val="40"/>
           <w:szCs w:val="44"/>
@@ -515,7 +673,6 @@
           <w:sz w:val="40"/>
           <w:szCs w:val="44"/>
         </w:rPr>
-        <w:lastRenderedPageBreak/>
         <w:t>作品说明文档</w:t>
       </w:r>
     </w:p>
@@ -525,7 +682,7 @@
         <w:snapToGrid w:val="0"/>
         <w:jc w:val="center"/>
         <w:rPr>
-          <w:rFonts w:ascii="宋体" w:eastAsia="宋体" w:hAnsi="宋体"/>
+          <w:rFonts w:ascii="宋体" w:eastAsia="宋体" w:hAnsi="宋体" w:hint="eastAsia"/>
           <w:b/>
           <w:sz w:val="40"/>
           <w:szCs w:val="44"/>
@@ -563,7 +720,7 @@
         <w:ind w:firstLineChars="0"/>
         <w:jc w:val="left"/>
         <w:rPr>
-          <w:rFonts w:ascii="宋体" w:eastAsia="宋体" w:hAnsi="宋体"/>
+          <w:rFonts w:ascii="宋体" w:eastAsia="宋体" w:hAnsi="宋体" w:hint="eastAsia"/>
           <w:sz w:val="24"/>
           <w:szCs w:val="24"/>
         </w:rPr>
@@ -588,7 +745,7 @@
         <w:ind w:firstLineChars="0"/>
         <w:jc w:val="left"/>
         <w:rPr>
-          <w:rFonts w:ascii="宋体" w:eastAsia="宋体" w:hAnsi="宋体"/>
+          <w:rFonts w:ascii="宋体" w:eastAsia="宋体" w:hAnsi="宋体" w:hint="eastAsia"/>
           <w:sz w:val="24"/>
           <w:szCs w:val="24"/>
         </w:rPr>
@@ -637,7 +794,7 @@
         <w:ind w:firstLineChars="0"/>
         <w:jc w:val="left"/>
         <w:rPr>
-          <w:rFonts w:ascii="宋体" w:eastAsia="宋体" w:hAnsi="宋体"/>
+          <w:rFonts w:ascii="宋体" w:eastAsia="宋体" w:hAnsi="宋体" w:hint="eastAsia"/>
           <w:sz w:val="24"/>
           <w:szCs w:val="24"/>
           <w:highlight w:val="yellow"/>
@@ -691,7 +848,7 @@
         <w:ind w:firstLineChars="0"/>
         <w:jc w:val="left"/>
         <w:rPr>
-          <w:rFonts w:ascii="宋体" w:eastAsia="宋体" w:hAnsi="宋体"/>
+          <w:rFonts w:ascii="宋体" w:eastAsia="宋体" w:hAnsi="宋体" w:hint="eastAsia"/>
           <w:sz w:val="24"/>
           <w:szCs w:val="24"/>
         </w:rPr>
@@ -716,7 +873,7 @@
         <w:ind w:firstLineChars="0"/>
         <w:jc w:val="left"/>
         <w:rPr>
-          <w:rFonts w:ascii="宋体" w:eastAsia="宋体" w:hAnsi="宋体"/>
+          <w:rFonts w:ascii="宋体" w:eastAsia="宋体" w:hAnsi="宋体" w:hint="eastAsia"/>
           <w:sz w:val="24"/>
           <w:szCs w:val="24"/>
           <w:highlight w:val="yellow"/>
@@ -764,7 +921,7 @@
         <w:spacing w:line="400" w:lineRule="exact"/>
         <w:jc w:val="left"/>
         <w:rPr>
-          <w:rFonts w:ascii="宋体" w:eastAsia="宋体" w:hAnsi="宋体"/>
+          <w:rFonts w:ascii="宋体" w:eastAsia="宋体" w:hAnsi="宋体" w:hint="eastAsia"/>
           <w:sz w:val="24"/>
           <w:szCs w:val="24"/>
           <w:highlight w:val="yellow"/>
@@ -776,7 +933,7 @@
         <w:spacing w:line="400" w:lineRule="exact"/>
         <w:jc w:val="left"/>
         <w:rPr>
-          <w:rFonts w:ascii="宋体" w:eastAsia="宋体" w:hAnsi="宋体"/>
+          <w:rFonts w:ascii="宋体" w:eastAsia="宋体" w:hAnsi="宋体" w:hint="eastAsia"/>
           <w:sz w:val="24"/>
           <w:szCs w:val="24"/>
           <w:highlight w:val="yellow"/>
@@ -788,7 +945,7 @@
         <w:spacing w:line="400" w:lineRule="exact"/>
         <w:jc w:val="left"/>
         <w:rPr>
-          <w:rFonts w:ascii="宋体" w:eastAsia="宋体" w:hAnsi="宋体"/>
+          <w:rFonts w:ascii="宋体" w:eastAsia="宋体" w:hAnsi="宋体" w:hint="eastAsia"/>
           <w:sz w:val="24"/>
           <w:szCs w:val="24"/>
           <w:highlight w:val="yellow"/>
@@ -800,7 +957,7 @@
         <w:spacing w:line="400" w:lineRule="exact"/>
         <w:jc w:val="left"/>
         <w:rPr>
-          <w:rFonts w:ascii="宋体" w:eastAsia="宋体" w:hAnsi="宋体"/>
+          <w:rFonts w:ascii="宋体" w:eastAsia="宋体" w:hAnsi="宋体" w:hint="eastAsia"/>
           <w:sz w:val="24"/>
           <w:szCs w:val="24"/>
           <w:highlight w:val="yellow"/>
@@ -812,7 +969,7 @@
         <w:spacing w:line="400" w:lineRule="exact"/>
         <w:jc w:val="left"/>
         <w:rPr>
-          <w:rFonts w:ascii="宋体" w:eastAsia="宋体" w:hAnsi="宋体"/>
+          <w:rFonts w:ascii="宋体" w:eastAsia="宋体" w:hAnsi="宋体" w:hint="eastAsia"/>
           <w:sz w:val="24"/>
           <w:szCs w:val="24"/>
           <w:highlight w:val="yellow"/>
@@ -824,7 +981,7 @@
         <w:spacing w:line="400" w:lineRule="exact"/>
         <w:jc w:val="left"/>
         <w:rPr>
-          <w:rFonts w:ascii="宋体" w:eastAsia="宋体" w:hAnsi="宋体"/>
+          <w:rFonts w:ascii="宋体" w:eastAsia="宋体" w:hAnsi="宋体" w:hint="eastAsia"/>
           <w:sz w:val="24"/>
           <w:szCs w:val="24"/>
           <w:highlight w:val="yellow"/>
@@ -836,7 +993,7 @@
         <w:spacing w:line="400" w:lineRule="exact"/>
         <w:jc w:val="left"/>
         <w:rPr>
-          <w:rFonts w:ascii="宋体" w:eastAsia="宋体" w:hAnsi="宋体"/>
+          <w:rFonts w:ascii="宋体" w:eastAsia="宋体" w:hAnsi="宋体" w:hint="eastAsia"/>
           <w:sz w:val="24"/>
           <w:szCs w:val="24"/>
           <w:highlight w:val="yellow"/>
@@ -848,7 +1005,7 @@
         <w:spacing w:line="400" w:lineRule="exact"/>
         <w:jc w:val="left"/>
         <w:rPr>
-          <w:rFonts w:ascii="宋体" w:eastAsia="宋体" w:hAnsi="宋体"/>
+          <w:rFonts w:ascii="宋体" w:eastAsia="宋体" w:hAnsi="宋体" w:hint="eastAsia"/>
           <w:sz w:val="24"/>
           <w:szCs w:val="24"/>
           <w:highlight w:val="yellow"/>
@@ -860,7 +1017,7 @@
         <w:spacing w:line="400" w:lineRule="exact"/>
         <w:jc w:val="left"/>
         <w:rPr>
-          <w:rFonts w:ascii="宋体" w:eastAsia="宋体" w:hAnsi="宋体"/>
+          <w:rFonts w:ascii="宋体" w:eastAsia="宋体" w:hAnsi="宋体" w:hint="eastAsia"/>
           <w:sz w:val="24"/>
           <w:szCs w:val="24"/>
           <w:highlight w:val="yellow"/>
@@ -872,7 +1029,7 @@
         <w:spacing w:line="400" w:lineRule="exact"/>
         <w:jc w:val="left"/>
         <w:rPr>
-          <w:rFonts w:ascii="宋体" w:eastAsia="宋体" w:hAnsi="宋体"/>
+          <w:rFonts w:ascii="宋体" w:eastAsia="宋体" w:hAnsi="宋体" w:hint="eastAsia"/>
           <w:sz w:val="24"/>
           <w:szCs w:val="24"/>
           <w:highlight w:val="yellow"/>
@@ -884,7 +1041,7 @@
         <w:spacing w:line="400" w:lineRule="exact"/>
         <w:jc w:val="left"/>
         <w:rPr>
-          <w:rFonts w:ascii="宋体" w:eastAsia="宋体" w:hAnsi="宋体"/>
+          <w:rFonts w:ascii="宋体" w:eastAsia="宋体" w:hAnsi="宋体" w:hint="eastAsia"/>
           <w:sz w:val="24"/>
           <w:szCs w:val="24"/>
           <w:highlight w:val="yellow"/>
@@ -896,7 +1053,7 @@
         <w:spacing w:line="400" w:lineRule="exact"/>
         <w:jc w:val="left"/>
         <w:rPr>
-          <w:rFonts w:ascii="宋体" w:eastAsia="宋体" w:hAnsi="宋体"/>
+          <w:rFonts w:ascii="宋体" w:eastAsia="宋体" w:hAnsi="宋体" w:hint="eastAsia"/>
           <w:sz w:val="24"/>
           <w:szCs w:val="24"/>
           <w:highlight w:val="yellow"/>
@@ -908,7 +1065,7 @@
         <w:spacing w:line="400" w:lineRule="exact"/>
         <w:jc w:val="left"/>
         <w:rPr>
-          <w:rFonts w:ascii="宋体" w:eastAsia="宋体" w:hAnsi="宋体"/>
+          <w:rFonts w:ascii="宋体" w:eastAsia="宋体" w:hAnsi="宋体" w:hint="eastAsia"/>
           <w:sz w:val="24"/>
           <w:szCs w:val="24"/>
           <w:highlight w:val="yellow"/>
@@ -920,7 +1077,7 @@
         <w:spacing w:line="400" w:lineRule="exact"/>
         <w:jc w:val="left"/>
         <w:rPr>
-          <w:rFonts w:ascii="宋体" w:eastAsia="宋体" w:hAnsi="宋体"/>
+          <w:rFonts w:ascii="宋体" w:eastAsia="宋体" w:hAnsi="宋体" w:hint="eastAsia"/>
           <w:sz w:val="24"/>
           <w:szCs w:val="24"/>
           <w:highlight w:val="yellow"/>
@@ -932,7 +1089,7 @@
         <w:spacing w:line="400" w:lineRule="exact"/>
         <w:jc w:val="left"/>
         <w:rPr>
-          <w:rFonts w:ascii="宋体" w:eastAsia="宋体" w:hAnsi="宋体"/>
+          <w:rFonts w:ascii="宋体" w:eastAsia="宋体" w:hAnsi="宋体" w:hint="eastAsia"/>
           <w:sz w:val="24"/>
           <w:szCs w:val="24"/>
           <w:highlight w:val="yellow"/>
@@ -944,7 +1101,7 @@
         <w:spacing w:line="400" w:lineRule="exact"/>
         <w:jc w:val="left"/>
         <w:rPr>
-          <w:rFonts w:ascii="宋体" w:eastAsia="宋体" w:hAnsi="宋体"/>
+          <w:rFonts w:ascii="宋体" w:eastAsia="宋体" w:hAnsi="宋体" w:hint="eastAsia"/>
           <w:sz w:val="24"/>
           <w:szCs w:val="24"/>
           <w:highlight w:val="yellow"/>
@@ -956,7 +1113,7 @@
         <w:spacing w:line="400" w:lineRule="exact"/>
         <w:jc w:val="left"/>
         <w:rPr>
-          <w:rFonts w:ascii="宋体" w:eastAsia="宋体" w:hAnsi="宋体"/>
+          <w:rFonts w:ascii="宋体" w:eastAsia="宋体" w:hAnsi="宋体" w:hint="eastAsia"/>
           <w:sz w:val="24"/>
           <w:szCs w:val="24"/>
           <w:highlight w:val="yellow"/>
@@ -968,7 +1125,7 @@
         <w:spacing w:line="400" w:lineRule="exact"/>
         <w:jc w:val="left"/>
         <w:rPr>
-          <w:rFonts w:ascii="宋体" w:eastAsia="宋体" w:hAnsi="宋体"/>
+          <w:rFonts w:ascii="宋体" w:eastAsia="宋体" w:hAnsi="宋体" w:hint="eastAsia"/>
           <w:sz w:val="24"/>
           <w:szCs w:val="24"/>
           <w:highlight w:val="yellow"/>
@@ -980,7 +1137,7 @@
         <w:spacing w:line="400" w:lineRule="exact"/>
         <w:jc w:val="left"/>
         <w:rPr>
-          <w:rFonts w:ascii="宋体" w:eastAsia="宋体" w:hAnsi="宋体"/>
+          <w:rFonts w:ascii="宋体" w:eastAsia="宋体" w:hAnsi="宋体" w:hint="eastAsia"/>
           <w:sz w:val="24"/>
           <w:szCs w:val="24"/>
           <w:highlight w:val="yellow"/>
@@ -992,7 +1149,7 @@
         <w:spacing w:line="400" w:lineRule="exact"/>
         <w:jc w:val="left"/>
         <w:rPr>
-          <w:rFonts w:ascii="宋体" w:eastAsia="宋体" w:hAnsi="宋体"/>
+          <w:rFonts w:ascii="宋体" w:eastAsia="宋体" w:hAnsi="宋体" w:hint="eastAsia"/>
           <w:sz w:val="24"/>
           <w:szCs w:val="24"/>
           <w:highlight w:val="yellow"/>
@@ -1004,7 +1161,7 @@
         <w:spacing w:line="400" w:lineRule="exact"/>
         <w:jc w:val="left"/>
         <w:rPr>
-          <w:rFonts w:ascii="宋体" w:eastAsia="宋体" w:hAnsi="宋体"/>
+          <w:rFonts w:ascii="宋体" w:eastAsia="宋体" w:hAnsi="宋体" w:hint="eastAsia"/>
           <w:sz w:val="24"/>
           <w:szCs w:val="24"/>
           <w:highlight w:val="yellow"/>
@@ -1016,7 +1173,7 @@
         <w:spacing w:line="400" w:lineRule="exact"/>
         <w:jc w:val="left"/>
         <w:rPr>
-          <w:rFonts w:ascii="宋体" w:eastAsia="宋体" w:hAnsi="宋体"/>
+          <w:rFonts w:ascii="宋体" w:eastAsia="宋体" w:hAnsi="宋体" w:hint="eastAsia"/>
           <w:sz w:val="24"/>
           <w:szCs w:val="24"/>
           <w:highlight w:val="yellow"/>
@@ -1028,7 +1185,7 @@
         <w:spacing w:line="400" w:lineRule="exact"/>
         <w:jc w:val="left"/>
         <w:rPr>
-          <w:rFonts w:ascii="宋体" w:eastAsia="宋体" w:hAnsi="宋体"/>
+          <w:rFonts w:ascii="宋体" w:eastAsia="宋体" w:hAnsi="宋体" w:hint="eastAsia"/>
           <w:sz w:val="24"/>
           <w:szCs w:val="24"/>
           <w:highlight w:val="yellow"/>
@@ -1040,7 +1197,7 @@
         <w:spacing w:line="400" w:lineRule="exact"/>
         <w:jc w:val="left"/>
         <w:rPr>
-          <w:rFonts w:ascii="宋体" w:eastAsia="宋体" w:hAnsi="宋体"/>
+          <w:rFonts w:ascii="宋体" w:eastAsia="宋体" w:hAnsi="宋体" w:hint="eastAsia"/>
           <w:sz w:val="24"/>
           <w:szCs w:val="24"/>
           <w:highlight w:val="yellow"/>
@@ -1052,7 +1209,7 @@
         <w:spacing w:line="400" w:lineRule="exact"/>
         <w:jc w:val="left"/>
         <w:rPr>
-          <w:rFonts w:ascii="宋体" w:eastAsia="宋体" w:hAnsi="宋体"/>
+          <w:rFonts w:ascii="宋体" w:eastAsia="宋体" w:hAnsi="宋体" w:hint="eastAsia"/>
           <w:sz w:val="24"/>
           <w:szCs w:val="24"/>
           <w:highlight w:val="yellow"/>
@@ -1076,7 +1233,7 @@
         <w:adjustRightInd w:val="0"/>
         <w:snapToGrid w:val="0"/>
         <w:rPr>
-          <w:rFonts w:ascii="宋体" w:eastAsia="宋体" w:hAnsi="宋体"/>
+          <w:rFonts w:ascii="宋体" w:eastAsia="宋体" w:hAnsi="宋体" w:hint="eastAsia"/>
           <w:sz w:val="28"/>
           <w:szCs w:val="28"/>
         </w:rPr>
@@ -1088,7 +1245,7 @@
         <w:snapToGrid w:val="0"/>
         <w:jc w:val="center"/>
         <w:rPr>
-          <w:rFonts w:ascii="宋体" w:eastAsia="宋体" w:hAnsi="宋体"/>
+          <w:rFonts w:ascii="宋体" w:eastAsia="宋体" w:hAnsi="宋体" w:hint="eastAsia"/>
           <w:b/>
           <w:sz w:val="40"/>
           <w:szCs w:val="44"/>
@@ -1119,7 +1276,7 @@
         <w:snapToGrid w:val="0"/>
         <w:jc w:val="center"/>
         <w:rPr>
-          <w:rFonts w:ascii="宋体" w:eastAsia="宋体" w:hAnsi="宋体"/>
+          <w:rFonts w:ascii="宋体" w:eastAsia="宋体" w:hAnsi="宋体" w:hint="eastAsia"/>
           <w:b/>
           <w:sz w:val="40"/>
           <w:szCs w:val="40"/>
@@ -1171,7 +1328,7 @@
               <w:spacing w:line="400" w:lineRule="exact"/>
               <w:jc w:val="center"/>
               <w:rPr>
-                <w:rFonts w:ascii="宋体" w:eastAsia="宋体" w:hAnsi="宋体"/>
+                <w:rFonts w:ascii="宋体" w:eastAsia="宋体" w:hAnsi="宋体" w:hint="eastAsia"/>
                 <w:sz w:val="24"/>
                 <w:szCs w:val="24"/>
               </w:rPr>
@@ -1197,25 +1354,66 @@
               <w:spacing w:line="400" w:lineRule="exact"/>
               <w:jc w:val="left"/>
               <w:rPr>
+                <w:rFonts w:ascii="宋体" w:eastAsia="宋体" w:hAnsi="宋体" w:hint="eastAsia"/>
+                <w:sz w:val="24"/>
+                <w:szCs w:val="24"/>
+              </w:rPr>
+            </w:pPr>
+            <w:r>
+              <w:rPr>
                 <w:rFonts w:ascii="宋体" w:eastAsia="宋体" w:hAnsi="宋体"/>
+                <w:color w:val="000000" w:themeColor="text1"/>
                 <w:sz w:val="22"/>
               </w:rPr>
-            </w:pPr>
+              <w:t>智调鸿枢</w:t>
+            </w:r>
+            <w:r>
+              <w:rPr>
+                <w:rFonts w:ascii="宋体" w:eastAsia="宋体" w:hAnsi="宋体" w:hint="eastAsia"/>
+                <w:color w:val="000000" w:themeColor="text1"/>
+                <w:sz w:val="22"/>
+              </w:rPr>
+              <w:t>：</w:t>
+            </w:r>
             <w:r>
               <w:rPr>
                 <w:rFonts w:ascii="宋体" w:eastAsia="宋体" w:hAnsi="宋体"/>
-                <w:color w:val="808080" w:themeColor="background1" w:themeShade="80"/>
+                <w:color w:val="000000" w:themeColor="text1"/>
                 <w:sz w:val="22"/>
               </w:rPr>
-              <w:t>3</w:t>
-            </w:r>
-            <w:r>
-              <w:rPr>
-                <w:rFonts w:ascii="宋体" w:eastAsia="宋体" w:hAnsi="宋体" w:hint="eastAsia"/>
-                <w:color w:val="808080" w:themeColor="background1" w:themeShade="80"/>
+              <w:t>面向鸿蒙生</w:t>
+            </w:r>
+            <w:r>
+              <w:rPr>
+                <w:rFonts w:ascii="宋体" w:eastAsia="宋体" w:hAnsi="宋体" w:hint="eastAsia"/>
+                <w:color w:val="000000" w:themeColor="text1"/>
                 <w:sz w:val="22"/>
               </w:rPr>
-              <w:t>0个字符以内，中英文皆可</w:t>
+              <w:t>态</w:t>
+            </w:r>
+            <w:r>
+              <w:rPr>
+                <w:rFonts w:ascii="宋体" w:eastAsia="宋体" w:hAnsi="宋体"/>
+                <w:color w:val="000000" w:themeColor="text1"/>
+                <w:sz w:val="22"/>
+              </w:rPr>
+              <w:t>的AI</w:t>
+            </w:r>
+            <w:r>
+              <w:rPr>
+                <w:rFonts w:ascii="宋体" w:eastAsia="宋体" w:hAnsi="宋体" w:hint="eastAsia"/>
+                <w:color w:val="000000" w:themeColor="text1"/>
+                <w:sz w:val="22"/>
+              </w:rPr>
+              <w:t>端侧</w:t>
+            </w:r>
+            <w:r>
+              <w:rPr>
+                <w:rFonts w:ascii="宋体" w:eastAsia="宋体" w:hAnsi="宋体"/>
+                <w:color w:val="000000" w:themeColor="text1"/>
+                <w:sz w:val="22"/>
+              </w:rPr>
+              <w:t>感知调度中间件</w:t>
             </w:r>
           </w:p>
         </w:tc>
@@ -1234,7 +1432,7 @@
               <w:spacing w:line="400" w:lineRule="exact"/>
               <w:jc w:val="center"/>
               <w:rPr>
-                <w:rFonts w:ascii="宋体" w:eastAsia="宋体" w:hAnsi="宋体"/>
+                <w:rFonts w:ascii="宋体" w:eastAsia="宋体" w:hAnsi="宋体" w:hint="eastAsia"/>
                 <w:sz w:val="24"/>
                 <w:szCs w:val="24"/>
               </w:rPr>
@@ -1260,7 +1458,7 @@
               <w:spacing w:line="400" w:lineRule="exact"/>
               <w:jc w:val="left"/>
               <w:rPr>
-                <w:rFonts w:ascii="宋体" w:eastAsia="宋体" w:hAnsi="宋体"/>
+                <w:rFonts w:ascii="宋体" w:eastAsia="宋体" w:hAnsi="宋体" w:hint="eastAsia"/>
                 <w:color w:val="808080" w:themeColor="background1" w:themeShade="80"/>
                 <w:sz w:val="22"/>
               </w:rPr>
@@ -1268,10 +1466,10 @@
             <w:r>
               <w:rPr>
                 <w:rFonts w:ascii="宋体" w:eastAsia="宋体" w:hAnsi="宋体" w:hint="eastAsia"/>
-                <w:color w:val="808080" w:themeColor="background1" w:themeShade="80"/>
+                <w:color w:val="000000" w:themeColor="text1"/>
                 <w:sz w:val="22"/>
               </w:rPr>
-              <w:t>10个字符以内，中英文皆可，请勿使用标点符号</w:t>
+              <w:t>微软大战代码</w:t>
             </w:r>
           </w:p>
         </w:tc>
@@ -1290,7 +1488,7 @@
               <w:spacing w:line="400" w:lineRule="exact"/>
               <w:jc w:val="center"/>
               <w:rPr>
-                <w:rFonts w:ascii="宋体" w:eastAsia="宋体" w:hAnsi="宋体"/>
+                <w:rFonts w:ascii="宋体" w:eastAsia="宋体" w:hAnsi="宋体" w:hint="eastAsia"/>
                 <w:sz w:val="24"/>
                 <w:szCs w:val="24"/>
               </w:rPr>
@@ -1316,17 +1514,17 @@
               <w:spacing w:line="400" w:lineRule="exact"/>
               <w:jc w:val="left"/>
               <w:rPr>
-                <w:rFonts w:ascii="宋体" w:eastAsia="宋体" w:hAnsi="宋体"/>
+                <w:rFonts w:ascii="宋体" w:eastAsia="宋体" w:hAnsi="宋体" w:hint="eastAsia"/>
                 <w:sz w:val="22"/>
               </w:rPr>
             </w:pPr>
             <w:r>
               <w:rPr>
                 <w:rFonts w:ascii="宋体" w:eastAsia="宋体" w:hAnsi="宋体" w:hint="eastAsia"/>
-                <w:color w:val="808080" w:themeColor="background1" w:themeShade="80"/>
+                <w:color w:val="000000" w:themeColor="text1"/>
                 <w:sz w:val="22"/>
               </w:rPr>
-              <w:t>示例：南京大学（以队长学校为准）</w:t>
+              <w:t>同济大学</w:t>
             </w:r>
           </w:p>
         </w:tc>
@@ -1345,7 +1543,7 @@
               <w:spacing w:line="400" w:lineRule="exact"/>
               <w:jc w:val="center"/>
               <w:rPr>
-                <w:rFonts w:ascii="宋体" w:eastAsia="宋体" w:hAnsi="宋体"/>
+                <w:rFonts w:ascii="宋体" w:eastAsia="宋体" w:hAnsi="宋体" w:hint="eastAsia"/>
                 <w:sz w:val="24"/>
                 <w:szCs w:val="24"/>
               </w:rPr>
@@ -1364,7 +1562,7 @@
               <w:spacing w:line="400" w:lineRule="exact"/>
               <w:jc w:val="center"/>
               <w:rPr>
-                <w:rFonts w:ascii="宋体" w:eastAsia="宋体" w:hAnsi="宋体"/>
+                <w:rFonts w:ascii="宋体" w:eastAsia="宋体" w:hAnsi="宋体" w:hint="eastAsia"/>
                 <w:sz w:val="24"/>
                 <w:szCs w:val="24"/>
               </w:rPr>
@@ -1390,50 +1588,66 @@
               <w:spacing w:line="400" w:lineRule="exact"/>
               <w:jc w:val="left"/>
               <w:rPr>
+                <w:rFonts w:ascii="宋体" w:eastAsia="宋体" w:hAnsi="宋体" w:hint="eastAsia"/>
+                <w:color w:val="000000" w:themeColor="text1"/>
+                <w:sz w:val="22"/>
+              </w:rPr>
+            </w:pPr>
+            <w:r>
+              <w:rPr>
+                <w:rFonts w:ascii="宋体" w:eastAsia="宋体" w:hAnsi="宋体" w:hint="eastAsia"/>
+                <w:color w:val="000000" w:themeColor="text1"/>
+                <w:sz w:val="22"/>
+              </w:rPr>
+              <w:t>（）应用创新 （）</w:t>
+            </w:r>
+            <w:r>
+              <w:rPr>
                 <w:rFonts w:ascii="宋体" w:eastAsia="宋体" w:hAnsi="宋体"/>
-                <w:color w:val="808080" w:themeColor="background1" w:themeShade="80"/>
+                <w:color w:val="000000" w:themeColor="text1"/>
                 <w:sz w:val="22"/>
               </w:rPr>
-            </w:pPr>
-            <w:r>
-              <w:rPr>
-                <w:rFonts w:ascii="宋体" w:eastAsia="宋体" w:hAnsi="宋体" w:hint="eastAsia"/>
-                <w:color w:val="808080" w:themeColor="background1" w:themeShade="80"/>
+              <w:t>Agent</w:t>
+            </w:r>
+            <w:r>
+              <w:rPr>
+                <w:rFonts w:ascii="宋体" w:eastAsia="宋体" w:hAnsi="宋体" w:hint="eastAsia"/>
+                <w:color w:val="000000" w:themeColor="text1"/>
                 <w:sz w:val="22"/>
               </w:rPr>
-              <w:t>（）应用创新 （）</w:t>
+              <w:t xml:space="preserve">创新 </w:t>
             </w:r>
             <w:r>
               <w:rPr>
                 <w:rFonts w:ascii="宋体" w:eastAsia="宋体" w:hAnsi="宋体"/>
-                <w:color w:val="808080" w:themeColor="background1" w:themeShade="80"/>
+                <w:color w:val="000000" w:themeColor="text1"/>
                 <w:sz w:val="22"/>
               </w:rPr>
-              <w:t>Agent</w:t>
-            </w:r>
-            <w:r>
-              <w:rPr>
-                <w:rFonts w:ascii="宋体" w:eastAsia="宋体" w:hAnsi="宋体" w:hint="eastAsia"/>
-                <w:color w:val="808080" w:themeColor="background1" w:themeShade="80"/>
+              <w:t xml:space="preserve"> </w:t>
+            </w:r>
+            <w:r>
+              <w:rPr>
+                <w:rFonts w:ascii="宋体" w:eastAsia="宋体" w:hAnsi="宋体" w:hint="eastAsia"/>
+                <w:color w:val="000000" w:themeColor="text1"/>
                 <w:sz w:val="22"/>
               </w:rPr>
-              <w:t xml:space="preserve">创新 </w:t>
-            </w:r>
-            <w:r>
-              <w:rPr>
-                <w:rFonts w:ascii="宋体" w:eastAsia="宋体" w:hAnsi="宋体"/>
-                <w:color w:val="808080" w:themeColor="background1" w:themeShade="80"/>
+              <w:t>（）用户体验创新 （</w:t>
+            </w:r>
+            <w:r>
+              <w:rPr>
+                <w:rFonts w:ascii="宋体" w:eastAsia="宋体" w:hAnsi="宋体" w:hint="eastAsia"/>
+                <w:color w:val="000000" w:themeColor="text1"/>
                 <w:sz w:val="22"/>
               </w:rPr>
-              <w:t xml:space="preserve"> </w:t>
-            </w:r>
-            <w:r>
-              <w:rPr>
-                <w:rFonts w:ascii="宋体" w:eastAsia="宋体" w:hAnsi="宋体" w:hint="eastAsia"/>
-                <w:color w:val="808080" w:themeColor="background1" w:themeShade="80"/>
+              <w:t>√</w:t>
+            </w:r>
+            <w:r>
+              <w:rPr>
+                <w:rFonts w:ascii="宋体" w:eastAsia="宋体" w:hAnsi="宋体" w:hint="eastAsia"/>
+                <w:color w:val="000000" w:themeColor="text1"/>
                 <w:sz w:val="22"/>
               </w:rPr>
-              <w:t>（）用户体验创新 （）操作系统智能创新</w:t>
+              <w:t>）操作系统智能创新</w:t>
             </w:r>
           </w:p>
           <w:p>
@@ -1441,19 +1655,11 @@
               <w:spacing w:line="400" w:lineRule="exact"/>
               <w:jc w:val="left"/>
               <w:rPr>
-                <w:rFonts w:ascii="宋体" w:eastAsia="宋体" w:hAnsi="宋体"/>
+                <w:rFonts w:ascii="宋体" w:eastAsia="宋体" w:hAnsi="宋体" w:hint="eastAsia"/>
                 <w:color w:val="808080" w:themeColor="background1" w:themeShade="80"/>
                 <w:sz w:val="22"/>
               </w:rPr>
             </w:pPr>
-            <w:r>
-              <w:rPr>
-                <w:rFonts w:ascii="宋体" w:eastAsia="宋体" w:hAnsi="宋体" w:hint="eastAsia"/>
-                <w:color w:val="808080" w:themeColor="background1" w:themeShade="80"/>
-                <w:sz w:val="22"/>
-              </w:rPr>
-              <w:t>*请在所选赛题方向括号内打钩，示例：（√）应用创新</w:t>
-            </w:r>
           </w:p>
         </w:tc>
       </w:tr>
@@ -1472,7 +1678,7 @@
               <w:spacing w:line="400" w:lineRule="exact"/>
               <w:jc w:val="center"/>
               <w:rPr>
-                <w:rFonts w:ascii="宋体" w:eastAsia="宋体" w:hAnsi="宋体"/>
+                <w:rFonts w:ascii="宋体" w:eastAsia="宋体" w:hAnsi="宋体" w:hint="eastAsia"/>
                 <w:sz w:val="24"/>
                 <w:szCs w:val="24"/>
               </w:rPr>
@@ -1510,7 +1716,7 @@
               <w:spacing w:line="400" w:lineRule="exact"/>
               <w:jc w:val="center"/>
               <w:rPr>
-                <w:rFonts w:ascii="宋体" w:eastAsia="宋体" w:hAnsi="宋体"/>
+                <w:rFonts w:ascii="宋体" w:eastAsia="宋体" w:hAnsi="宋体" w:hint="eastAsia"/>
                 <w:sz w:val="24"/>
                 <w:szCs w:val="24"/>
               </w:rPr>
@@ -1534,7 +1740,7 @@
               <w:spacing w:line="400" w:lineRule="exact"/>
               <w:jc w:val="center"/>
               <w:rPr>
-                <w:rFonts w:ascii="宋体" w:eastAsia="宋体" w:hAnsi="宋体"/>
+                <w:rFonts w:ascii="宋体" w:eastAsia="宋体" w:hAnsi="宋体" w:hint="eastAsia"/>
                 <w:sz w:val="24"/>
                 <w:szCs w:val="24"/>
               </w:rPr>
@@ -1559,7 +1765,7 @@
               <w:spacing w:line="400" w:lineRule="exact"/>
               <w:jc w:val="center"/>
               <w:rPr>
-                <w:rFonts w:ascii="宋体" w:eastAsia="宋体" w:hAnsi="宋体"/>
+                <w:rFonts w:ascii="宋体" w:eastAsia="宋体" w:hAnsi="宋体" w:hint="eastAsia"/>
                 <w:sz w:val="24"/>
                 <w:szCs w:val="24"/>
               </w:rPr>
@@ -1585,7 +1791,7 @@
               <w:spacing w:line="400" w:lineRule="exact"/>
               <w:jc w:val="center"/>
               <w:rPr>
-                <w:rFonts w:ascii="宋体" w:eastAsia="宋体" w:hAnsi="宋体"/>
+                <w:rFonts w:ascii="宋体" w:eastAsia="宋体" w:hAnsi="宋体" w:hint="eastAsia"/>
                 <w:sz w:val="24"/>
                 <w:szCs w:val="24"/>
               </w:rPr>
@@ -1610,7 +1816,7 @@
               <w:spacing w:line="400" w:lineRule="exact"/>
               <w:jc w:val="center"/>
               <w:rPr>
-                <w:rFonts w:ascii="宋体" w:eastAsia="宋体" w:hAnsi="宋体"/>
+                <w:rFonts w:ascii="宋体" w:eastAsia="宋体" w:hAnsi="宋体" w:hint="eastAsia"/>
                 <w:sz w:val="24"/>
                 <w:szCs w:val="24"/>
               </w:rPr>
@@ -1638,7 +1844,7 @@
               <w:spacing w:line="400" w:lineRule="exact"/>
               <w:jc w:val="center"/>
               <w:rPr>
-                <w:rFonts w:ascii="宋体" w:eastAsia="宋体" w:hAnsi="宋体"/>
+                <w:rFonts w:ascii="宋体" w:eastAsia="宋体" w:hAnsi="宋体" w:hint="eastAsia"/>
                 <w:sz w:val="24"/>
                 <w:szCs w:val="24"/>
               </w:rPr>
@@ -1666,7 +1872,7 @@
               <w:spacing w:line="400" w:lineRule="exact"/>
               <w:jc w:val="center"/>
               <w:rPr>
-                <w:rFonts w:ascii="宋体" w:eastAsia="宋体" w:hAnsi="宋体"/>
+                <w:rFonts w:ascii="宋体" w:eastAsia="宋体" w:hAnsi="宋体" w:hint="eastAsia"/>
                 <w:sz w:val="24"/>
                 <w:szCs w:val="24"/>
               </w:rPr>
@@ -1693,7 +1899,7 @@
               <w:spacing w:line="400" w:lineRule="exact"/>
               <w:jc w:val="center"/>
               <w:rPr>
-                <w:rFonts w:ascii="宋体" w:eastAsia="宋体" w:hAnsi="宋体"/>
+                <w:rFonts w:ascii="宋体" w:eastAsia="宋体" w:hAnsi="宋体" w:hint="eastAsia"/>
                 <w:sz w:val="24"/>
                 <w:szCs w:val="24"/>
               </w:rPr>
@@ -1720,7 +1926,7 @@
               <w:spacing w:line="400" w:lineRule="exact"/>
               <w:jc w:val="center"/>
               <w:rPr>
-                <w:rFonts w:ascii="宋体" w:eastAsia="宋体" w:hAnsi="宋体"/>
+                <w:rFonts w:ascii="宋体" w:eastAsia="宋体" w:hAnsi="宋体" w:hint="eastAsia"/>
                 <w:sz w:val="24"/>
                 <w:szCs w:val="24"/>
               </w:rPr>
@@ -1750,8 +1956,8 @@
               <w:spacing w:line="400" w:lineRule="exact"/>
               <w:jc w:val="center"/>
               <w:rPr>
-                <w:rFonts w:ascii="宋体" w:eastAsia="宋体" w:hAnsi="宋体"/>
-                <w:color w:val="808080" w:themeColor="background1" w:themeShade="80"/>
+                <w:rFonts w:ascii="宋体" w:eastAsia="宋体" w:hAnsi="宋体" w:hint="eastAsia"/>
+                <w:color w:val="000000" w:themeColor="text1"/>
                 <w:sz w:val="20"/>
                 <w:szCs w:val="20"/>
               </w:rPr>
@@ -1759,11 +1965,11 @@
             <w:r>
               <w:rPr>
                 <w:rFonts w:ascii="宋体" w:eastAsia="宋体" w:hAnsi="宋体" w:hint="eastAsia"/>
-                <w:color w:val="808080" w:themeColor="background1" w:themeShade="80"/>
+                <w:color w:val="000000" w:themeColor="text1"/>
                 <w:sz w:val="20"/>
                 <w:szCs w:val="20"/>
               </w:rPr>
-              <w:t>王**</w:t>
+              <w:t>方鹭洋</w:t>
             </w:r>
           </w:p>
         </w:tc>
@@ -1776,8 +1982,8 @@
               <w:spacing w:line="400" w:lineRule="exact"/>
               <w:jc w:val="center"/>
               <w:rPr>
-                <w:rFonts w:ascii="宋体" w:eastAsia="宋体" w:hAnsi="宋体"/>
-                <w:color w:val="808080" w:themeColor="background1" w:themeShade="80"/>
+                <w:rFonts w:ascii="宋体" w:eastAsia="宋体" w:hAnsi="宋体" w:hint="eastAsia"/>
+                <w:color w:val="000000" w:themeColor="text1"/>
                 <w:sz w:val="20"/>
                 <w:szCs w:val="20"/>
               </w:rPr>
@@ -1785,11 +1991,11 @@
             <w:r>
               <w:rPr>
                 <w:rFonts w:ascii="宋体" w:eastAsia="宋体" w:hAnsi="宋体" w:hint="eastAsia"/>
-                <w:color w:val="808080" w:themeColor="background1" w:themeShade="80"/>
+                <w:color w:val="000000" w:themeColor="text1"/>
                 <w:sz w:val="20"/>
                 <w:szCs w:val="20"/>
               </w:rPr>
-              <w:t>南京大学</w:t>
+              <w:t>同济大学</w:t>
             </w:r>
           </w:p>
         </w:tc>
@@ -1803,8 +2009,8 @@
               <w:spacing w:line="400" w:lineRule="exact"/>
               <w:jc w:val="center"/>
               <w:rPr>
-                <w:rFonts w:ascii="宋体" w:eastAsia="宋体" w:hAnsi="宋体"/>
-                <w:color w:val="808080" w:themeColor="background1" w:themeShade="80"/>
+                <w:rFonts w:ascii="宋体" w:eastAsia="宋体" w:hAnsi="宋体" w:hint="eastAsia"/>
+                <w:color w:val="000000" w:themeColor="text1"/>
                 <w:sz w:val="20"/>
                 <w:szCs w:val="20"/>
               </w:rPr>
@@ -1812,11 +2018,11 @@
             <w:r>
               <w:rPr>
                 <w:rFonts w:ascii="宋体" w:eastAsia="宋体" w:hAnsi="宋体" w:hint="eastAsia"/>
-                <w:color w:val="808080" w:themeColor="background1" w:themeShade="80"/>
+                <w:color w:val="000000" w:themeColor="text1"/>
                 <w:sz w:val="20"/>
                 <w:szCs w:val="20"/>
               </w:rPr>
-              <w:t>信息科学技术学院</w:t>
+              <w:t>计算机学院</w:t>
             </w:r>
           </w:p>
         </w:tc>
@@ -1831,8 +2037,8 @@
               <w:spacing w:line="400" w:lineRule="exact"/>
               <w:jc w:val="center"/>
               <w:rPr>
-                <w:rFonts w:ascii="宋体" w:eastAsia="宋体" w:hAnsi="宋体"/>
-                <w:color w:val="808080" w:themeColor="background1" w:themeShade="80"/>
+                <w:rFonts w:ascii="宋体" w:eastAsia="宋体" w:hAnsi="宋体" w:hint="eastAsia"/>
+                <w:color w:val="000000" w:themeColor="text1"/>
                 <w:sz w:val="20"/>
                 <w:szCs w:val="20"/>
               </w:rPr>
@@ -1840,11 +2046,11 @@
             <w:r>
               <w:rPr>
                 <w:rFonts w:ascii="宋体" w:eastAsia="宋体" w:hAnsi="宋体" w:hint="eastAsia"/>
-                <w:color w:val="808080" w:themeColor="background1" w:themeShade="80"/>
+                <w:color w:val="000000" w:themeColor="text1"/>
                 <w:sz w:val="20"/>
                 <w:szCs w:val="20"/>
               </w:rPr>
-              <w:t>计算机应用技术</w:t>
+              <w:t>软件工程</w:t>
             </w:r>
           </w:p>
         </w:tc>
@@ -1858,31 +2064,20 @@
               <w:spacing w:line="400" w:lineRule="exact"/>
               <w:jc w:val="center"/>
               <w:rPr>
-                <w:rFonts w:ascii="宋体" w:eastAsia="宋体" w:hAnsi="宋体"/>
-                <w:color w:val="808080" w:themeColor="background1" w:themeShade="80"/>
+                <w:rFonts w:ascii="宋体" w:eastAsia="宋体" w:hAnsi="宋体" w:hint="eastAsia"/>
+                <w:color w:val="000000" w:themeColor="text1"/>
                 <w:sz w:val="20"/>
                 <w:szCs w:val="20"/>
               </w:rPr>
             </w:pPr>
-            <w:proofErr w:type="gramStart"/>
-            <w:r>
-              <w:rPr>
-                <w:rFonts w:ascii="宋体" w:eastAsia="宋体" w:hAnsi="宋体" w:hint="eastAsia"/>
-                <w:color w:val="808080" w:themeColor="background1" w:themeShade="80"/>
+            <w:r>
+              <w:rPr>
+                <w:rFonts w:ascii="宋体" w:eastAsia="宋体" w:hAnsi="宋体" w:hint="eastAsia"/>
+                <w:color w:val="000000" w:themeColor="text1"/>
                 <w:sz w:val="20"/>
                 <w:szCs w:val="20"/>
               </w:rPr>
-              <w:t>研</w:t>
-            </w:r>
-            <w:proofErr w:type="gramEnd"/>
-            <w:r>
-              <w:rPr>
-                <w:rFonts w:ascii="宋体" w:eastAsia="宋体" w:hAnsi="宋体" w:hint="eastAsia"/>
-                <w:color w:val="808080" w:themeColor="background1" w:themeShade="80"/>
-                <w:sz w:val="20"/>
-                <w:szCs w:val="20"/>
-              </w:rPr>
-              <w:t>二</w:t>
+              <w:t>大三</w:t>
             </w:r>
           </w:p>
         </w:tc>
@@ -1899,8 +2094,8 @@
               <w:spacing w:line="400" w:lineRule="exact"/>
               <w:jc w:val="center"/>
               <w:rPr>
-                <w:rFonts w:ascii="宋体" w:eastAsia="宋体" w:hAnsi="宋体"/>
-                <w:color w:val="808080" w:themeColor="background1" w:themeShade="80"/>
+                <w:rFonts w:ascii="宋体" w:eastAsia="宋体" w:hAnsi="宋体" w:hint="eastAsia"/>
+                <w:color w:val="000000" w:themeColor="text1"/>
                 <w:sz w:val="20"/>
                 <w:szCs w:val="20"/>
               </w:rPr>
@@ -1908,11 +2103,11 @@
             <w:r>
               <w:rPr>
                 <w:rFonts w:ascii="宋体" w:eastAsia="宋体" w:hAnsi="宋体" w:hint="eastAsia"/>
-                <w:color w:val="808080" w:themeColor="background1" w:themeShade="80"/>
+                <w:color w:val="000000" w:themeColor="text1"/>
                 <w:sz w:val="20"/>
                 <w:szCs w:val="20"/>
               </w:rPr>
-              <w:t>2021.6</w:t>
+              <w:t>2028.6</w:t>
             </w:r>
           </w:p>
         </w:tc>
@@ -1929,8 +2124,8 @@
               <w:spacing w:line="400" w:lineRule="exact"/>
               <w:jc w:val="center"/>
               <w:rPr>
-                <w:rFonts w:ascii="宋体" w:eastAsia="宋体" w:hAnsi="宋体"/>
-                <w:color w:val="808080" w:themeColor="background1" w:themeShade="80"/>
+                <w:rFonts w:ascii="宋体" w:eastAsia="宋体" w:hAnsi="宋体" w:hint="eastAsia"/>
+                <w:color w:val="000000" w:themeColor="text1"/>
                 <w:sz w:val="20"/>
                 <w:szCs w:val="20"/>
               </w:rPr>
@@ -1938,20 +2133,11 @@
             <w:r>
               <w:rPr>
                 <w:rFonts w:ascii="宋体" w:eastAsia="宋体" w:hAnsi="宋体" w:hint="eastAsia"/>
-                <w:color w:val="808080" w:themeColor="background1" w:themeShade="80"/>
+                <w:color w:val="000000" w:themeColor="text1"/>
                 <w:sz w:val="20"/>
                 <w:szCs w:val="20"/>
               </w:rPr>
-              <w:t>138</w:t>
-            </w:r>
-            <w:r>
-              <w:rPr>
-                <w:rFonts w:ascii="宋体" w:eastAsia="宋体" w:hAnsi="宋体"/>
-                <w:color w:val="808080" w:themeColor="background1" w:themeShade="80"/>
-                <w:sz w:val="20"/>
-                <w:szCs w:val="20"/>
-              </w:rPr>
-              <w:t>****</w:t>
+              <w:t>18856857376</w:t>
             </w:r>
           </w:p>
         </w:tc>
@@ -1967,8 +2153,8 @@
               <w:spacing w:line="400" w:lineRule="exact"/>
               <w:jc w:val="center"/>
               <w:rPr>
-                <w:rFonts w:ascii="宋体" w:eastAsia="宋体" w:hAnsi="宋体"/>
-                <w:color w:val="808080" w:themeColor="background1" w:themeShade="80"/>
+                <w:rFonts w:ascii="宋体" w:eastAsia="宋体" w:hAnsi="宋体" w:hint="eastAsia"/>
+                <w:color w:val="000000" w:themeColor="text1"/>
                 <w:sz w:val="20"/>
                 <w:szCs w:val="20"/>
               </w:rPr>
@@ -1976,38 +2162,11 @@
             <w:r>
               <w:rPr>
                 <w:rFonts w:ascii="宋体" w:eastAsia="宋体" w:hAnsi="宋体" w:hint="eastAsia"/>
-                <w:color w:val="808080" w:themeColor="background1" w:themeShade="80"/>
+                <w:color w:val="000000" w:themeColor="text1"/>
                 <w:sz w:val="20"/>
                 <w:szCs w:val="20"/>
               </w:rPr>
-              <w:t>32</w:t>
-            </w:r>
-            <w:r>
-              <w:rPr>
-                <w:rFonts w:ascii="宋体" w:eastAsia="宋体" w:hAnsi="宋体"/>
-                <w:color w:val="808080" w:themeColor="background1" w:themeShade="80"/>
-                <w:sz w:val="20"/>
-                <w:szCs w:val="20"/>
-              </w:rPr>
-              <w:t>***@</w:t>
-            </w:r>
-            <w:r>
-              <w:rPr>
-                <w:rFonts w:ascii="宋体" w:eastAsia="宋体" w:hAnsi="宋体" w:hint="eastAsia"/>
-                <w:color w:val="808080" w:themeColor="background1" w:themeShade="80"/>
-                <w:sz w:val="20"/>
-                <w:szCs w:val="20"/>
-              </w:rPr>
-              <w:t>qq</w:t>
-            </w:r>
-            <w:r>
-              <w:rPr>
-                <w:rFonts w:ascii="宋体" w:eastAsia="宋体" w:hAnsi="宋体"/>
-                <w:color w:val="808080" w:themeColor="background1" w:themeShade="80"/>
-                <w:sz w:val="20"/>
-                <w:szCs w:val="20"/>
-              </w:rPr>
-              <w:t>.com</w:t>
+              <w:t>2454329@tongji.edu.cn</w:t>
             </w:r>
           </w:p>
         </w:tc>
@@ -2023,8 +2182,8 @@
               <w:spacing w:line="400" w:lineRule="exact"/>
               <w:jc w:val="center"/>
               <w:rPr>
-                <w:rFonts w:ascii="宋体" w:eastAsia="宋体" w:hAnsi="宋体"/>
-                <w:color w:val="808080" w:themeColor="background1" w:themeShade="80"/>
+                <w:rFonts w:ascii="宋体" w:eastAsia="宋体" w:hAnsi="宋体" w:hint="eastAsia"/>
+                <w:color w:val="000000" w:themeColor="text1"/>
                 <w:sz w:val="20"/>
                 <w:szCs w:val="20"/>
               </w:rPr>
@@ -2032,7 +2191,7 @@
             <w:r>
               <w:rPr>
                 <w:rFonts w:ascii="宋体" w:eastAsia="宋体" w:hAnsi="宋体" w:hint="eastAsia"/>
-                <w:color w:val="808080" w:themeColor="background1" w:themeShade="80"/>
+                <w:color w:val="000000" w:themeColor="text1"/>
                 <w:sz w:val="20"/>
                 <w:szCs w:val="20"/>
               </w:rPr>
@@ -2055,8 +2214,8 @@
               <w:spacing w:line="400" w:lineRule="exact"/>
               <w:jc w:val="center"/>
               <w:rPr>
-                <w:rFonts w:ascii="宋体" w:eastAsia="宋体" w:hAnsi="宋体"/>
-                <w:color w:val="808080" w:themeColor="background1" w:themeShade="80"/>
+                <w:rFonts w:ascii="宋体" w:eastAsia="宋体" w:hAnsi="宋体" w:hint="eastAsia"/>
+                <w:color w:val="000000" w:themeColor="text1"/>
                 <w:sz w:val="20"/>
                 <w:szCs w:val="20"/>
               </w:rPr>
@@ -2064,11 +2223,20 @@
             <w:r>
               <w:rPr>
                 <w:rFonts w:ascii="宋体" w:eastAsia="宋体" w:hAnsi="宋体" w:hint="eastAsia"/>
-                <w:color w:val="808080" w:themeColor="background1" w:themeShade="80"/>
+                <w:color w:val="000000" w:themeColor="text1"/>
                 <w:sz w:val="20"/>
                 <w:szCs w:val="20"/>
               </w:rPr>
-              <w:t>李**</w:t>
+              <w:t>李</w:t>
+            </w:r>
+            <w:r>
+              <w:rPr>
+                <w:rFonts w:ascii="宋体" w:eastAsia="宋体" w:hAnsi="宋体" w:hint="eastAsia"/>
+                <w:color w:val="000000" w:themeColor="text1"/>
+                <w:sz w:val="20"/>
+                <w:szCs w:val="20"/>
+              </w:rPr>
+              <w:t>一芃</w:t>
             </w:r>
           </w:p>
         </w:tc>
@@ -2081,8 +2249,8 @@
               <w:spacing w:line="400" w:lineRule="exact"/>
               <w:jc w:val="center"/>
               <w:rPr>
-                <w:rFonts w:ascii="宋体" w:eastAsia="宋体" w:hAnsi="宋体"/>
-                <w:color w:val="808080" w:themeColor="background1" w:themeShade="80"/>
+                <w:rFonts w:ascii="宋体" w:eastAsia="宋体" w:hAnsi="宋体" w:hint="eastAsia"/>
+                <w:color w:val="000000" w:themeColor="text1"/>
                 <w:sz w:val="20"/>
                 <w:szCs w:val="20"/>
               </w:rPr>
@@ -2090,11 +2258,11 @@
             <w:r>
               <w:rPr>
                 <w:rFonts w:ascii="宋体" w:eastAsia="宋体" w:hAnsi="宋体" w:hint="eastAsia"/>
-                <w:color w:val="808080" w:themeColor="background1" w:themeShade="80"/>
+                <w:color w:val="000000" w:themeColor="text1"/>
                 <w:sz w:val="20"/>
                 <w:szCs w:val="20"/>
               </w:rPr>
-              <w:t>南京师范大学</w:t>
+              <w:t>同济大学</w:t>
             </w:r>
           </w:p>
         </w:tc>
@@ -2108,8 +2276,8 @@
               <w:spacing w:line="400" w:lineRule="exact"/>
               <w:jc w:val="center"/>
               <w:rPr>
-                <w:rFonts w:ascii="宋体" w:eastAsia="宋体" w:hAnsi="宋体"/>
-                <w:color w:val="808080" w:themeColor="background1" w:themeShade="80"/>
+                <w:rFonts w:ascii="宋体" w:eastAsia="宋体" w:hAnsi="宋体" w:hint="eastAsia"/>
+                <w:color w:val="000000" w:themeColor="text1"/>
                 <w:sz w:val="20"/>
                 <w:szCs w:val="20"/>
               </w:rPr>
@@ -2117,11 +2285,11 @@
             <w:r>
               <w:rPr>
                 <w:rFonts w:ascii="宋体" w:eastAsia="宋体" w:hAnsi="宋体" w:hint="eastAsia"/>
-                <w:color w:val="808080" w:themeColor="background1" w:themeShade="80"/>
+                <w:color w:val="000000" w:themeColor="text1"/>
                 <w:sz w:val="20"/>
                 <w:szCs w:val="20"/>
               </w:rPr>
-              <w:t>新闻与传播学院</w:t>
+              <w:t>计算机学院</w:t>
             </w:r>
           </w:p>
         </w:tc>
@@ -2136,8 +2304,8 @@
               <w:spacing w:line="400" w:lineRule="exact"/>
               <w:jc w:val="center"/>
               <w:rPr>
-                <w:rFonts w:ascii="宋体" w:eastAsia="宋体" w:hAnsi="宋体"/>
-                <w:color w:val="808080" w:themeColor="background1" w:themeShade="80"/>
+                <w:rFonts w:ascii="宋体" w:eastAsia="宋体" w:hAnsi="宋体" w:hint="eastAsia"/>
+                <w:color w:val="000000" w:themeColor="text1"/>
                 <w:sz w:val="20"/>
                 <w:szCs w:val="20"/>
               </w:rPr>
@@ -2145,11 +2313,11 @@
             <w:r>
               <w:rPr>
                 <w:rFonts w:ascii="宋体" w:eastAsia="宋体" w:hAnsi="宋体" w:hint="eastAsia"/>
-                <w:color w:val="808080" w:themeColor="background1" w:themeShade="80"/>
+                <w:color w:val="000000" w:themeColor="text1"/>
                 <w:sz w:val="20"/>
                 <w:szCs w:val="20"/>
               </w:rPr>
-              <w:t>新闻学</w:t>
+              <w:t>软件工程</w:t>
             </w:r>
           </w:p>
         </w:tc>
@@ -2163,8 +2331,8 @@
               <w:spacing w:line="400" w:lineRule="exact"/>
               <w:jc w:val="center"/>
               <w:rPr>
-                <w:rFonts w:ascii="宋体" w:eastAsia="宋体" w:hAnsi="宋体"/>
-                <w:color w:val="808080" w:themeColor="background1" w:themeShade="80"/>
+                <w:rFonts w:ascii="宋体" w:eastAsia="宋体" w:hAnsi="宋体" w:hint="eastAsia"/>
+                <w:color w:val="000000" w:themeColor="text1"/>
                 <w:sz w:val="20"/>
                 <w:szCs w:val="20"/>
               </w:rPr>
@@ -2172,11 +2340,11 @@
             <w:r>
               <w:rPr>
                 <w:rFonts w:ascii="宋体" w:eastAsia="宋体" w:hAnsi="宋体" w:hint="eastAsia"/>
-                <w:color w:val="808080" w:themeColor="background1" w:themeShade="80"/>
+                <w:color w:val="000000" w:themeColor="text1"/>
                 <w:sz w:val="20"/>
                 <w:szCs w:val="20"/>
               </w:rPr>
-              <w:t>大二</w:t>
+              <w:t>大三</w:t>
             </w:r>
           </w:p>
         </w:tc>
@@ -2193,8 +2361,8 @@
               <w:spacing w:line="400" w:lineRule="exact"/>
               <w:jc w:val="center"/>
               <w:rPr>
-                <w:rFonts w:ascii="宋体" w:eastAsia="宋体" w:hAnsi="宋体"/>
-                <w:color w:val="808080" w:themeColor="background1" w:themeShade="80"/>
+                <w:rFonts w:ascii="宋体" w:eastAsia="宋体" w:hAnsi="宋体" w:hint="eastAsia"/>
+                <w:color w:val="000000" w:themeColor="text1"/>
                 <w:sz w:val="20"/>
                 <w:szCs w:val="20"/>
               </w:rPr>
@@ -2202,11 +2370,29 @@
             <w:r>
               <w:rPr>
                 <w:rFonts w:ascii="宋体" w:eastAsia="宋体" w:hAnsi="宋体" w:hint="eastAsia"/>
-                <w:color w:val="808080" w:themeColor="background1" w:themeShade="80"/>
+                <w:color w:val="000000" w:themeColor="text1"/>
                 <w:sz w:val="20"/>
                 <w:szCs w:val="20"/>
               </w:rPr>
-              <w:t>2021.6</w:t>
+              <w:t>202</w:t>
+            </w:r>
+            <w:r>
+              <w:rPr>
+                <w:rFonts w:ascii="宋体" w:eastAsia="宋体" w:hAnsi="宋体" w:hint="eastAsia"/>
+                <w:color w:val="000000" w:themeColor="text1"/>
+                <w:sz w:val="20"/>
+                <w:szCs w:val="20"/>
+              </w:rPr>
+              <w:t>8</w:t>
+            </w:r>
+            <w:r>
+              <w:rPr>
+                <w:rFonts w:ascii="宋体" w:eastAsia="宋体" w:hAnsi="宋体" w:hint="eastAsia"/>
+                <w:color w:val="000000" w:themeColor="text1"/>
+                <w:sz w:val="20"/>
+                <w:szCs w:val="20"/>
+              </w:rPr>
+              <w:t>.6</w:t>
             </w:r>
           </w:p>
         </w:tc>
@@ -2223,8 +2409,8 @@
               <w:spacing w:line="400" w:lineRule="exact"/>
               <w:jc w:val="center"/>
               <w:rPr>
-                <w:rFonts w:ascii="宋体" w:eastAsia="宋体" w:hAnsi="宋体"/>
-                <w:color w:val="808080" w:themeColor="background1" w:themeShade="80"/>
+                <w:rFonts w:ascii="宋体" w:eastAsia="宋体" w:hAnsi="宋体" w:hint="eastAsia"/>
+                <w:color w:val="000000" w:themeColor="text1"/>
                 <w:sz w:val="20"/>
                 <w:szCs w:val="20"/>
               </w:rPr>
@@ -2232,38 +2418,11 @@
             <w:r>
               <w:rPr>
                 <w:rFonts w:ascii="宋体" w:eastAsia="宋体" w:hAnsi="宋体" w:hint="eastAsia"/>
-                <w:color w:val="808080" w:themeColor="background1" w:themeShade="80"/>
+                <w:color w:val="000000" w:themeColor="text1"/>
                 <w:sz w:val="20"/>
                 <w:szCs w:val="20"/>
               </w:rPr>
-              <w:t>13</w:t>
-            </w:r>
-            <w:r>
-              <w:rPr>
-                <w:rFonts w:ascii="宋体" w:eastAsia="宋体" w:hAnsi="宋体"/>
-                <w:color w:val="808080" w:themeColor="background1" w:themeShade="80"/>
-                <w:sz w:val="20"/>
-                <w:szCs w:val="20"/>
-              </w:rPr>
-              <w:t>9</w:t>
-            </w:r>
-            <w:r>
-              <w:rPr>
-                <w:rFonts w:ascii="宋体" w:eastAsia="宋体" w:hAnsi="宋体" w:hint="eastAsia"/>
-                <w:color w:val="808080" w:themeColor="background1" w:themeShade="80"/>
-                <w:sz w:val="20"/>
-                <w:szCs w:val="20"/>
-              </w:rPr>
-              <w:t>***</w:t>
-            </w:r>
-            <w:r>
-              <w:rPr>
-                <w:rFonts w:ascii="宋体" w:eastAsia="宋体" w:hAnsi="宋体"/>
-                <w:color w:val="808080" w:themeColor="background1" w:themeShade="80"/>
-                <w:sz w:val="20"/>
-                <w:szCs w:val="20"/>
-              </w:rPr>
-              <w:t>*</w:t>
+              <w:t>19905688857</w:t>
             </w:r>
           </w:p>
         </w:tc>
@@ -2279,56 +2438,20 @@
               <w:spacing w:line="400" w:lineRule="exact"/>
               <w:jc w:val="center"/>
               <w:rPr>
-                <w:rFonts w:ascii="宋体" w:eastAsia="宋体" w:hAnsi="宋体"/>
-                <w:color w:val="808080" w:themeColor="background1" w:themeShade="80"/>
+                <w:rFonts w:ascii="宋体" w:eastAsia="宋体" w:hAnsi="宋体" w:hint="eastAsia"/>
+                <w:color w:val="000000" w:themeColor="text1"/>
                 <w:sz w:val="20"/>
                 <w:szCs w:val="20"/>
               </w:rPr>
             </w:pPr>
             <w:r>
               <w:rPr>
-                <w:rFonts w:ascii="宋体" w:eastAsia="宋体" w:hAnsi="宋体"/>
-                <w:color w:val="808080" w:themeColor="background1" w:themeShade="80"/>
+                <w:rFonts w:ascii="宋体" w:eastAsia="宋体" w:hAnsi="宋体" w:hint="eastAsia"/>
+                <w:color w:val="000000" w:themeColor="text1"/>
                 <w:sz w:val="20"/>
                 <w:szCs w:val="20"/>
               </w:rPr>
-              <w:t>6</w:t>
-            </w:r>
-            <w:r>
-              <w:rPr>
-                <w:rFonts w:ascii="宋体" w:eastAsia="宋体" w:hAnsi="宋体" w:hint="eastAsia"/>
-                <w:color w:val="808080" w:themeColor="background1" w:themeShade="80"/>
-                <w:sz w:val="20"/>
-                <w:szCs w:val="20"/>
-              </w:rPr>
-              <w:t>2</w:t>
-            </w:r>
-            <w:r>
-              <w:rPr>
-                <w:rFonts w:ascii="宋体" w:eastAsia="宋体" w:hAnsi="宋体"/>
-                <w:color w:val="808080" w:themeColor="background1" w:themeShade="80"/>
-                <w:sz w:val="20"/>
-                <w:szCs w:val="20"/>
-              </w:rPr>
-              <w:t>***@</w:t>
-            </w:r>
-            <w:r>
-              <w:rPr>
-                <w:rFonts w:ascii="宋体" w:eastAsia="宋体" w:hAnsi="宋体" w:hint="eastAsia"/>
-                <w:color w:val="808080" w:themeColor="background1" w:themeShade="80"/>
-                <w:sz w:val="20"/>
-                <w:szCs w:val="20"/>
-              </w:rPr>
-              <w:t>qq</w:t>
-            </w:r>
-            <w:r>
-              <w:rPr>
-                <w:rFonts w:ascii="宋体" w:eastAsia="宋体" w:hAnsi="宋体"/>
-                <w:color w:val="808080" w:themeColor="background1" w:themeShade="80"/>
-                <w:sz w:val="20"/>
-                <w:szCs w:val="20"/>
-              </w:rPr>
-              <w:t>.com</w:t>
+              <w:t>2454326@tongji.edu.cn</w:t>
             </w:r>
           </w:p>
         </w:tc>
@@ -2344,8 +2467,8 @@
               <w:spacing w:line="400" w:lineRule="exact"/>
               <w:jc w:val="center"/>
               <w:rPr>
-                <w:rFonts w:ascii="宋体" w:eastAsia="宋体" w:hAnsi="宋体"/>
-                <w:color w:val="808080" w:themeColor="background1" w:themeShade="80"/>
+                <w:rFonts w:ascii="宋体" w:eastAsia="宋体" w:hAnsi="宋体" w:hint="eastAsia"/>
+                <w:color w:val="000000" w:themeColor="text1"/>
                 <w:sz w:val="20"/>
                 <w:szCs w:val="20"/>
               </w:rPr>
@@ -2353,328 +2476,7 @@
             <w:r>
               <w:rPr>
                 <w:rFonts w:ascii="宋体" w:eastAsia="宋体" w:hAnsi="宋体" w:hint="eastAsia"/>
-                <w:color w:val="808080" w:themeColor="background1" w:themeShade="80"/>
-                <w:sz w:val="20"/>
-                <w:szCs w:val="20"/>
-              </w:rPr>
-              <w:t>队员</w:t>
-            </w:r>
-          </w:p>
-        </w:tc>
-      </w:tr>
-      <w:tr>
-        <w:trPr>
-          <w:trHeight w:val="471"/>
-        </w:trPr>
-        <w:tc>
-          <w:tcPr>
-            <w:tcW w:w="1276" w:type="dxa"/>
-            <w:vAlign w:val="center"/>
-          </w:tcPr>
-          <w:p>
-            <w:pPr>
-              <w:spacing w:line="400" w:lineRule="exact"/>
-              <w:jc w:val="center"/>
-              <w:rPr>
-                <w:rFonts w:ascii="宋体" w:eastAsia="宋体" w:hAnsi="宋体"/>
-                <w:color w:val="808080" w:themeColor="background1" w:themeShade="80"/>
-                <w:sz w:val="20"/>
-                <w:szCs w:val="20"/>
-              </w:rPr>
-            </w:pPr>
-            <w:r>
-              <w:rPr>
-                <w:rFonts w:ascii="宋体" w:eastAsia="宋体" w:hAnsi="宋体" w:hint="eastAsia"/>
-                <w:color w:val="808080" w:themeColor="background1" w:themeShade="80"/>
-                <w:sz w:val="20"/>
-                <w:szCs w:val="20"/>
-              </w:rPr>
-              <w:t>陈**</w:t>
-            </w:r>
-          </w:p>
-        </w:tc>
-        <w:tc>
-          <w:tcPr>
-            <w:tcW w:w="1134" w:type="dxa"/>
-          </w:tcPr>
-          <w:p>
-            <w:pPr>
-              <w:spacing w:line="400" w:lineRule="exact"/>
-              <w:jc w:val="center"/>
-              <w:rPr>
-                <w:rFonts w:ascii="宋体" w:eastAsia="宋体" w:hAnsi="宋体"/>
-                <w:color w:val="808080" w:themeColor="background1" w:themeShade="80"/>
-                <w:sz w:val="20"/>
-                <w:szCs w:val="20"/>
-              </w:rPr>
-            </w:pPr>
-            <w:r>
-              <w:rPr>
-                <w:rFonts w:ascii="宋体" w:eastAsia="宋体" w:hAnsi="宋体" w:hint="eastAsia"/>
-                <w:color w:val="808080" w:themeColor="background1" w:themeShade="80"/>
-                <w:sz w:val="20"/>
-                <w:szCs w:val="20"/>
-              </w:rPr>
-              <w:t>山东大学</w:t>
-            </w:r>
-          </w:p>
-        </w:tc>
-        <w:tc>
-          <w:tcPr>
-            <w:tcW w:w="1276" w:type="dxa"/>
-            <w:vAlign w:val="center"/>
-          </w:tcPr>
-          <w:p>
-            <w:pPr>
-              <w:spacing w:line="400" w:lineRule="exact"/>
-              <w:jc w:val="center"/>
-              <w:rPr>
-                <w:rFonts w:ascii="宋体" w:eastAsia="宋体" w:hAnsi="宋体"/>
-                <w:color w:val="808080" w:themeColor="background1" w:themeShade="80"/>
-                <w:sz w:val="20"/>
-                <w:szCs w:val="20"/>
-              </w:rPr>
-            </w:pPr>
-            <w:r>
-              <w:rPr>
-                <w:rFonts w:ascii="宋体" w:eastAsia="宋体" w:hAnsi="宋体" w:hint="eastAsia"/>
-                <w:color w:val="808080" w:themeColor="background1" w:themeShade="80"/>
-                <w:sz w:val="20"/>
-                <w:szCs w:val="20"/>
-              </w:rPr>
-              <w:t>生命科学学院</w:t>
-            </w:r>
-          </w:p>
-        </w:tc>
-        <w:tc>
-          <w:tcPr>
-            <w:tcW w:w="1276" w:type="dxa"/>
-            <w:gridSpan w:val="2"/>
-            <w:vAlign w:val="center"/>
-          </w:tcPr>
-          <w:p>
-            <w:pPr>
-              <w:spacing w:line="400" w:lineRule="exact"/>
-              <w:jc w:val="center"/>
-              <w:rPr>
-                <w:rFonts w:ascii="宋体" w:eastAsia="宋体" w:hAnsi="宋体"/>
-                <w:color w:val="808080" w:themeColor="background1" w:themeShade="80"/>
-                <w:sz w:val="20"/>
-                <w:szCs w:val="20"/>
-              </w:rPr>
-            </w:pPr>
-            <w:r>
-              <w:rPr>
-                <w:rFonts w:ascii="宋体" w:eastAsia="宋体" w:hAnsi="宋体" w:hint="eastAsia"/>
-                <w:color w:val="808080" w:themeColor="background1" w:themeShade="80"/>
-                <w:sz w:val="20"/>
-                <w:szCs w:val="20"/>
-              </w:rPr>
-              <w:t>生物信息学</w:t>
-            </w:r>
-          </w:p>
-        </w:tc>
-        <w:tc>
-          <w:tcPr>
-            <w:tcW w:w="709" w:type="dxa"/>
-            <w:vAlign w:val="center"/>
-          </w:tcPr>
-          <w:p>
-            <w:pPr>
-              <w:spacing w:line="400" w:lineRule="exact"/>
-              <w:jc w:val="center"/>
-              <w:rPr>
-                <w:rFonts w:ascii="宋体" w:eastAsia="宋体" w:hAnsi="宋体"/>
-                <w:color w:val="808080" w:themeColor="background1" w:themeShade="80"/>
-                <w:sz w:val="20"/>
-                <w:szCs w:val="20"/>
-              </w:rPr>
-            </w:pPr>
-            <w:r>
-              <w:rPr>
-                <w:rFonts w:ascii="宋体" w:eastAsia="宋体" w:hAnsi="宋体" w:hint="eastAsia"/>
-                <w:color w:val="808080" w:themeColor="background1" w:themeShade="80"/>
-                <w:sz w:val="20"/>
-                <w:szCs w:val="20"/>
-              </w:rPr>
-              <w:t>博四</w:t>
-            </w:r>
-          </w:p>
-        </w:tc>
-        <w:tc>
-          <w:tcPr>
-            <w:tcW w:w="708" w:type="dxa"/>
-            <w:gridSpan w:val="2"/>
-            <w:tcBorders>
-              <w:right w:val="single" w:sz="4" w:space="0" w:color="auto"/>
-            </w:tcBorders>
-          </w:tcPr>
-          <w:p>
-            <w:pPr>
-              <w:spacing w:line="400" w:lineRule="exact"/>
-              <w:jc w:val="center"/>
-              <w:rPr>
-                <w:rFonts w:ascii="宋体" w:eastAsia="宋体" w:hAnsi="宋体"/>
-                <w:color w:val="808080" w:themeColor="background1" w:themeShade="80"/>
-                <w:sz w:val="20"/>
-                <w:szCs w:val="20"/>
-              </w:rPr>
-            </w:pPr>
-            <w:r>
-              <w:rPr>
-                <w:rFonts w:ascii="宋体" w:eastAsia="宋体" w:hAnsi="宋体" w:hint="eastAsia"/>
-                <w:color w:val="808080" w:themeColor="background1" w:themeShade="80"/>
-                <w:sz w:val="20"/>
-                <w:szCs w:val="20"/>
-              </w:rPr>
-              <w:t>2021.3</w:t>
-            </w:r>
-          </w:p>
-        </w:tc>
-        <w:tc>
-          <w:tcPr>
-            <w:tcW w:w="1134" w:type="dxa"/>
-            <w:gridSpan w:val="2"/>
-            <w:tcBorders>
-              <w:right w:val="single" w:sz="4" w:space="0" w:color="auto"/>
-            </w:tcBorders>
-          </w:tcPr>
-          <w:p>
-            <w:pPr>
-              <w:spacing w:line="400" w:lineRule="exact"/>
-              <w:jc w:val="center"/>
-              <w:rPr>
-                <w:rFonts w:ascii="宋体" w:eastAsia="宋体" w:hAnsi="宋体"/>
-                <w:color w:val="808080" w:themeColor="background1" w:themeShade="80"/>
-                <w:sz w:val="20"/>
-                <w:szCs w:val="20"/>
-              </w:rPr>
-            </w:pPr>
-            <w:r>
-              <w:rPr>
-                <w:rFonts w:ascii="宋体" w:eastAsia="宋体" w:hAnsi="宋体" w:hint="eastAsia"/>
-                <w:color w:val="808080" w:themeColor="background1" w:themeShade="80"/>
-                <w:sz w:val="20"/>
-                <w:szCs w:val="20"/>
-              </w:rPr>
-              <w:t>1</w:t>
-            </w:r>
-            <w:r>
-              <w:rPr>
-                <w:rFonts w:ascii="宋体" w:eastAsia="宋体" w:hAnsi="宋体"/>
-                <w:color w:val="808080" w:themeColor="background1" w:themeShade="80"/>
-                <w:sz w:val="20"/>
-                <w:szCs w:val="20"/>
-              </w:rPr>
-              <w:t>89</w:t>
-            </w:r>
-            <w:r>
-              <w:rPr>
-                <w:rFonts w:ascii="宋体" w:eastAsia="宋体" w:hAnsi="宋体" w:hint="eastAsia"/>
-                <w:color w:val="808080" w:themeColor="background1" w:themeShade="80"/>
-                <w:sz w:val="20"/>
-                <w:szCs w:val="20"/>
-              </w:rPr>
-              <w:t>***</w:t>
-            </w:r>
-            <w:r>
-              <w:rPr>
-                <w:rFonts w:ascii="宋体" w:eastAsia="宋体" w:hAnsi="宋体"/>
-                <w:color w:val="808080" w:themeColor="background1" w:themeShade="80"/>
-                <w:sz w:val="20"/>
-                <w:szCs w:val="20"/>
-              </w:rPr>
-              <w:t>*</w:t>
-            </w:r>
-          </w:p>
-        </w:tc>
-        <w:tc>
-          <w:tcPr>
-            <w:tcW w:w="1134" w:type="dxa"/>
-            <w:tcBorders>
-              <w:left w:val="single" w:sz="4" w:space="0" w:color="auto"/>
-            </w:tcBorders>
-          </w:tcPr>
-          <w:p>
-            <w:pPr>
-              <w:spacing w:line="400" w:lineRule="exact"/>
-              <w:jc w:val="center"/>
-              <w:rPr>
-                <w:rFonts w:ascii="宋体" w:eastAsia="宋体" w:hAnsi="宋体"/>
-                <w:color w:val="808080" w:themeColor="background1" w:themeShade="80"/>
-                <w:sz w:val="20"/>
-                <w:szCs w:val="20"/>
-              </w:rPr>
-            </w:pPr>
-            <w:r>
-              <w:rPr>
-                <w:rFonts w:ascii="宋体" w:eastAsia="宋体" w:hAnsi="宋体"/>
-                <w:color w:val="808080" w:themeColor="background1" w:themeShade="80"/>
-                <w:sz w:val="20"/>
-                <w:szCs w:val="20"/>
-              </w:rPr>
-              <w:t>4</w:t>
-            </w:r>
-            <w:r>
-              <w:rPr>
-                <w:rFonts w:ascii="宋体" w:eastAsia="宋体" w:hAnsi="宋体" w:hint="eastAsia"/>
-                <w:color w:val="808080" w:themeColor="background1" w:themeShade="80"/>
-                <w:sz w:val="20"/>
-                <w:szCs w:val="20"/>
-              </w:rPr>
-              <w:t>2</w:t>
-            </w:r>
-            <w:r>
-              <w:rPr>
-                <w:rFonts w:ascii="宋体" w:eastAsia="宋体" w:hAnsi="宋体"/>
-                <w:color w:val="808080" w:themeColor="background1" w:themeShade="80"/>
-                <w:sz w:val="20"/>
-                <w:szCs w:val="20"/>
-              </w:rPr>
-              <w:t>***@</w:t>
-            </w:r>
-            <w:r>
-              <w:rPr>
-                <w:rFonts w:ascii="宋体" w:eastAsia="宋体" w:hAnsi="宋体" w:hint="eastAsia"/>
-                <w:color w:val="808080" w:themeColor="background1" w:themeShade="80"/>
-                <w:sz w:val="20"/>
-                <w:szCs w:val="20"/>
-              </w:rPr>
-              <w:t>qq</w:t>
-            </w:r>
-            <w:r>
-              <w:rPr>
-                <w:rFonts w:ascii="宋体" w:eastAsia="宋体" w:hAnsi="宋体"/>
-                <w:color w:val="808080" w:themeColor="background1" w:themeShade="80"/>
-                <w:sz w:val="20"/>
-                <w:szCs w:val="20"/>
-              </w:rPr>
-              <w:t>.com</w:t>
-            </w:r>
-          </w:p>
-        </w:tc>
-        <w:tc>
-          <w:tcPr>
-            <w:tcW w:w="709" w:type="dxa"/>
-            <w:tcBorders>
-              <w:left w:val="single" w:sz="4" w:space="0" w:color="auto"/>
-            </w:tcBorders>
-          </w:tcPr>
-          <w:p>
-            <w:pPr>
-              <w:spacing w:line="400" w:lineRule="exact"/>
-              <w:jc w:val="center"/>
-              <w:rPr>
-                <w:rFonts w:ascii="宋体" w:eastAsia="宋体" w:hAnsi="宋体"/>
-                <w:color w:val="808080" w:themeColor="background1" w:themeShade="80"/>
-                <w:sz w:val="20"/>
-                <w:szCs w:val="20"/>
-              </w:rPr>
-            </w:pPr>
-            <w:r>
-              <w:rPr>
-                <w:rFonts w:ascii="宋体" w:eastAsia="宋体" w:hAnsi="宋体" w:hint="eastAsia"/>
-                <w:color w:val="808080" w:themeColor="background1" w:themeShade="80"/>
+                <w:color w:val="000000" w:themeColor="text1"/>
                 <w:sz w:val="20"/>
                 <w:szCs w:val="20"/>
               </w:rPr>
@@ -2698,7 +2500,7 @@
               <w:spacing w:line="400" w:lineRule="exact"/>
               <w:jc w:val="center"/>
               <w:rPr>
-                <w:rFonts w:ascii="宋体" w:eastAsia="宋体" w:hAnsi="宋体"/>
+                <w:rFonts w:ascii="宋体" w:eastAsia="宋体" w:hAnsi="宋体" w:hint="eastAsia"/>
                 <w:color w:val="000000" w:themeColor="text1"/>
                 <w:sz w:val="24"/>
                 <w:szCs w:val="24"/>
@@ -2738,7 +2540,7 @@
               <w:spacing w:line="400" w:lineRule="exact"/>
               <w:jc w:val="center"/>
               <w:rPr>
-                <w:rFonts w:ascii="宋体" w:eastAsia="宋体" w:hAnsi="宋体"/>
+                <w:rFonts w:ascii="宋体" w:eastAsia="宋体" w:hAnsi="宋体" w:hint="eastAsia"/>
                 <w:color w:val="000000" w:themeColor="text1"/>
                 <w:sz w:val="22"/>
               </w:rPr>
@@ -2763,7 +2565,7 @@
               <w:spacing w:line="400" w:lineRule="exact"/>
               <w:jc w:val="center"/>
               <w:rPr>
-                <w:rFonts w:ascii="宋体" w:eastAsia="宋体" w:hAnsi="宋体"/>
+                <w:rFonts w:ascii="宋体" w:eastAsia="宋体" w:hAnsi="宋体" w:hint="eastAsia"/>
                 <w:color w:val="000000" w:themeColor="text1"/>
                 <w:sz w:val="22"/>
               </w:rPr>
@@ -2787,7 +2589,7 @@
               <w:spacing w:line="400" w:lineRule="exact"/>
               <w:jc w:val="center"/>
               <w:rPr>
-                <w:rFonts w:ascii="宋体" w:eastAsia="宋体" w:hAnsi="宋体"/>
+                <w:rFonts w:ascii="宋体" w:eastAsia="宋体" w:hAnsi="宋体" w:hint="eastAsia"/>
                 <w:sz w:val="22"/>
               </w:rPr>
             </w:pPr>
@@ -2797,7 +2599,7 @@
               <w:spacing w:line="400" w:lineRule="exact"/>
               <w:jc w:val="center"/>
               <w:rPr>
-                <w:rFonts w:ascii="宋体" w:eastAsia="宋体" w:hAnsi="宋体"/>
+                <w:rFonts w:ascii="宋体" w:eastAsia="宋体" w:hAnsi="宋体" w:hint="eastAsia"/>
                 <w:sz w:val="22"/>
               </w:rPr>
             </w:pPr>
@@ -2821,7 +2623,7 @@
               <w:spacing w:line="400" w:lineRule="exact"/>
               <w:jc w:val="center"/>
               <w:rPr>
-                <w:rFonts w:ascii="宋体" w:eastAsia="宋体" w:hAnsi="宋体"/>
+                <w:rFonts w:ascii="宋体" w:eastAsia="宋体" w:hAnsi="宋体" w:hint="eastAsia"/>
                 <w:color w:val="000000" w:themeColor="text1"/>
                 <w:sz w:val="22"/>
               </w:rPr>
@@ -2847,7 +2649,7 @@
               <w:spacing w:line="400" w:lineRule="exact"/>
               <w:jc w:val="center"/>
               <w:rPr>
-                <w:rFonts w:ascii="宋体" w:eastAsia="宋体" w:hAnsi="宋体"/>
+                <w:rFonts w:ascii="宋体" w:eastAsia="宋体" w:hAnsi="宋体" w:hint="eastAsia"/>
                 <w:color w:val="000000" w:themeColor="text1"/>
                 <w:sz w:val="22"/>
               </w:rPr>
@@ -2873,7 +2675,7 @@
               <w:spacing w:line="400" w:lineRule="exact"/>
               <w:jc w:val="center"/>
               <w:rPr>
-                <w:rFonts w:ascii="宋体" w:eastAsia="宋体" w:hAnsi="宋体"/>
+                <w:rFonts w:ascii="宋体" w:eastAsia="宋体" w:hAnsi="宋体" w:hint="eastAsia"/>
                 <w:color w:val="000000" w:themeColor="text1"/>
                 <w:sz w:val="22"/>
               </w:rPr>
@@ -2903,18 +2705,18 @@
               <w:spacing w:line="400" w:lineRule="exact"/>
               <w:jc w:val="center"/>
               <w:rPr>
-                <w:rFonts w:ascii="宋体" w:eastAsia="宋体" w:hAnsi="宋体"/>
-                <w:color w:val="808080" w:themeColor="background1" w:themeShade="80"/>
+                <w:rFonts w:ascii="宋体" w:eastAsia="宋体" w:hAnsi="宋体" w:hint="eastAsia"/>
+                <w:color w:val="000000" w:themeColor="text1"/>
                 <w:sz w:val="22"/>
               </w:rPr>
             </w:pPr>
             <w:r>
               <w:rPr>
                 <w:rFonts w:ascii="宋体" w:eastAsia="宋体" w:hAnsi="宋体" w:hint="eastAsia"/>
-                <w:color w:val="808080" w:themeColor="background1" w:themeShade="80"/>
+                <w:color w:val="000000" w:themeColor="text1"/>
                 <w:sz w:val="22"/>
               </w:rPr>
-              <w:t>陈**</w:t>
+              <w:t>金博</w:t>
             </w:r>
           </w:p>
         </w:tc>
@@ -2928,18 +2730,18 @@
               <w:spacing w:line="400" w:lineRule="exact"/>
               <w:jc w:val="center"/>
               <w:rPr>
-                <w:rFonts w:ascii="宋体" w:eastAsia="宋体" w:hAnsi="宋体"/>
-                <w:color w:val="808080" w:themeColor="background1" w:themeShade="80"/>
+                <w:rFonts w:ascii="宋体" w:eastAsia="宋体" w:hAnsi="宋体" w:hint="eastAsia"/>
+                <w:color w:val="000000" w:themeColor="text1"/>
                 <w:sz w:val="22"/>
               </w:rPr>
             </w:pPr>
             <w:r>
               <w:rPr>
                 <w:rFonts w:ascii="宋体" w:eastAsia="宋体" w:hAnsi="宋体" w:hint="eastAsia"/>
-                <w:color w:val="808080" w:themeColor="background1" w:themeShade="80"/>
+                <w:color w:val="000000" w:themeColor="text1"/>
                 <w:sz w:val="22"/>
               </w:rPr>
-              <w:t>信息科学技术学院</w:t>
+              <w:t>计算机学院</w:t>
             </w:r>
           </w:p>
         </w:tc>
@@ -2953,8 +2755,8 @@
               <w:spacing w:line="400" w:lineRule="exact"/>
               <w:jc w:val="center"/>
               <w:rPr>
-                <w:rFonts w:ascii="宋体" w:eastAsia="宋体" w:hAnsi="宋体"/>
-                <w:color w:val="808080" w:themeColor="background1" w:themeShade="80"/>
+                <w:rFonts w:ascii="宋体" w:eastAsia="宋体" w:hAnsi="宋体" w:hint="eastAsia"/>
+                <w:color w:val="000000" w:themeColor="text1"/>
                 <w:sz w:val="22"/>
               </w:rPr>
             </w:pPr>
@@ -2964,14 +2766,23 @@
               <w:spacing w:line="400" w:lineRule="exact"/>
               <w:jc w:val="center"/>
               <w:rPr>
-                <w:rFonts w:ascii="宋体" w:eastAsia="宋体" w:hAnsi="宋体"/>
+                <w:rFonts w:ascii="宋体" w:eastAsia="宋体" w:hAnsi="宋体" w:hint="eastAsia"/>
+                <w:color w:val="000000" w:themeColor="text1"/>
                 <w:sz w:val="22"/>
               </w:rPr>
             </w:pPr>
             <w:r>
               <w:rPr>
                 <w:rFonts w:ascii="宋体" w:eastAsia="宋体" w:hAnsi="宋体" w:hint="eastAsia"/>
-                <w:color w:val="808080" w:themeColor="background1" w:themeShade="80"/>
+                <w:color w:val="000000" w:themeColor="text1"/>
+                <w:sz w:val="22"/>
+              </w:rPr>
+              <w:t>副</w:t>
+            </w:r>
+            <w:r>
+              <w:rPr>
+                <w:rFonts w:ascii="宋体" w:eastAsia="宋体" w:hAnsi="宋体" w:hint="eastAsia"/>
+                <w:color w:val="000000" w:themeColor="text1"/>
                 <w:sz w:val="22"/>
               </w:rPr>
               <w:t>教授</w:t>
@@ -2989,18 +2800,26 @@
               <w:spacing w:line="400" w:lineRule="exact"/>
               <w:jc w:val="center"/>
               <w:rPr>
-                <w:rFonts w:ascii="宋体" w:eastAsia="宋体" w:hAnsi="宋体"/>
-                <w:color w:val="808080" w:themeColor="background1" w:themeShade="80"/>
+                <w:rFonts w:ascii="宋体" w:eastAsia="宋体" w:hAnsi="宋体" w:hint="eastAsia"/>
+                <w:color w:val="000000" w:themeColor="text1"/>
                 <w:sz w:val="22"/>
               </w:rPr>
             </w:pPr>
             <w:r>
               <w:rPr>
                 <w:rFonts w:ascii="宋体" w:eastAsia="宋体" w:hAnsi="宋体" w:hint="eastAsia"/>
-                <w:color w:val="808080" w:themeColor="background1" w:themeShade="80"/>
+                <w:color w:val="000000" w:themeColor="text1"/>
                 <w:sz w:val="22"/>
               </w:rPr>
-              <w:t>深度学习、自然语言处理</w:t>
+              <w:t>深度学习、</w:t>
+            </w:r>
+            <w:r>
+              <w:rPr>
+                <w:rFonts w:ascii="宋体" w:eastAsia="宋体" w:hAnsi="宋体" w:hint="eastAsia"/>
+                <w:color w:val="000000" w:themeColor="text1"/>
+                <w:sz w:val="22"/>
+              </w:rPr>
+              <w:t>自然语言处理</w:t>
             </w:r>
           </w:p>
         </w:tc>
@@ -3014,42 +2833,18 @@
               <w:spacing w:line="400" w:lineRule="exact"/>
               <w:jc w:val="center"/>
               <w:rPr>
-                <w:rFonts w:ascii="宋体" w:eastAsia="宋体" w:hAnsi="宋体"/>
-                <w:color w:val="808080" w:themeColor="background1" w:themeShade="80"/>
+                <w:rFonts w:ascii="宋体" w:eastAsia="宋体" w:hAnsi="宋体" w:hint="eastAsia"/>
+                <w:color w:val="000000" w:themeColor="text1"/>
                 <w:sz w:val="22"/>
               </w:rPr>
             </w:pPr>
             <w:r>
               <w:rPr>
                 <w:rFonts w:ascii="宋体" w:eastAsia="宋体" w:hAnsi="宋体" w:hint="eastAsia"/>
-                <w:color w:val="808080" w:themeColor="background1" w:themeShade="80"/>
+                <w:color w:val="000000" w:themeColor="text1"/>
                 <w:sz w:val="22"/>
               </w:rPr>
-              <w:t>13</w:t>
-            </w:r>
-            <w:r>
-              <w:rPr>
-                <w:rFonts w:ascii="宋体" w:eastAsia="宋体" w:hAnsi="宋体"/>
-                <w:color w:val="808080" w:themeColor="background1" w:themeShade="80"/>
-                <w:sz w:val="22"/>
-              </w:rPr>
-              <w:t>9</w:t>
-            </w:r>
-            <w:r>
-              <w:rPr>
-                <w:rFonts w:ascii="宋体" w:eastAsia="宋体" w:hAnsi="宋体" w:hint="eastAsia"/>
-                <w:color w:val="808080" w:themeColor="background1" w:themeShade="80"/>
-                <w:sz w:val="22"/>
-              </w:rPr>
-              <w:t>***</w:t>
-            </w:r>
-            <w:r>
-              <w:rPr>
-                <w:rFonts w:ascii="宋体" w:eastAsia="宋体" w:hAnsi="宋体"/>
-                <w:color w:val="808080" w:themeColor="background1" w:themeShade="80"/>
-                <w:sz w:val="22"/>
-              </w:rPr>
-              <w:t>*310</w:t>
+              <w:t>18856857376</w:t>
             </w:r>
           </w:p>
         </w:tc>
@@ -3063,42 +2858,18 @@
               <w:spacing w:line="400" w:lineRule="exact"/>
               <w:jc w:val="center"/>
               <w:rPr>
-                <w:rFonts w:ascii="宋体" w:eastAsia="宋体" w:hAnsi="宋体"/>
-                <w:color w:val="808080" w:themeColor="background1" w:themeShade="80"/>
+                <w:rFonts w:ascii="宋体" w:eastAsia="宋体" w:hAnsi="宋体" w:hint="eastAsia"/>
+                <w:color w:val="000000" w:themeColor="text1"/>
                 <w:sz w:val="22"/>
               </w:rPr>
             </w:pPr>
             <w:r>
               <w:rPr>
                 <w:rFonts w:ascii="宋体" w:eastAsia="宋体" w:hAnsi="宋体" w:hint="eastAsia"/>
-                <w:color w:val="808080" w:themeColor="background1" w:themeShade="80"/>
+                <w:color w:val="000000" w:themeColor="text1"/>
                 <w:sz w:val="22"/>
               </w:rPr>
-              <w:t>32</w:t>
-            </w:r>
-            <w:r>
-              <w:rPr>
-                <w:rFonts w:ascii="宋体" w:eastAsia="宋体" w:hAnsi="宋体"/>
-                <w:color w:val="808080" w:themeColor="background1" w:themeShade="80"/>
-                <w:sz w:val="22"/>
-              </w:rPr>
-              <w:t>***@</w:t>
-            </w:r>
-            <w:r>
-              <w:rPr>
-                <w:rFonts w:ascii="宋体" w:eastAsia="宋体" w:hAnsi="宋体" w:hint="eastAsia"/>
-                <w:color w:val="808080" w:themeColor="background1" w:themeShade="80"/>
-                <w:sz w:val="22"/>
-              </w:rPr>
-              <w:t>qq</w:t>
-            </w:r>
-            <w:r>
-              <w:rPr>
-                <w:rFonts w:ascii="宋体" w:eastAsia="宋体" w:hAnsi="宋体"/>
-                <w:color w:val="808080" w:themeColor="background1" w:themeShade="80"/>
-                <w:sz w:val="22"/>
-              </w:rPr>
-              <w:t>.com</w:t>
+              <w:t>bjin@tongji.edu.cn</w:t>
             </w:r>
           </w:p>
         </w:tc>
@@ -3118,7 +2889,7 @@
               <w:spacing w:line="400" w:lineRule="exact"/>
               <w:jc w:val="center"/>
               <w:rPr>
-                <w:rFonts w:ascii="宋体" w:eastAsia="宋体" w:hAnsi="宋体"/>
+                <w:rFonts w:ascii="宋体" w:eastAsia="宋体" w:hAnsi="宋体" w:hint="eastAsia"/>
                 <w:color w:val="000000" w:themeColor="text1"/>
                 <w:sz w:val="24"/>
                 <w:szCs w:val="24"/>
@@ -3148,21 +2919,85 @@
           <w:p>
             <w:pPr>
               <w:spacing w:line="400" w:lineRule="exact"/>
+              <w:ind w:firstLineChars="100" w:firstLine="240"/>
+              <w:rPr>
+                <w:rFonts w:ascii="宋体" w:eastAsia="宋体" w:hAnsi="宋体" w:hint="eastAsia"/>
+                <w:color w:val="000000" w:themeColor="text1"/>
+                <w:sz w:val="24"/>
+                <w:szCs w:val="24"/>
+              </w:rPr>
+            </w:pPr>
+            <w:r>
+              <w:rPr>
+                <w:rFonts w:ascii="宋体" w:eastAsia="宋体" w:hAnsi="宋体" w:hint="eastAsia"/>
+                <w:color w:val="000000" w:themeColor="text1"/>
+                <w:sz w:val="24"/>
+                <w:szCs w:val="24"/>
+              </w:rPr>
+              <w:t>方鹭洋，</w:t>
+            </w:r>
+            <w:r>
               <w:rPr>
                 <w:rFonts w:ascii="宋体" w:eastAsia="宋体" w:hAnsi="宋体"/>
-                <w:color w:val="808080" w:themeColor="background1" w:themeShade="80"/>
-                <w:sz w:val="24"/>
-                <w:szCs w:val="24"/>
-              </w:rPr>
-            </w:pPr>
-            <w:r>
-              <w:rPr>
-                <w:rFonts w:ascii="宋体" w:eastAsia="宋体" w:hAnsi="宋体" w:hint="eastAsia"/>
-                <w:color w:val="808080" w:themeColor="background1" w:themeShade="80"/>
-                <w:sz w:val="24"/>
-                <w:szCs w:val="24"/>
-              </w:rPr>
-              <w:t>可列举描述团队</w:t>
+                <w:color w:val="000000" w:themeColor="text1"/>
+                <w:sz w:val="24"/>
+                <w:szCs w:val="24"/>
+              </w:rPr>
+              <w:t>同济大学软件工程本科生，具备AI算法、后端开发与系统架构能力，主导智能比价系统并</w:t>
+            </w:r>
+            <w:r>
+              <w:rPr>
+                <w:rFonts w:ascii="宋体" w:eastAsia="宋体" w:hAnsi="宋体" w:hint="eastAsia"/>
+                <w:color w:val="000000" w:themeColor="text1"/>
+                <w:sz w:val="24"/>
+                <w:szCs w:val="24"/>
+              </w:rPr>
+              <w:t>被评为</w:t>
+            </w:r>
+            <w:r>
+              <w:rPr>
+                <w:rFonts w:ascii="宋体" w:eastAsia="宋体" w:hAnsi="宋体"/>
+                <w:color w:val="000000" w:themeColor="text1"/>
+                <w:sz w:val="24"/>
+                <w:szCs w:val="24"/>
+              </w:rPr>
+              <w:t>字节跳动优秀项目，</w:t>
+            </w:r>
+            <w:r>
+              <w:rPr>
+                <w:rFonts w:ascii="宋体" w:eastAsia="宋体" w:hAnsi="宋体" w:hint="eastAsia"/>
+                <w:color w:val="000000" w:themeColor="text1"/>
+                <w:sz w:val="24"/>
+                <w:szCs w:val="24"/>
+              </w:rPr>
+              <w:t>参与磁浮探伤</w:t>
+            </w:r>
+            <w:r>
+              <w:rPr>
+                <w:rFonts w:ascii="宋体" w:eastAsia="宋体" w:hAnsi="宋体" w:hint="eastAsia"/>
+                <w:color w:val="000000" w:themeColor="text1"/>
+                <w:sz w:val="24"/>
+                <w:szCs w:val="24"/>
+              </w:rPr>
+              <w:t>强化学习</w:t>
+            </w:r>
+            <w:r>
+              <w:rPr>
+                <w:rFonts w:ascii="宋体" w:eastAsia="宋体" w:hAnsi="宋体" w:hint="eastAsia"/>
+                <w:color w:val="000000" w:themeColor="text1"/>
+                <w:sz w:val="24"/>
+                <w:szCs w:val="24"/>
+              </w:rPr>
+              <w:t>系统研究，同时具备机器学习系统</w:t>
+            </w:r>
+            <w:r>
+              <w:rPr>
+                <w:rFonts w:ascii="宋体" w:eastAsia="宋体" w:hAnsi="宋体" w:hint="eastAsia"/>
+                <w:color w:val="000000" w:themeColor="text1"/>
+                <w:sz w:val="24"/>
+                <w:szCs w:val="24"/>
+              </w:rPr>
+              <w:t>相关设计经验</w:t>
             </w:r>
           </w:p>
           <w:p>
@@ -3170,7 +3005,7 @@
               <w:spacing w:line="400" w:lineRule="exact"/>
               <w:rPr>
                 <w:rFonts w:ascii="宋体" w:eastAsia="宋体" w:hAnsi="宋体"/>
-                <w:color w:val="808080" w:themeColor="background1" w:themeShade="80"/>
+                <w:color w:val="000000" w:themeColor="text1"/>
                 <w:sz w:val="24"/>
                 <w:szCs w:val="24"/>
               </w:rPr>
@@ -3178,39 +3013,75 @@
             <w:r>
               <w:rPr>
                 <w:rFonts w:ascii="宋体" w:eastAsia="宋体" w:hAnsi="宋体" w:hint="eastAsia"/>
-                <w:color w:val="808080" w:themeColor="background1" w:themeShade="80"/>
-                <w:sz w:val="24"/>
-                <w:szCs w:val="24"/>
-              </w:rPr>
-              <w:t>（1）成员个人或集体重要学术成果或项目经历；</w:t>
+                <w:color w:val="000000" w:themeColor="text1"/>
+                <w:sz w:val="24"/>
+                <w:szCs w:val="24"/>
+              </w:rPr>
+              <w:t xml:space="preserve">  </w:t>
+            </w:r>
+            <w:r>
+              <w:rPr>
+                <w:rFonts w:ascii="宋体" w:eastAsia="宋体" w:hAnsi="宋体"/>
+                <w:color w:val="000000" w:themeColor="text1"/>
+                <w:sz w:val="24"/>
+                <w:szCs w:val="24"/>
+              </w:rPr>
+              <w:t>李一芃，同济大学软件工程本科生，在多模态大模型（VLM / LLM）应用开发、Agent 工程化等均有工程经验； 了解</w:t>
+            </w:r>
+            <w:proofErr w:type="spellStart"/>
+            <w:r>
+              <w:rPr>
+                <w:rFonts w:ascii="宋体" w:eastAsia="宋体" w:hAnsi="宋体"/>
+                <w:color w:val="000000" w:themeColor="text1"/>
+                <w:sz w:val="24"/>
+                <w:szCs w:val="24"/>
+              </w:rPr>
+              <w:t>PyTorch</w:t>
+            </w:r>
+            <w:proofErr w:type="spellEnd"/>
+            <w:r>
+              <w:rPr>
+                <w:rFonts w:ascii="宋体" w:eastAsia="宋体" w:hAnsi="宋体"/>
+                <w:color w:val="000000" w:themeColor="text1"/>
+                <w:sz w:val="24"/>
+                <w:szCs w:val="24"/>
+              </w:rPr>
+              <w:t>、Transformers 等主流深度学习框架</w:t>
+            </w:r>
+            <w:r>
+              <w:rPr>
+                <w:rFonts w:ascii="宋体" w:eastAsia="宋体" w:hAnsi="宋体" w:hint="eastAsia"/>
+                <w:color w:val="000000" w:themeColor="text1"/>
+                <w:sz w:val="24"/>
+                <w:szCs w:val="24"/>
+              </w:rPr>
+              <w:t>，</w:t>
+            </w:r>
+            <w:r>
+              <w:rPr>
+                <w:rFonts w:ascii="宋体" w:eastAsia="宋体" w:hAnsi="宋体" w:hint="eastAsia"/>
+                <w:color w:val="000000" w:themeColor="text1"/>
+                <w:sz w:val="24"/>
+                <w:szCs w:val="24"/>
+              </w:rPr>
+              <w:t>精通计算机系统结构、操作系统；曾获</w:t>
+            </w:r>
+            <w:r>
+              <w:rPr>
+                <w:rFonts w:ascii="宋体" w:eastAsia="宋体" w:hAnsi="宋体"/>
+                <w:color w:val="000000" w:themeColor="text1"/>
+                <w:sz w:val="24"/>
+                <w:szCs w:val="24"/>
+              </w:rPr>
+              <w:t>中兴捧月AI挑战赛区域优胜奖</w:t>
             </w:r>
           </w:p>
           <w:p>
             <w:pPr>
               <w:spacing w:line="400" w:lineRule="exact"/>
               <w:rPr>
-                <w:rFonts w:ascii="宋体" w:eastAsia="宋体" w:hAnsi="宋体"/>
-                <w:color w:val="808080" w:themeColor="background1" w:themeShade="80"/>
-                <w:sz w:val="24"/>
-                <w:szCs w:val="24"/>
-              </w:rPr>
-            </w:pPr>
-            <w:r>
-              <w:rPr>
-                <w:rFonts w:ascii="宋体" w:eastAsia="宋体" w:hAnsi="宋体" w:hint="eastAsia"/>
-                <w:color w:val="808080" w:themeColor="background1" w:themeShade="80"/>
-                <w:sz w:val="24"/>
-                <w:szCs w:val="24"/>
-              </w:rPr>
-              <w:t>（2）各成员的擅长领域、分工和互补情况</w:t>
-            </w:r>
-          </w:p>
-          <w:p>
-            <w:pPr>
-              <w:spacing w:line="400" w:lineRule="exact"/>
-              <w:rPr>
-                <w:rFonts w:ascii="宋体" w:eastAsia="宋体" w:hAnsi="宋体"/>
-                <w:color w:val="808080" w:themeColor="background1" w:themeShade="80"/>
+                <w:rFonts w:ascii="宋体" w:eastAsia="宋体" w:hAnsi="宋体" w:hint="eastAsia"/>
+                <w:color w:val="000000" w:themeColor="text1"/>
                 <w:sz w:val="24"/>
                 <w:szCs w:val="24"/>
               </w:rPr>
@@ -3220,33 +3091,202 @@
             <w:pPr>
               <w:spacing w:line="400" w:lineRule="exact"/>
               <w:rPr>
-                <w:rFonts w:ascii="宋体" w:eastAsia="宋体" w:hAnsi="宋体"/>
-                <w:color w:val="808080" w:themeColor="background1" w:themeShade="80"/>
+                <w:rFonts w:ascii="宋体" w:eastAsia="宋体" w:hAnsi="宋体" w:hint="eastAsia"/>
+                <w:color w:val="000000" w:themeColor="text1"/>
                 <w:sz w:val="24"/>
                 <w:szCs w:val="24"/>
               </w:rPr>
             </w:pPr>
+            <w:r>
+              <w:rPr>
+                <w:rFonts w:ascii="宋体" w:eastAsia="宋体" w:hAnsi="宋体" w:hint="eastAsia"/>
+                <w:color w:val="000000" w:themeColor="text1"/>
+                <w:sz w:val="24"/>
+                <w:szCs w:val="24"/>
+              </w:rPr>
+              <w:lastRenderedPageBreak/>
+              <w:t>项目分工：</w:t>
+            </w:r>
           </w:p>
           <w:p>
             <w:pPr>
               <w:spacing w:line="400" w:lineRule="exact"/>
+              <w:ind w:firstLineChars="200" w:firstLine="480"/>
               <w:rPr>
                 <w:rFonts w:ascii="宋体" w:eastAsia="宋体" w:hAnsi="宋体"/>
-                <w:color w:val="808080" w:themeColor="background1" w:themeShade="80"/>
+                <w:color w:val="000000" w:themeColor="text1"/>
                 <w:sz w:val="24"/>
                 <w:szCs w:val="24"/>
               </w:rPr>
             </w:pPr>
+            <w:r>
+              <w:rPr>
+                <w:rFonts w:ascii="宋体" w:eastAsia="宋体" w:hAnsi="宋体" w:hint="eastAsia"/>
+                <w:color w:val="000000" w:themeColor="text1"/>
+                <w:sz w:val="24"/>
+                <w:szCs w:val="24"/>
+              </w:rPr>
+              <w:t>方鹭洋</w:t>
+            </w:r>
+            <w:r>
+              <w:rPr>
+                <w:rFonts w:ascii="宋体" w:eastAsia="宋体" w:hAnsi="宋体"/>
+                <w:color w:val="000000" w:themeColor="text1"/>
+                <w:sz w:val="24"/>
+                <w:szCs w:val="24"/>
+              </w:rPr>
+              <w:t>：全链路设计与协议定版；手机端 apps/harmony（HAR 调度与 App）、</w:t>
+            </w:r>
+            <w:r>
+              <w:rPr>
+                <w:rFonts w:ascii="宋体" w:eastAsia="宋体" w:hAnsi="宋体" w:hint="eastAsia"/>
+                <w:color w:val="000000" w:themeColor="text1"/>
+                <w:sz w:val="24"/>
+                <w:szCs w:val="24"/>
+              </w:rPr>
+              <w:t>搭建</w:t>
+            </w:r>
+            <w:r>
+              <w:rPr>
+                <w:rFonts w:ascii="宋体" w:eastAsia="宋体" w:hAnsi="宋体"/>
+                <w:color w:val="000000" w:themeColor="text1"/>
+                <w:sz w:val="24"/>
+                <w:szCs w:val="24"/>
+              </w:rPr>
+              <w:t>与Artifact 存储与图片数据通道、真机与多设备</w:t>
+            </w:r>
+            <w:r>
+              <w:rPr>
+                <w:rFonts w:ascii="宋体" w:eastAsia="宋体" w:hAnsi="宋体" w:hint="eastAsia"/>
+                <w:color w:val="000000" w:themeColor="text1"/>
+                <w:sz w:val="24"/>
+                <w:szCs w:val="24"/>
+              </w:rPr>
+              <w:t>测试微调</w:t>
+            </w:r>
+            <w:r>
+              <w:rPr>
+                <w:rFonts w:ascii="宋体" w:eastAsia="宋体" w:hAnsi="宋体"/>
+                <w:color w:val="000000" w:themeColor="text1"/>
+                <w:sz w:val="24"/>
+                <w:szCs w:val="24"/>
+              </w:rPr>
+              <w:t>、</w:t>
+            </w:r>
+            <w:r>
+              <w:rPr>
+                <w:rFonts w:ascii="宋体" w:eastAsia="宋体" w:hAnsi="宋体" w:hint="eastAsia"/>
+                <w:color w:val="000000" w:themeColor="text1"/>
+                <w:sz w:val="24"/>
+                <w:szCs w:val="24"/>
+              </w:rPr>
+              <w:t>项目文档撰写</w:t>
+            </w:r>
+            <w:r>
+              <w:rPr>
+                <w:rFonts w:ascii="宋体" w:eastAsia="宋体" w:hAnsi="宋体"/>
+                <w:color w:val="000000" w:themeColor="text1"/>
+                <w:sz w:val="24"/>
+                <w:szCs w:val="24"/>
+              </w:rPr>
+              <w:t>。</w:t>
+            </w:r>
           </w:p>
           <w:p>
             <w:pPr>
-              <w:tabs>
-                <w:tab w:val="left" w:pos="4670"/>
-              </w:tabs>
               <w:spacing w:line="400" w:lineRule="exact"/>
+              <w:ind w:firstLineChars="200" w:firstLine="480"/>
               <w:rPr>
                 <w:rFonts w:ascii="宋体" w:eastAsia="宋体" w:hAnsi="宋体"/>
-                <w:color w:val="808080" w:themeColor="background1" w:themeShade="80"/>
+                <w:color w:val="000000" w:themeColor="text1"/>
+                <w:sz w:val="24"/>
+                <w:szCs w:val="24"/>
+              </w:rPr>
+            </w:pPr>
+            <w:r>
+              <w:rPr>
+                <w:rFonts w:ascii="宋体" w:eastAsia="宋体" w:hAnsi="宋体" w:hint="eastAsia"/>
+                <w:color w:val="000000" w:themeColor="text1"/>
+                <w:sz w:val="24"/>
+                <w:szCs w:val="24"/>
+              </w:rPr>
+              <w:t>李一芃</w:t>
+            </w:r>
+            <w:r>
+              <w:rPr>
+                <w:rFonts w:ascii="宋体" w:eastAsia="宋体" w:hAnsi="宋体"/>
+                <w:color w:val="000000" w:themeColor="text1"/>
+                <w:sz w:val="24"/>
+                <w:szCs w:val="24"/>
+              </w:rPr>
+              <w:t>：服务端与业务链路 services/</w:t>
+            </w:r>
+            <w:proofErr w:type="spellStart"/>
+            <w:r>
+              <w:rPr>
+                <w:rFonts w:ascii="宋体" w:eastAsia="宋体" w:hAnsi="宋体"/>
+                <w:color w:val="000000" w:themeColor="text1"/>
+                <w:sz w:val="24"/>
+                <w:szCs w:val="24"/>
+              </w:rPr>
+              <w:t>api</w:t>
+            </w:r>
+            <w:proofErr w:type="spellEnd"/>
+            <w:r>
+              <w:rPr>
+                <w:rFonts w:ascii="宋体" w:eastAsia="宋体" w:hAnsi="宋体"/>
+                <w:color w:val="000000" w:themeColor="text1"/>
+                <w:sz w:val="24"/>
+                <w:szCs w:val="24"/>
+              </w:rPr>
+              <w:t>-server（12 阶段引用化与提交屏障、设备目录与执行适配器/worker），</w:t>
+            </w:r>
+            <w:r>
+              <w:rPr>
+                <w:rFonts w:ascii="宋体" w:eastAsia="宋体" w:hAnsi="宋体" w:hint="eastAsia"/>
+                <w:color w:val="000000" w:themeColor="text1"/>
+                <w:sz w:val="24"/>
+                <w:szCs w:val="24"/>
+              </w:rPr>
+              <w:t>本地算法，</w:t>
+            </w:r>
+            <w:r>
+              <w:rPr>
+                <w:rFonts w:ascii="宋体" w:eastAsia="宋体" w:hAnsi="宋体"/>
+                <w:color w:val="000000" w:themeColor="text1"/>
+                <w:sz w:val="24"/>
+                <w:szCs w:val="24"/>
+              </w:rPr>
+              <w:t xml:space="preserve">服务端回归与 </w:t>
+            </w:r>
+            <w:proofErr w:type="spellStart"/>
+            <w:r>
+              <w:rPr>
+                <w:rFonts w:ascii="宋体" w:eastAsia="宋体" w:hAnsi="宋体"/>
+                <w:color w:val="000000" w:themeColor="text1"/>
+                <w:sz w:val="24"/>
+                <w:szCs w:val="24"/>
+              </w:rPr>
+              <w:t>Zeabur</w:t>
+            </w:r>
+            <w:proofErr w:type="spellEnd"/>
+            <w:r>
+              <w:rPr>
+                <w:rFonts w:ascii="宋体" w:eastAsia="宋体" w:hAnsi="宋体"/>
+                <w:color w:val="000000" w:themeColor="text1"/>
+                <w:sz w:val="24"/>
+                <w:szCs w:val="24"/>
+              </w:rPr>
+              <w:t xml:space="preserve"> 部署。</w:t>
+            </w:r>
+          </w:p>
+          <w:p>
+            <w:pPr>
+              <w:spacing w:line="400" w:lineRule="exact"/>
+              <w:ind w:firstLineChars="200" w:firstLine="480"/>
+              <w:rPr>
+                <w:rFonts w:ascii="宋体" w:eastAsia="宋体" w:hAnsi="宋体" w:hint="eastAsia"/>
+                <w:color w:val="000000" w:themeColor="text1"/>
                 <w:sz w:val="24"/>
                 <w:szCs w:val="24"/>
               </w:rPr>
@@ -3260,7 +3300,7 @@
         <w:adjustRightInd w:val="0"/>
         <w:snapToGrid w:val="0"/>
         <w:rPr>
-          <w:rFonts w:ascii="宋体" w:eastAsia="宋体" w:hAnsi="宋体"/>
+          <w:rFonts w:ascii="宋体" w:eastAsia="宋体" w:hAnsi="宋体" w:hint="eastAsia"/>
           <w:color w:val="808080" w:themeColor="background1" w:themeShade="80"/>
           <w:sz w:val="40"/>
           <w:szCs w:val="40"/>
@@ -3272,14 +3312,108 @@
       <w:pPr>
         <w:adjustRightInd w:val="0"/>
         <w:snapToGrid w:val="0"/>
+        <w:ind w:firstLineChars="100" w:firstLine="320"/>
+        <w:rPr>
+          <w:rFonts w:ascii="宋体" w:eastAsia="宋体" w:hAnsi="宋体" w:hint="eastAsia"/>
+          <w:color w:val="000000" w:themeColor="text1"/>
+          <w:sz w:val="32"/>
+          <w:szCs w:val="32"/>
+          <w:u w:val="single" w:color="000000" w:themeColor="text1"/>
+        </w:rPr>
+      </w:pPr>
+      <w:r>
+        <w:rPr>
+          <w:rFonts w:ascii="宋体" w:eastAsia="宋体" w:hAnsi="宋体"/>
+          <w:color w:val="808080" w:themeColor="background1" w:themeShade="80"/>
+          <w:sz w:val="32"/>
+          <w:szCs w:val="32"/>
+          <w:u w:val="single" w:color="000000" w:themeColor="text1"/>
+        </w:rPr>
+        <w:t xml:space="preserve"> </w:t>
+      </w:r>
+      <w:r>
+        <w:rPr>
+          <w:rFonts w:ascii="宋体" w:eastAsia="宋体" w:hAnsi="宋体" w:hint="eastAsia"/>
+          <w:color w:val="000000" w:themeColor="text1"/>
+          <w:sz w:val="32"/>
+          <w:szCs w:val="32"/>
+          <w:u w:val="single" w:color="000000" w:themeColor="text1"/>
+        </w:rPr>
+        <w:t xml:space="preserve">《 </w:t>
+      </w:r>
+      <w:r>
+        <w:rPr>
+          <w:rFonts w:ascii="宋体" w:eastAsia="宋体" w:hAnsi="宋体"/>
+          <w:color w:val="000000" w:themeColor="text1"/>
+          <w:sz w:val="32"/>
+          <w:szCs w:val="32"/>
+          <w:u w:val="single" w:color="000000" w:themeColor="text1"/>
+        </w:rPr>
+        <w:t>智调鸿枢：面向鸿蒙生态的</w:t>
+      </w:r>
+    </w:p>
+    <w:p>
+      <w:pPr>
+        <w:adjustRightInd w:val="0"/>
+        <w:snapToGrid w:val="0"/>
         <w:jc w:val="center"/>
         <w:rPr>
-          <w:rFonts w:ascii="宋体" w:eastAsia="宋体" w:hAnsi="宋体"/>
+          <w:rFonts w:ascii="宋体" w:eastAsia="宋体" w:hAnsi="宋体" w:hint="eastAsia"/>
           <w:b/>
           <w:sz w:val="40"/>
           <w:szCs w:val="40"/>
         </w:rPr>
       </w:pPr>
+      <w:r>
+        <w:rPr>
+          <w:rFonts w:ascii="宋体" w:eastAsia="宋体" w:hAnsi="宋体"/>
+          <w:color w:val="000000" w:themeColor="text1"/>
+          <w:sz w:val="32"/>
+          <w:szCs w:val="32"/>
+          <w:u w:val="single" w:color="000000" w:themeColor="text1"/>
+        </w:rPr>
+        <w:t>端侧AI感知调度中间件</w:t>
+      </w:r>
+      <w:r>
+        <w:rPr>
+          <w:rFonts w:ascii="宋体" w:eastAsia="宋体" w:hAnsi="宋体"/>
+          <w:color w:val="000000" w:themeColor="text1"/>
+          <w:sz w:val="32"/>
+          <w:szCs w:val="32"/>
+          <w:u w:val="single" w:color="000000" w:themeColor="text1"/>
+        </w:rPr>
+        <w:t xml:space="preserve"> </w:t>
+      </w:r>
+      <w:r>
+        <w:rPr>
+          <w:rFonts w:ascii="宋体" w:eastAsia="宋体" w:hAnsi="宋体" w:hint="eastAsia"/>
+          <w:color w:val="000000" w:themeColor="text1"/>
+          <w:sz w:val="32"/>
+          <w:szCs w:val="32"/>
+          <w:u w:val="single" w:color="000000" w:themeColor="text1"/>
+        </w:rPr>
+        <w:t>》</w:t>
+      </w:r>
+      <w:r>
+        <w:rPr>
+          <w:rFonts w:ascii="宋体" w:eastAsia="宋体" w:hAnsi="宋体" w:hint="eastAsia"/>
+          <w:color w:val="808080" w:themeColor="background1" w:themeShade="80"/>
+          <w:sz w:val="32"/>
+          <w:szCs w:val="32"/>
+          <w:u w:val="single" w:color="000000" w:themeColor="text1"/>
+        </w:rPr>
+        <w:t xml:space="preserve"> </w:t>
+      </w:r>
+      <w:r>
+        <w:rPr>
+          <w:rFonts w:ascii="宋体" w:eastAsia="宋体" w:hAnsi="宋体"/>
+          <w:color w:val="808080" w:themeColor="background1" w:themeShade="80"/>
+          <w:sz w:val="32"/>
+          <w:szCs w:val="32"/>
+          <w:u w:val="single" w:color="000000" w:themeColor="text1"/>
+        </w:rPr>
+        <w:t xml:space="preserve">  </w:t>
+      </w:r>
       <w:r>
         <w:rPr>
           <w:rFonts w:ascii="宋体" w:eastAsia="宋体" w:hAnsi="宋体" w:hint="eastAsia"/>
@@ -3296,76 +3430,6 @@
           <w:color w:val="808080" w:themeColor="background1" w:themeShade="80"/>
           <w:sz w:val="40"/>
           <w:szCs w:val="40"/>
-          <w:u w:val="single" w:color="000000" w:themeColor="text1"/>
-        </w:rPr>
-        <w:t xml:space="preserve">    </w:t>
-      </w:r>
-      <w:r>
-        <w:rPr>
-          <w:rFonts w:ascii="宋体" w:eastAsia="宋体" w:hAnsi="宋体"/>
-          <w:color w:val="808080" w:themeColor="background1" w:themeShade="80"/>
-          <w:sz w:val="32"/>
-          <w:szCs w:val="32"/>
-          <w:u w:val="single" w:color="000000" w:themeColor="text1"/>
-        </w:rPr>
-        <w:t xml:space="preserve"> </w:t>
-      </w:r>
-      <w:r>
-        <w:rPr>
-          <w:rFonts w:ascii="宋体" w:eastAsia="宋体" w:hAnsi="宋体" w:hint="eastAsia"/>
-          <w:color w:val="808080" w:themeColor="background1" w:themeShade="80"/>
-          <w:sz w:val="32"/>
-          <w:szCs w:val="32"/>
-          <w:u w:val="single" w:color="000000" w:themeColor="text1"/>
-        </w:rPr>
-        <w:t>《 请填写作品名称</w:t>
-      </w:r>
-      <w:r>
-        <w:rPr>
-          <w:rFonts w:ascii="宋体" w:eastAsia="宋体" w:hAnsi="宋体"/>
-          <w:color w:val="808080" w:themeColor="background1" w:themeShade="80"/>
-          <w:sz w:val="32"/>
-          <w:szCs w:val="32"/>
-          <w:u w:val="single" w:color="000000" w:themeColor="text1"/>
-        </w:rPr>
-        <w:t xml:space="preserve"> </w:t>
-      </w:r>
-      <w:r>
-        <w:rPr>
-          <w:rFonts w:ascii="宋体" w:eastAsia="宋体" w:hAnsi="宋体" w:hint="eastAsia"/>
-          <w:color w:val="808080" w:themeColor="background1" w:themeShade="80"/>
-          <w:sz w:val="32"/>
-          <w:szCs w:val="32"/>
-          <w:u w:val="single" w:color="000000" w:themeColor="text1"/>
-        </w:rPr>
-        <w:t xml:space="preserve">》 </w:t>
-      </w:r>
-      <w:r>
-        <w:rPr>
-          <w:rFonts w:ascii="宋体" w:eastAsia="宋体" w:hAnsi="宋体"/>
-          <w:color w:val="808080" w:themeColor="background1" w:themeShade="80"/>
-          <w:sz w:val="32"/>
-          <w:szCs w:val="32"/>
-          <w:u w:val="single" w:color="000000" w:themeColor="text1"/>
-        </w:rPr>
-        <w:t xml:space="preserve">  </w:t>
-      </w:r>
-      <w:r>
-        <w:rPr>
-          <w:rFonts w:ascii="宋体" w:eastAsia="宋体" w:hAnsi="宋体" w:hint="eastAsia"/>
-          <w:color w:val="808080" w:themeColor="background1" w:themeShade="80"/>
-          <w:sz w:val="40"/>
-          <w:szCs w:val="40"/>
-          <w:u w:val="single" w:color="000000" w:themeColor="text1"/>
-        </w:rPr>
-        <w:t xml:space="preserve"> </w:t>
-      </w:r>
-      <w:r>
-        <w:rPr>
-          <w:rFonts w:ascii="宋体" w:eastAsia="宋体" w:hAnsi="宋体"/>
-          <w:color w:val="808080" w:themeColor="background1" w:themeShade="80"/>
-          <w:sz w:val="40"/>
-          <w:szCs w:val="40"/>
         </w:rPr>
         <w:t xml:space="preserve"> </w:t>
       </w:r>
@@ -3412,7 +3476,7 @@
         <w:snapToGrid w:val="0"/>
         <w:jc w:val="center"/>
         <w:rPr>
-          <w:rFonts w:ascii="宋体" w:eastAsia="宋体" w:hAnsi="宋体"/>
+          <w:rFonts w:ascii="宋体" w:eastAsia="宋体" w:hAnsi="宋体" w:hint="eastAsia"/>
           <w:b/>
           <w:sz w:val="36"/>
           <w:szCs w:val="36"/>
@@ -3424,7 +3488,7 @@
         <w:spacing w:line="400" w:lineRule="exact"/>
         <w:jc w:val="left"/>
         <w:rPr>
-          <w:rFonts w:ascii="宋体" w:eastAsia="宋体" w:hAnsi="宋体"/>
+          <w:rFonts w:ascii="宋体" w:eastAsia="宋体" w:hAnsi="宋体" w:hint="eastAsia"/>
           <w:sz w:val="24"/>
           <w:szCs w:val="24"/>
         </w:rPr>
@@ -3475,7 +3539,7 @@
         <w:spacing w:line="400" w:lineRule="exact"/>
         <w:jc w:val="left"/>
         <w:rPr>
-          <w:rFonts w:ascii="宋体" w:eastAsia="宋体" w:hAnsi="宋体"/>
+          <w:rFonts w:ascii="宋体" w:eastAsia="宋体" w:hAnsi="宋体" w:hint="eastAsia"/>
           <w:sz w:val="24"/>
           <w:szCs w:val="24"/>
         </w:rPr>
@@ -3486,7 +3550,7 @@
         <w:spacing w:line="400" w:lineRule="exact"/>
         <w:jc w:val="left"/>
         <w:rPr>
-          <w:rFonts w:ascii="宋体" w:eastAsia="宋体" w:hAnsi="宋体"/>
+          <w:rFonts w:ascii="宋体" w:eastAsia="宋体" w:hAnsi="宋体" w:hint="eastAsia"/>
           <w:sz w:val="24"/>
           <w:szCs w:val="24"/>
         </w:rPr>
@@ -3497,7 +3561,7 @@
         <w:spacing w:line="400" w:lineRule="exact"/>
         <w:jc w:val="left"/>
         <w:rPr>
-          <w:rFonts w:ascii="宋体" w:eastAsia="宋体" w:hAnsi="宋体"/>
+          <w:rFonts w:ascii="宋体" w:eastAsia="宋体" w:hAnsi="宋体" w:hint="eastAsia"/>
           <w:sz w:val="24"/>
           <w:szCs w:val="24"/>
         </w:rPr>
@@ -3508,7 +3572,7 @@
         <w:spacing w:line="400" w:lineRule="exact"/>
         <w:jc w:val="left"/>
         <w:rPr>
-          <w:rFonts w:ascii="宋体" w:eastAsia="宋体" w:hAnsi="宋体"/>
+          <w:rFonts w:ascii="宋体" w:eastAsia="宋体" w:hAnsi="宋体" w:hint="eastAsia"/>
           <w:sz w:val="24"/>
           <w:szCs w:val="24"/>
         </w:rPr>
@@ -3543,7 +3607,7 @@
         <w:spacing w:line="400" w:lineRule="exact"/>
         <w:jc w:val="left"/>
         <w:rPr>
-          <w:rFonts w:ascii="宋体" w:eastAsia="宋体" w:hAnsi="宋体"/>
+          <w:rFonts w:ascii="宋体" w:eastAsia="宋体" w:hAnsi="宋体" w:hint="eastAsia"/>
           <w:sz w:val="24"/>
           <w:szCs w:val="24"/>
         </w:rPr>
@@ -3554,7 +3618,7 @@
         <w:spacing w:line="400" w:lineRule="exact"/>
         <w:jc w:val="left"/>
         <w:rPr>
-          <w:rFonts w:ascii="宋体" w:eastAsia="宋体" w:hAnsi="宋体"/>
+          <w:rFonts w:ascii="宋体" w:eastAsia="宋体" w:hAnsi="宋体" w:hint="eastAsia"/>
           <w:sz w:val="24"/>
           <w:szCs w:val="24"/>
         </w:rPr>
@@ -3565,18 +3629,7 @@
         <w:spacing w:line="400" w:lineRule="exact"/>
         <w:jc w:val="left"/>
         <w:rPr>
-          <w:rFonts w:ascii="宋体" w:eastAsia="宋体" w:hAnsi="宋体"/>
-          <w:sz w:val="24"/>
-          <w:szCs w:val="24"/>
-        </w:rPr>
-      </w:pPr>
-    </w:p>
-    <w:p>
-      <w:pPr>
-        <w:spacing w:line="400" w:lineRule="exact"/>
-        <w:jc w:val="left"/>
-        <w:rPr>
-          <w:rFonts w:ascii="宋体" w:eastAsia="宋体" w:hAnsi="宋体"/>
+          <w:rFonts w:ascii="宋体" w:eastAsia="宋体" w:hAnsi="宋体" w:hint="eastAsia"/>
           <w:sz w:val="24"/>
           <w:szCs w:val="24"/>
         </w:rPr>
@@ -3587,18 +3640,66 @@
         <w:spacing w:line="400" w:lineRule="exact"/>
         <w:jc w:val="right"/>
         <w:rPr>
-          <w:rFonts w:ascii="宋体" w:eastAsia="宋体" w:hAnsi="宋体"/>
-          <w:sz w:val="24"/>
-          <w:szCs w:val="24"/>
-        </w:rPr>
-      </w:pPr>
-      <w:r>
-        <w:rPr>
-          <w:rFonts w:ascii="宋体" w:eastAsia="宋体" w:hAnsi="宋体"/>
-          <w:sz w:val="24"/>
-          <w:szCs w:val="24"/>
-        </w:rPr>
-        <w:t>日期：    年      月     日</w:t>
+          <w:rFonts w:ascii="宋体" w:eastAsia="宋体" w:hAnsi="宋体" w:hint="eastAsia"/>
+          <w:sz w:val="24"/>
+          <w:szCs w:val="24"/>
+        </w:rPr>
+      </w:pPr>
+      <w:r>
+        <w:rPr>
+          <w:rFonts w:ascii="宋体" w:eastAsia="宋体" w:hAnsi="宋体"/>
+          <w:sz w:val="24"/>
+          <w:szCs w:val="24"/>
+        </w:rPr>
+        <w:t>日期：</w:t>
+      </w:r>
+      <w:r>
+        <w:rPr>
+          <w:rFonts w:ascii="宋体" w:eastAsia="宋体" w:hAnsi="宋体" w:hint="eastAsia"/>
+          <w:sz w:val="24"/>
+          <w:szCs w:val="24"/>
+        </w:rPr>
+        <w:t>2026</w:t>
+      </w:r>
+      <w:r>
+        <w:rPr>
+          <w:rFonts w:ascii="宋体" w:eastAsia="宋体" w:hAnsi="宋体"/>
+          <w:sz w:val="24"/>
+          <w:szCs w:val="24"/>
+        </w:rPr>
+        <w:t xml:space="preserve"> 年 </w:t>
+      </w:r>
+      <w:r>
+        <w:rPr>
+          <w:rFonts w:ascii="宋体" w:eastAsia="宋体" w:hAnsi="宋体" w:hint="eastAsia"/>
+          <w:sz w:val="24"/>
+          <w:szCs w:val="24"/>
+        </w:rPr>
+        <w:t>9</w:t>
+      </w:r>
+      <w:r>
+        <w:rPr>
+          <w:rFonts w:ascii="宋体" w:eastAsia="宋体" w:hAnsi="宋体"/>
+          <w:sz w:val="24"/>
+          <w:szCs w:val="24"/>
+        </w:rPr>
+        <w:t xml:space="preserve"> 月 </w:t>
+      </w:r>
+      <w:r>
+        <w:rPr>
+          <w:rFonts w:ascii="宋体" w:eastAsia="宋体" w:hAnsi="宋体" w:hint="eastAsia"/>
+          <w:sz w:val="24"/>
+          <w:szCs w:val="24"/>
+        </w:rPr>
+        <w:t>28</w:t>
+      </w:r>
+      <w:r>
+        <w:rPr>
+          <w:rFonts w:ascii="宋体" w:eastAsia="宋体" w:hAnsi="宋体"/>
+          <w:sz w:val="24"/>
+          <w:szCs w:val="24"/>
+        </w:rPr>
+        <w:t xml:space="preserve"> 日</w:t>
       </w:r>
     </w:p>
     <w:p>
@@ -3606,7 +3707,7 @@
         <w:spacing w:line="400" w:lineRule="exact"/>
         <w:jc w:val="left"/>
         <w:rPr>
-          <w:rFonts w:ascii="宋体" w:eastAsia="宋体" w:hAnsi="宋体"/>
+          <w:rFonts w:ascii="宋体" w:eastAsia="宋体" w:hAnsi="宋体" w:hint="eastAsia"/>
           <w:sz w:val="24"/>
           <w:szCs w:val="24"/>
         </w:rPr>
@@ -3617,7 +3718,7 @@
         <w:spacing w:line="400" w:lineRule="exact"/>
         <w:jc w:val="left"/>
         <w:rPr>
-          <w:rFonts w:ascii="宋体" w:eastAsia="宋体" w:hAnsi="宋体"/>
+          <w:rFonts w:ascii="宋体" w:eastAsia="宋体" w:hAnsi="宋体" w:hint="eastAsia"/>
           <w:sz w:val="24"/>
           <w:szCs w:val="24"/>
         </w:rPr>
@@ -3628,70 +3729,37 @@
         <w:spacing w:line="400" w:lineRule="exact"/>
         <w:jc w:val="left"/>
         <w:rPr>
-          <w:rFonts w:ascii="宋体" w:eastAsia="宋体" w:hAnsi="宋体"/>
-          <w:sz w:val="24"/>
-          <w:szCs w:val="24"/>
-        </w:rPr>
-      </w:pPr>
+          <w:rFonts w:ascii="宋体" w:eastAsia="宋体" w:hAnsi="宋体" w:hint="eastAsia"/>
+          <w:sz w:val="24"/>
+          <w:szCs w:val="24"/>
+        </w:rPr>
+      </w:pPr>
+      <w:r>
+        <w:rPr>
+          <w:rFonts w:ascii="宋体" w:eastAsia="宋体" w:hAnsi="宋体"/>
+          <w:sz w:val="24"/>
+          <w:szCs w:val="24"/>
+        </w:rPr>
+        <w:t>指导老师审核签名：</w:t>
+      </w:r>
     </w:p>
     <w:p>
       <w:pPr>
         <w:spacing w:line="400" w:lineRule="exact"/>
         <w:jc w:val="left"/>
         <w:rPr>
-          <w:rFonts w:ascii="宋体" w:eastAsia="宋体" w:hAnsi="宋体"/>
-          <w:sz w:val="24"/>
-          <w:szCs w:val="24"/>
-        </w:rPr>
-      </w:pPr>
-      <w:r>
-        <w:rPr>
-          <w:rFonts w:ascii="宋体" w:eastAsia="宋体" w:hAnsi="宋体"/>
-          <w:sz w:val="24"/>
-          <w:szCs w:val="24"/>
-        </w:rPr>
-        <w:t>指导老师审核签名：</w:t>
-      </w:r>
+          <w:rFonts w:ascii="宋体" w:eastAsia="宋体" w:hAnsi="宋体" w:hint="eastAsia"/>
+          <w:sz w:val="24"/>
+          <w:szCs w:val="24"/>
+        </w:rPr>
+      </w:pPr>
     </w:p>
     <w:p>
       <w:pPr>
         <w:spacing w:line="400" w:lineRule="exact"/>
         <w:jc w:val="left"/>
         <w:rPr>
-          <w:rFonts w:ascii="宋体" w:eastAsia="宋体" w:hAnsi="宋体"/>
-          <w:sz w:val="24"/>
-          <w:szCs w:val="24"/>
-        </w:rPr>
-      </w:pPr>
-    </w:p>
-    <w:p>
-      <w:pPr>
-        <w:spacing w:line="400" w:lineRule="exact"/>
-        <w:jc w:val="left"/>
-        <w:rPr>
-          <w:rFonts w:ascii="宋体" w:eastAsia="宋体" w:hAnsi="宋体"/>
-          <w:sz w:val="24"/>
-          <w:szCs w:val="24"/>
-        </w:rPr>
-      </w:pPr>
-    </w:p>
-    <w:p>
-      <w:pPr>
-        <w:spacing w:line="400" w:lineRule="exact"/>
-        <w:jc w:val="left"/>
-        <w:rPr>
-          <w:rFonts w:ascii="宋体" w:eastAsia="宋体" w:hAnsi="宋体"/>
-          <w:sz w:val="24"/>
-          <w:szCs w:val="24"/>
-        </w:rPr>
-      </w:pPr>
-    </w:p>
-    <w:p>
-      <w:pPr>
-        <w:spacing w:line="400" w:lineRule="exact"/>
-        <w:jc w:val="left"/>
-        <w:rPr>
-          <w:rFonts w:ascii="宋体" w:eastAsia="宋体" w:hAnsi="宋体"/>
+          <w:rFonts w:ascii="宋体" w:eastAsia="宋体" w:hAnsi="宋体" w:hint="eastAsia"/>
           <w:sz w:val="24"/>
           <w:szCs w:val="24"/>
         </w:rPr>
@@ -3702,18 +3770,66 @@
         <w:spacing w:line="400" w:lineRule="exact"/>
         <w:jc w:val="right"/>
         <w:rPr>
-          <w:rFonts w:ascii="宋体" w:eastAsia="宋体" w:hAnsi="宋体"/>
-          <w:sz w:val="24"/>
-          <w:szCs w:val="24"/>
-        </w:rPr>
-      </w:pPr>
-      <w:r>
-        <w:rPr>
-          <w:rFonts w:ascii="宋体" w:eastAsia="宋体" w:hAnsi="宋体"/>
-          <w:sz w:val="24"/>
-          <w:szCs w:val="24"/>
-        </w:rPr>
-        <w:t>日期：    年      月     日</w:t>
+          <w:rFonts w:ascii="宋体" w:eastAsia="宋体" w:hAnsi="宋体" w:hint="eastAsia"/>
+          <w:sz w:val="24"/>
+          <w:szCs w:val="24"/>
+        </w:rPr>
+      </w:pPr>
+      <w:r>
+        <w:rPr>
+          <w:rFonts w:ascii="宋体" w:eastAsia="宋体" w:hAnsi="宋体"/>
+          <w:sz w:val="24"/>
+          <w:szCs w:val="24"/>
+        </w:rPr>
+        <w:t>日期：</w:t>
+      </w:r>
+      <w:r>
+        <w:rPr>
+          <w:rFonts w:ascii="宋体" w:eastAsia="宋体" w:hAnsi="宋体" w:hint="eastAsia"/>
+          <w:sz w:val="24"/>
+          <w:szCs w:val="24"/>
+        </w:rPr>
+        <w:t>2026</w:t>
+      </w:r>
+      <w:r>
+        <w:rPr>
+          <w:rFonts w:ascii="宋体" w:eastAsia="宋体" w:hAnsi="宋体"/>
+          <w:sz w:val="24"/>
+          <w:szCs w:val="24"/>
+        </w:rPr>
+        <w:t xml:space="preserve"> 年 </w:t>
+      </w:r>
+      <w:r>
+        <w:rPr>
+          <w:rFonts w:ascii="宋体" w:eastAsia="宋体" w:hAnsi="宋体" w:hint="eastAsia"/>
+          <w:sz w:val="24"/>
+          <w:szCs w:val="24"/>
+        </w:rPr>
+        <w:t>9</w:t>
+      </w:r>
+      <w:r>
+        <w:rPr>
+          <w:rFonts w:ascii="宋体" w:eastAsia="宋体" w:hAnsi="宋体"/>
+          <w:sz w:val="24"/>
+          <w:szCs w:val="24"/>
+        </w:rPr>
+        <w:t xml:space="preserve"> 月 </w:t>
+      </w:r>
+      <w:r>
+        <w:rPr>
+          <w:rFonts w:ascii="宋体" w:eastAsia="宋体" w:hAnsi="宋体" w:hint="eastAsia"/>
+          <w:sz w:val="24"/>
+          <w:szCs w:val="24"/>
+        </w:rPr>
+        <w:t>28</w:t>
+      </w:r>
+      <w:r>
+        <w:rPr>
+          <w:rFonts w:ascii="宋体" w:eastAsia="宋体" w:hAnsi="宋体"/>
+          <w:sz w:val="24"/>
+          <w:szCs w:val="24"/>
+        </w:rPr>
+        <w:t xml:space="preserve"> 日</w:t>
       </w:r>
     </w:p>
     <w:p>
@@ -3722,7 +3838,7 @@
         <w:snapToGrid w:val="0"/>
         <w:jc w:val="left"/>
         <w:rPr>
-          <w:rFonts w:ascii="宋体" w:eastAsia="宋体" w:hAnsi="宋体"/>
+          <w:rFonts w:ascii="宋体" w:eastAsia="宋体" w:hAnsi="宋体" w:hint="eastAsia"/>
           <w:bCs/>
           <w:sz w:val="30"/>
           <w:szCs w:val="30"/>
@@ -3733,34 +3849,8 @@
       <w:pPr>
         <w:adjustRightInd w:val="0"/>
         <w:snapToGrid w:val="0"/>
-        <w:jc w:val="left"/>
-        <w:rPr>
-          <w:rFonts w:ascii="宋体" w:eastAsia="宋体" w:hAnsi="宋体"/>
-          <w:bCs/>
-          <w:sz w:val="30"/>
-          <w:szCs w:val="30"/>
-        </w:rPr>
-      </w:pPr>
-    </w:p>
-    <w:p>
-      <w:pPr>
-        <w:adjustRightInd w:val="0"/>
-        <w:snapToGrid w:val="0"/>
-        <w:jc w:val="left"/>
-        <w:rPr>
-          <w:rFonts w:ascii="宋体" w:eastAsia="宋体" w:hAnsi="宋体"/>
-          <w:bCs/>
-          <w:sz w:val="30"/>
-          <w:szCs w:val="30"/>
-        </w:rPr>
-      </w:pPr>
-    </w:p>
-    <w:p>
-      <w:pPr>
-        <w:adjustRightInd w:val="0"/>
-        <w:snapToGrid w:val="0"/>
-        <w:rPr>
-          <w:rFonts w:ascii="宋体" w:eastAsia="宋体" w:hAnsi="宋体"/>
+        <w:rPr>
+          <w:rFonts w:ascii="宋体" w:eastAsia="宋体" w:hAnsi="宋体" w:hint="eastAsia"/>
           <w:bCs/>
           <w:color w:val="767171" w:themeColor="background2" w:themeShade="80"/>
           <w:sz w:val="24"/>
@@ -3775,29 +3865,7 @@
           <w:sz w:val="24"/>
           <w:szCs w:val="24"/>
         </w:rPr>
-        <w:t>（注：本页签名可以打印纸</w:t>
-      </w:r>
-      <w:proofErr w:type="gramStart"/>
-      <w:r>
-        <w:rPr>
-          <w:rFonts w:ascii="宋体" w:eastAsia="宋体" w:hAnsi="宋体" w:hint="eastAsia"/>
-          <w:bCs/>
-          <w:color w:val="767171" w:themeColor="background2" w:themeShade="80"/>
-          <w:sz w:val="24"/>
-          <w:szCs w:val="24"/>
-        </w:rPr>
-        <w:t>质文件</w:t>
-      </w:r>
-      <w:proofErr w:type="gramEnd"/>
-      <w:r>
-        <w:rPr>
-          <w:rFonts w:ascii="宋体" w:eastAsia="宋体" w:hAnsi="宋体" w:hint="eastAsia"/>
-          <w:bCs/>
-          <w:color w:val="767171" w:themeColor="background2" w:themeShade="80"/>
-          <w:sz w:val="24"/>
-          <w:szCs w:val="24"/>
-        </w:rPr>
-        <w:t>后签名，提供扫描件；或者使用电子签名。不论哪种方式，需保证页面内容完整、字迹清晰，请与本项目创意书作为同一文档提交，否则项目创意书提交可能无效。）</w:t>
+        <w:t>（注：本页签名可以打印纸质文件后签名，提供扫描件；或者使用电子签名。不论哪种方式，需保证页面内容完整、字迹清晰，请与本项目创意书作为同一文档提交，否则项目创意书提交可能无效。）</w:t>
       </w:r>
     </w:p>
     <w:p>
@@ -3805,7 +3873,7 @@
         <w:widowControl/>
         <w:jc w:val="left"/>
         <w:rPr>
-          <w:rFonts w:ascii="宋体" w:eastAsia="宋体" w:hAnsi="宋体"/>
+          <w:rFonts w:ascii="宋体" w:eastAsia="宋体" w:hAnsi="宋体" w:hint="eastAsia"/>
           <w:bCs/>
           <w:color w:val="767171" w:themeColor="background2" w:themeShade="80"/>
           <w:sz w:val="28"/>
@@ -3828,7 +3896,7 @@
         <w:adjustRightInd w:val="0"/>
         <w:snapToGrid w:val="0"/>
         <w:rPr>
-          <w:rFonts w:ascii="宋体" w:eastAsia="宋体" w:hAnsi="宋体"/>
+          <w:rFonts w:ascii="宋体" w:eastAsia="宋体" w:hAnsi="宋体" w:hint="eastAsia"/>
           <w:bCs/>
           <w:color w:val="767171" w:themeColor="background2" w:themeShade="80"/>
           <w:sz w:val="28"/>
@@ -3842,7 +3910,7 @@
         <w:snapToGrid w:val="0"/>
         <w:jc w:val="center"/>
         <w:rPr>
-          <w:rFonts w:ascii="宋体" w:eastAsia="宋体" w:hAnsi="宋体"/>
+          <w:rFonts w:ascii="宋体" w:eastAsia="宋体" w:hAnsi="宋体" w:hint="eastAsia"/>
           <w:b/>
           <w:sz w:val="40"/>
           <w:szCs w:val="40"/>
@@ -3864,7 +3932,7 @@
         <w:snapToGrid w:val="0"/>
         <w:jc w:val="center"/>
         <w:rPr>
-          <w:rFonts w:ascii="宋体" w:eastAsia="宋体" w:hAnsi="宋体"/>
+          <w:rFonts w:ascii="宋体" w:eastAsia="宋体" w:hAnsi="宋体" w:hint="eastAsia"/>
           <w:sz w:val="44"/>
         </w:rPr>
       </w:pPr>
@@ -3881,7 +3949,7 @@
         <w:adjustRightInd w:val="0"/>
         <w:snapToGrid w:val="0"/>
         <w:rPr>
-          <w:rFonts w:ascii="宋体" w:eastAsia="宋体" w:hAnsi="宋体"/>
+          <w:rFonts w:ascii="宋体" w:eastAsia="宋体" w:hAnsi="宋体" w:hint="eastAsia"/>
           <w:sz w:val="24"/>
           <w:szCs w:val="24"/>
         </w:rPr>
@@ -3918,7 +3986,7 @@
         <w:adjustRightInd w:val="0"/>
         <w:snapToGrid w:val="0"/>
         <w:rPr>
-          <w:rFonts w:ascii="宋体" w:eastAsia="宋体" w:hAnsi="宋体"/>
+          <w:rFonts w:ascii="宋体" w:eastAsia="宋体" w:hAnsi="宋体" w:hint="eastAsia"/>
           <w:color w:val="000000" w:themeColor="text1"/>
           <w:sz w:val="24"/>
           <w:szCs w:val="24"/>
@@ -3930,7 +3998,7 @@
         <w:adjustRightInd w:val="0"/>
         <w:snapToGrid w:val="0"/>
         <w:rPr>
-          <w:rFonts w:ascii="宋体" w:eastAsia="宋体" w:hAnsi="宋体"/>
+          <w:rFonts w:ascii="宋体" w:eastAsia="宋体" w:hAnsi="宋体" w:hint="eastAsia"/>
           <w:color w:val="FF0000"/>
           <w:sz w:val="24"/>
           <w:szCs w:val="24"/>
@@ -3948,7 +4016,7 @@
         <w:snapToGrid w:val="0"/>
         <w:ind w:firstLineChars="0"/>
         <w:rPr>
-          <w:rFonts w:ascii="宋体" w:eastAsia="宋体" w:hAnsi="宋体"/>
+          <w:rFonts w:ascii="宋体" w:eastAsia="宋体" w:hAnsi="宋体" w:hint="eastAsia"/>
           <w:b/>
           <w:sz w:val="24"/>
           <w:szCs w:val="24"/>
@@ -3975,7 +4043,7 @@
         <w:snapToGrid w:val="0"/>
         <w:ind w:firstLineChars="0"/>
         <w:rPr>
-          <w:rFonts w:ascii="宋体" w:eastAsia="宋体" w:hAnsi="宋体"/>
+          <w:rFonts w:ascii="宋体" w:eastAsia="宋体" w:hAnsi="宋体" w:hint="eastAsia"/>
           <w:b/>
           <w:sz w:val="24"/>
           <w:szCs w:val="24"/>
@@ -3995,7 +4063,7 @@
       <w:pPr>
         <w:spacing w:line="400" w:lineRule="exact"/>
         <w:rPr>
-          <w:rFonts w:ascii="宋体" w:eastAsia="宋体" w:hAnsi="宋体"/>
+          <w:rFonts w:ascii="宋体" w:eastAsia="宋体" w:hAnsi="宋体" w:hint="eastAsia"/>
           <w:color w:val="808080" w:themeColor="background1" w:themeShade="80"/>
           <w:sz w:val="24"/>
           <w:szCs w:val="24"/>
@@ -4008,66 +4076,46 @@
           <w:sz w:val="24"/>
           <w:szCs w:val="24"/>
         </w:rPr>
-        <w:t>一句话</w:t>
-      </w:r>
-      <w:proofErr w:type="gramStart"/>
+        <w:t>一句话抽述关键创新点，</w:t>
+      </w:r>
       <w:r>
         <w:rPr>
           <w:rFonts w:ascii="宋体" w:eastAsia="宋体" w:hAnsi="宋体" w:hint="eastAsia"/>
           <w:color w:val="808080" w:themeColor="background1" w:themeShade="80"/>
           <w:sz w:val="24"/>
           <w:szCs w:val="24"/>
-        </w:rPr>
-        <w:t>抽述关键</w:t>
-      </w:r>
-      <w:proofErr w:type="gramEnd"/>
-      <w:r>
-        <w:rPr>
-          <w:rFonts w:ascii="宋体" w:eastAsia="宋体" w:hAnsi="宋体" w:hint="eastAsia"/>
+          <w:highlight w:val="yellow"/>
+        </w:rPr>
+        <w:t>不超过</w:t>
+      </w:r>
+      <w:r>
+        <w:rPr>
+          <w:rFonts w:ascii="宋体" w:eastAsia="宋体" w:hAnsi="宋体"/>
           <w:color w:val="808080" w:themeColor="background1" w:themeShade="80"/>
           <w:sz w:val="24"/>
           <w:szCs w:val="24"/>
-        </w:rPr>
-        <w:t>创新点，</w:t>
-      </w:r>
-      <w:r>
-        <w:rPr>
-          <w:rFonts w:ascii="宋体" w:eastAsia="宋体" w:hAnsi="宋体" w:hint="eastAsia"/>
+          <w:highlight w:val="yellow"/>
+        </w:rPr>
+        <w:t>10</w:t>
+      </w:r>
+      <w:r>
+        <w:rPr>
+          <w:rFonts w:ascii="宋体" w:eastAsia="宋体" w:hAnsi="宋体"/>
           <w:color w:val="808080" w:themeColor="background1" w:themeShade="80"/>
           <w:sz w:val="24"/>
           <w:szCs w:val="24"/>
           <w:highlight w:val="yellow"/>
         </w:rPr>
-        <w:t>不超过</w:t>
-      </w:r>
-      <w:r>
-        <w:rPr>
-          <w:rFonts w:ascii="宋体" w:eastAsia="宋体" w:hAnsi="宋体"/>
+        <w:t>0</w:t>
+      </w:r>
+      <w:r>
+        <w:rPr>
+          <w:rFonts w:ascii="宋体" w:eastAsia="宋体" w:hAnsi="宋体" w:hint="eastAsia"/>
           <w:color w:val="808080" w:themeColor="background1" w:themeShade="80"/>
           <w:sz w:val="24"/>
           <w:szCs w:val="24"/>
           <w:highlight w:val="yellow"/>
         </w:rPr>
-        <w:t>10</w:t>
-      </w:r>
-      <w:r>
-        <w:rPr>
-          <w:rFonts w:ascii="宋体" w:eastAsia="宋体" w:hAnsi="宋体"/>
-          <w:color w:val="808080" w:themeColor="background1" w:themeShade="80"/>
-          <w:sz w:val="24"/>
-          <w:szCs w:val="24"/>
-          <w:highlight w:val="yellow"/>
-        </w:rPr>
-        <w:t>0</w:t>
-      </w:r>
-      <w:r>
-        <w:rPr>
-          <w:rFonts w:ascii="宋体" w:eastAsia="宋体" w:hAnsi="宋体" w:hint="eastAsia"/>
-          <w:color w:val="808080" w:themeColor="background1" w:themeShade="80"/>
-          <w:sz w:val="24"/>
-          <w:szCs w:val="24"/>
-          <w:highlight w:val="yellow"/>
-        </w:rPr>
         <w:t>字</w:t>
       </w:r>
     </w:p>
@@ -4076,7 +4124,7 @@
         <w:adjustRightInd w:val="0"/>
         <w:snapToGrid w:val="0"/>
         <w:rPr>
-          <w:rFonts w:ascii="宋体" w:eastAsia="宋体" w:hAnsi="宋体"/>
+          <w:rFonts w:ascii="宋体" w:eastAsia="宋体" w:hAnsi="宋体" w:hint="eastAsia"/>
           <w:color w:val="7F7F7F" w:themeColor="text1" w:themeTint="80"/>
           <w:sz w:val="24"/>
           <w:szCs w:val="24"/>
@@ -4088,7 +4136,7 @@
         <w:adjustRightInd w:val="0"/>
         <w:snapToGrid w:val="0"/>
         <w:rPr>
-          <w:rFonts w:ascii="宋体" w:eastAsia="宋体" w:hAnsi="宋体"/>
+          <w:rFonts w:ascii="宋体" w:eastAsia="宋体" w:hAnsi="宋体" w:hint="eastAsia"/>
           <w:color w:val="7F7F7F" w:themeColor="text1" w:themeTint="80"/>
           <w:sz w:val="24"/>
           <w:szCs w:val="24"/>
@@ -4100,7 +4148,7 @@
         <w:adjustRightInd w:val="0"/>
         <w:snapToGrid w:val="0"/>
         <w:rPr>
-          <w:rFonts w:ascii="宋体" w:eastAsia="宋体" w:hAnsi="宋体"/>
+          <w:rFonts w:ascii="宋体" w:eastAsia="宋体" w:hAnsi="宋体" w:hint="eastAsia"/>
           <w:color w:val="7F7F7F" w:themeColor="text1" w:themeTint="80"/>
           <w:sz w:val="24"/>
           <w:szCs w:val="24"/>
@@ -4112,7 +4160,7 @@
         <w:adjustRightInd w:val="0"/>
         <w:snapToGrid w:val="0"/>
         <w:rPr>
-          <w:rFonts w:ascii="宋体" w:eastAsia="宋体" w:hAnsi="宋体"/>
+          <w:rFonts w:ascii="宋体" w:eastAsia="宋体" w:hAnsi="宋体" w:hint="eastAsia"/>
           <w:color w:val="7F7F7F" w:themeColor="text1" w:themeTint="80"/>
           <w:sz w:val="24"/>
           <w:szCs w:val="24"/>
@@ -4124,7 +4172,7 @@
         <w:adjustRightInd w:val="0"/>
         <w:snapToGrid w:val="0"/>
         <w:rPr>
-          <w:rFonts w:ascii="宋体" w:eastAsia="宋体" w:hAnsi="宋体"/>
+          <w:rFonts w:ascii="宋体" w:eastAsia="宋体" w:hAnsi="宋体" w:hint="eastAsia"/>
           <w:color w:val="7F7F7F" w:themeColor="text1" w:themeTint="80"/>
           <w:sz w:val="24"/>
           <w:szCs w:val="24"/>
@@ -4142,7 +4190,7 @@
         <w:snapToGrid w:val="0"/>
         <w:ind w:firstLineChars="0"/>
         <w:rPr>
-          <w:rFonts w:ascii="宋体" w:eastAsia="宋体" w:hAnsi="宋体"/>
+          <w:rFonts w:ascii="宋体" w:eastAsia="宋体" w:hAnsi="宋体" w:hint="eastAsia"/>
           <w:b/>
           <w:sz w:val="24"/>
           <w:szCs w:val="24"/>
@@ -4172,7 +4220,7 @@
         <w:adjustRightInd w:val="0"/>
         <w:snapToGrid w:val="0"/>
         <w:rPr>
-          <w:rFonts w:ascii="宋体" w:eastAsia="宋体" w:hAnsi="宋体"/>
+          <w:rFonts w:ascii="宋体" w:eastAsia="宋体" w:hAnsi="宋体" w:hint="eastAsia"/>
           <w:color w:val="7F7F7F" w:themeColor="text1" w:themeTint="80"/>
           <w:sz w:val="24"/>
           <w:szCs w:val="24"/>
@@ -4202,7 +4250,7 @@
         <w:adjustRightInd w:val="0"/>
         <w:snapToGrid w:val="0"/>
         <w:rPr>
-          <w:rFonts w:ascii="宋体" w:eastAsia="宋体" w:hAnsi="宋体"/>
+          <w:rFonts w:ascii="宋体" w:eastAsia="宋体" w:hAnsi="宋体" w:hint="eastAsia"/>
           <w:color w:val="7F7F7F" w:themeColor="text1" w:themeTint="80"/>
           <w:sz w:val="24"/>
           <w:szCs w:val="24"/>
@@ -4214,7 +4262,7 @@
         <w:adjustRightInd w:val="0"/>
         <w:snapToGrid w:val="0"/>
         <w:rPr>
-          <w:rFonts w:ascii="宋体" w:eastAsia="宋体" w:hAnsi="宋体"/>
+          <w:rFonts w:ascii="宋体" w:eastAsia="宋体" w:hAnsi="宋体" w:hint="eastAsia"/>
           <w:color w:val="7F7F7F" w:themeColor="text1" w:themeTint="80"/>
           <w:sz w:val="24"/>
           <w:szCs w:val="24"/>
@@ -4226,7 +4274,7 @@
         <w:adjustRightInd w:val="0"/>
         <w:snapToGrid w:val="0"/>
         <w:rPr>
-          <w:rFonts w:ascii="宋体" w:eastAsia="宋体" w:hAnsi="宋体"/>
+          <w:rFonts w:ascii="宋体" w:eastAsia="宋体" w:hAnsi="宋体" w:hint="eastAsia"/>
           <w:color w:val="7F7F7F" w:themeColor="text1" w:themeTint="80"/>
           <w:sz w:val="24"/>
           <w:szCs w:val="24"/>
@@ -4238,7 +4286,7 @@
         <w:adjustRightInd w:val="0"/>
         <w:snapToGrid w:val="0"/>
         <w:rPr>
-          <w:rFonts w:ascii="宋体" w:eastAsia="宋体" w:hAnsi="宋体"/>
+          <w:rFonts w:ascii="宋体" w:eastAsia="宋体" w:hAnsi="宋体" w:hint="eastAsia"/>
           <w:color w:val="7F7F7F" w:themeColor="text1" w:themeTint="80"/>
           <w:sz w:val="24"/>
           <w:szCs w:val="24"/>
@@ -4256,7 +4304,7 @@
         <w:snapToGrid w:val="0"/>
         <w:ind w:firstLineChars="0"/>
         <w:rPr>
-          <w:rFonts w:ascii="宋体" w:eastAsia="宋体" w:hAnsi="宋体"/>
+          <w:rFonts w:ascii="宋体" w:eastAsia="宋体" w:hAnsi="宋体" w:hint="eastAsia"/>
           <w:b/>
           <w:sz w:val="24"/>
           <w:szCs w:val="24"/>
@@ -4277,7 +4325,7 @@
         <w:adjustRightInd w:val="0"/>
         <w:snapToGrid w:val="0"/>
         <w:rPr>
-          <w:rFonts w:ascii="宋体" w:eastAsia="宋体" w:hAnsi="宋体"/>
+          <w:rFonts w:ascii="宋体" w:eastAsia="宋体" w:hAnsi="宋体" w:hint="eastAsia"/>
           <w:b/>
           <w:bCs/>
           <w:color w:val="7F7F7F" w:themeColor="text1" w:themeTint="80"/>
@@ -4366,7 +4414,7 @@
         <w:widowControl/>
         <w:jc w:val="left"/>
         <w:rPr>
-          <w:rFonts w:ascii="宋体" w:eastAsia="宋体" w:hAnsi="宋体"/>
+          <w:rFonts w:ascii="宋体" w:eastAsia="宋体" w:hAnsi="宋体" w:hint="eastAsia"/>
           <w:sz w:val="24"/>
           <w:szCs w:val="24"/>
         </w:rPr>
@@ -4385,7 +4433,7 @@
         <w:adjustRightInd w:val="0"/>
         <w:snapToGrid w:val="0"/>
         <w:rPr>
-          <w:rFonts w:ascii="宋体" w:eastAsia="宋体" w:hAnsi="宋体"/>
+          <w:rFonts w:ascii="宋体" w:eastAsia="宋体" w:hAnsi="宋体" w:hint="eastAsia"/>
           <w:b/>
           <w:sz w:val="24"/>
           <w:szCs w:val="24"/>
@@ -4407,7 +4455,7 @@
         <w:spacing w:line="360" w:lineRule="exact"/>
         <w:contextualSpacing/>
         <w:rPr>
-          <w:rFonts w:ascii="宋体" w:eastAsia="宋体" w:hAnsi="宋体"/>
+          <w:rFonts w:ascii="宋体" w:eastAsia="宋体" w:hAnsi="宋体" w:hint="eastAsia"/>
           <w:sz w:val="24"/>
           <w:szCs w:val="24"/>
         </w:rPr>
@@ -4426,7 +4474,7 @@
         <w:spacing w:line="360" w:lineRule="exact"/>
         <w:contextualSpacing/>
         <w:rPr>
-          <w:rFonts w:ascii="宋体" w:eastAsia="宋体" w:hAnsi="宋体"/>
+          <w:rFonts w:ascii="宋体" w:eastAsia="宋体" w:hAnsi="宋体" w:hint="eastAsia"/>
           <w:sz w:val="24"/>
           <w:szCs w:val="24"/>
         </w:rPr>
@@ -4445,7 +4493,7 @@
         <w:spacing w:line="360" w:lineRule="exact"/>
         <w:contextualSpacing/>
         <w:rPr>
-          <w:rFonts w:ascii="宋体" w:eastAsia="宋体" w:hAnsi="宋体"/>
+          <w:rFonts w:ascii="宋体" w:eastAsia="宋体" w:hAnsi="宋体" w:hint="eastAsia"/>
           <w:sz w:val="24"/>
           <w:szCs w:val="24"/>
         </w:rPr>
@@ -4464,7 +4512,7 @@
         <w:spacing w:line="360" w:lineRule="exact"/>
         <w:contextualSpacing/>
         <w:rPr>
-          <w:rFonts w:ascii="宋体" w:eastAsia="宋体" w:hAnsi="宋体"/>
+          <w:rFonts w:ascii="宋体" w:eastAsia="宋体" w:hAnsi="宋体" w:hint="eastAsia"/>
           <w:sz w:val="24"/>
           <w:szCs w:val="24"/>
         </w:rPr>
@@ -4483,7 +4531,7 @@
         <w:spacing w:line="360" w:lineRule="exact"/>
         <w:contextualSpacing/>
         <w:rPr>
-          <w:rFonts w:ascii="宋体" w:eastAsia="宋体" w:hAnsi="宋体"/>
+          <w:rFonts w:ascii="宋体" w:eastAsia="宋体" w:hAnsi="宋体" w:hint="eastAsia"/>
           <w:sz w:val="24"/>
           <w:szCs w:val="24"/>
         </w:rPr>
@@ -4503,7 +4551,7 @@
         <w:ind w:firstLineChars="150" w:firstLine="360"/>
         <w:contextualSpacing/>
         <w:rPr>
-          <w:rFonts w:ascii="宋体" w:eastAsia="宋体" w:hAnsi="宋体"/>
+          <w:rFonts w:ascii="宋体" w:eastAsia="宋体" w:hAnsi="宋体" w:hint="eastAsia"/>
           <w:sz w:val="24"/>
           <w:szCs w:val="24"/>
         </w:rPr>
@@ -4522,7 +4570,7 @@
         <w:spacing w:line="360" w:lineRule="exact"/>
         <w:contextualSpacing/>
         <w:rPr>
-          <w:rFonts w:ascii="宋体" w:eastAsia="宋体" w:hAnsi="宋体"/>
+          <w:rFonts w:ascii="宋体" w:eastAsia="宋体" w:hAnsi="宋体" w:hint="eastAsia"/>
           <w:sz w:val="24"/>
           <w:szCs w:val="24"/>
         </w:rPr>
@@ -4541,7 +4589,7 @@
         <w:spacing w:line="360" w:lineRule="exact"/>
         <w:contextualSpacing/>
         <w:rPr>
-          <w:rFonts w:ascii="宋体" w:eastAsia="宋体" w:hAnsi="宋体"/>
+          <w:rFonts w:ascii="宋体" w:eastAsia="宋体" w:hAnsi="宋体" w:hint="eastAsia"/>
           <w:sz w:val="24"/>
           <w:szCs w:val="24"/>
         </w:rPr>
@@ -4560,7 +4608,7 @@
         <w:spacing w:line="360" w:lineRule="exact"/>
         <w:contextualSpacing/>
         <w:rPr>
-          <w:rFonts w:ascii="宋体" w:eastAsia="宋体" w:hAnsi="宋体"/>
+          <w:rFonts w:ascii="宋体" w:eastAsia="宋体" w:hAnsi="宋体" w:hint="eastAsia"/>
           <w:sz w:val="24"/>
           <w:szCs w:val="24"/>
         </w:rPr>
@@ -4579,36 +4627,18 @@
         <w:spacing w:line="360" w:lineRule="exact"/>
         <w:contextualSpacing/>
         <w:rPr>
-          <w:rFonts w:ascii="宋体" w:eastAsia="宋体" w:hAnsi="宋体"/>
-          <w:sz w:val="24"/>
-          <w:szCs w:val="24"/>
-        </w:rPr>
-      </w:pPr>
-      <w:r>
-        <w:rPr>
-          <w:rFonts w:ascii="宋体" w:eastAsia="宋体" w:hAnsi="宋体" w:hint="eastAsia"/>
-          <w:sz w:val="24"/>
-          <w:szCs w:val="24"/>
-        </w:rPr>
-        <w:t>（三）行距：单</w:t>
-      </w:r>
-      <w:proofErr w:type="gramStart"/>
-      <w:r>
-        <w:rPr>
-          <w:rFonts w:ascii="宋体" w:eastAsia="宋体" w:hAnsi="宋体" w:hint="eastAsia"/>
-          <w:sz w:val="24"/>
-          <w:szCs w:val="24"/>
-        </w:rPr>
-        <w:t>倍</w:t>
-      </w:r>
-      <w:proofErr w:type="gramEnd"/>
-      <w:r>
-        <w:rPr>
-          <w:rFonts w:ascii="宋体" w:eastAsia="宋体" w:hAnsi="宋体" w:hint="eastAsia"/>
-          <w:sz w:val="24"/>
-          <w:szCs w:val="24"/>
-        </w:rPr>
-        <w:t>行距</w:t>
+          <w:rFonts w:ascii="宋体" w:eastAsia="宋体" w:hAnsi="宋体" w:hint="eastAsia"/>
+          <w:sz w:val="24"/>
+          <w:szCs w:val="24"/>
+        </w:rPr>
+      </w:pPr>
+      <w:r>
+        <w:rPr>
+          <w:rFonts w:ascii="宋体" w:eastAsia="宋体" w:hAnsi="宋体" w:hint="eastAsia"/>
+          <w:sz w:val="24"/>
+          <w:szCs w:val="24"/>
+        </w:rPr>
+        <w:t>（三）行距：单倍行距</w:t>
       </w:r>
     </w:p>
     <w:p>
@@ -4616,7 +4646,7 @@
         <w:spacing w:line="360" w:lineRule="exact"/>
         <w:contextualSpacing/>
         <w:rPr>
-          <w:rFonts w:ascii="宋体" w:eastAsia="宋体" w:hAnsi="宋体"/>
+          <w:rFonts w:ascii="宋体" w:eastAsia="宋体" w:hAnsi="宋体" w:hint="eastAsia"/>
           <w:sz w:val="24"/>
           <w:szCs w:val="24"/>
         </w:rPr>
@@ -4635,7 +4665,7 @@
         <w:spacing w:line="360" w:lineRule="exact"/>
         <w:contextualSpacing/>
         <w:rPr>
-          <w:rFonts w:ascii="宋体" w:eastAsia="宋体" w:hAnsi="宋体"/>
+          <w:rFonts w:ascii="宋体" w:eastAsia="宋体" w:hAnsi="宋体" w:hint="eastAsia"/>
           <w:sz w:val="24"/>
           <w:szCs w:val="24"/>
         </w:rPr>
@@ -4655,7 +4685,7 @@
         <w:ind w:firstLineChars="550" w:firstLine="1320"/>
         <w:contextualSpacing/>
         <w:rPr>
-          <w:rFonts w:ascii="宋体" w:eastAsia="宋体" w:hAnsi="宋体"/>
+          <w:rFonts w:ascii="宋体" w:eastAsia="宋体" w:hAnsi="宋体" w:hint="eastAsia"/>
           <w:sz w:val="24"/>
           <w:szCs w:val="24"/>
         </w:rPr>
@@ -4674,7 +4704,7 @@
         <w:spacing w:line="360" w:lineRule="exact"/>
         <w:contextualSpacing/>
         <w:rPr>
-          <w:rFonts w:ascii="宋体" w:eastAsia="宋体" w:hAnsi="宋体"/>
+          <w:rFonts w:ascii="宋体" w:eastAsia="宋体" w:hAnsi="宋体" w:hint="eastAsia"/>
           <w:sz w:val="24"/>
           <w:szCs w:val="24"/>
         </w:rPr>
@@ -4694,7 +4724,7 @@
         <w:ind w:firstLineChars="150" w:firstLine="360"/>
         <w:contextualSpacing/>
         <w:rPr>
-          <w:rFonts w:ascii="宋体" w:eastAsia="宋体" w:hAnsi="宋体"/>
+          <w:rFonts w:ascii="宋体" w:eastAsia="宋体" w:hAnsi="宋体" w:hint="eastAsia"/>
           <w:sz w:val="24"/>
           <w:szCs w:val="24"/>
         </w:rPr>
@@ -4713,7 +4743,7 @@
         <w:spacing w:line="360" w:lineRule="exact"/>
         <w:contextualSpacing/>
         <w:rPr>
-          <w:rFonts w:ascii="宋体" w:eastAsia="宋体" w:hAnsi="宋体"/>
+          <w:rFonts w:ascii="宋体" w:eastAsia="宋体" w:hAnsi="宋体" w:hint="eastAsia"/>
           <w:sz w:val="24"/>
           <w:szCs w:val="24"/>
         </w:rPr>
@@ -4732,7 +4762,7 @@
         <w:spacing w:line="360" w:lineRule="exact"/>
         <w:contextualSpacing/>
         <w:rPr>
-          <w:rFonts w:ascii="宋体" w:eastAsia="宋体" w:hAnsi="宋体"/>
+          <w:rFonts w:ascii="宋体" w:eastAsia="宋体" w:hAnsi="宋体" w:hint="eastAsia"/>
           <w:sz w:val="24"/>
           <w:szCs w:val="24"/>
         </w:rPr>
@@ -4751,7 +4781,7 @@
         <w:spacing w:line="360" w:lineRule="exact"/>
         <w:contextualSpacing/>
         <w:rPr>
-          <w:rFonts w:ascii="宋体" w:eastAsia="宋体" w:hAnsi="宋体"/>
+          <w:rFonts w:ascii="宋体" w:eastAsia="宋体" w:hAnsi="宋体" w:hint="eastAsia"/>
           <w:sz w:val="24"/>
           <w:szCs w:val="24"/>
         </w:rPr>
@@ -4770,7 +4800,7 @@
         <w:spacing w:line="360" w:lineRule="exact"/>
         <w:contextualSpacing/>
         <w:rPr>
-          <w:rFonts w:ascii="宋体" w:eastAsia="宋体" w:hAnsi="宋体"/>
+          <w:rFonts w:ascii="宋体" w:eastAsia="宋体" w:hAnsi="宋体" w:hint="eastAsia"/>
           <w:sz w:val="24"/>
           <w:szCs w:val="24"/>
         </w:rPr>
@@ -4789,7 +4819,7 @@
         <w:spacing w:line="360" w:lineRule="exact"/>
         <w:contextualSpacing/>
         <w:rPr>
-          <w:rFonts w:ascii="宋体" w:eastAsia="宋体" w:hAnsi="宋体"/>
+          <w:rFonts w:ascii="宋体" w:eastAsia="宋体" w:hAnsi="宋体" w:hint="eastAsia"/>
           <w:sz w:val="24"/>
           <w:szCs w:val="24"/>
         </w:rPr>
@@ -4810,7 +4840,7 @@
         <w:contextualSpacing/>
         <w:jc w:val="left"/>
         <w:rPr>
-          <w:rFonts w:ascii="宋体" w:eastAsia="宋体" w:hAnsi="宋体"/>
+          <w:rFonts w:ascii="宋体" w:eastAsia="宋体" w:hAnsi="宋体" w:hint="eastAsia"/>
           <w:sz w:val="24"/>
           <w:szCs w:val="24"/>
         </w:rPr>
@@ -4839,7 +4869,7 @@
         <w:contextualSpacing/>
         <w:jc w:val="left"/>
         <w:rPr>
-          <w:rFonts w:ascii="宋体" w:eastAsia="宋体" w:hAnsi="宋体"/>
+          <w:rFonts w:ascii="宋体" w:eastAsia="宋体" w:hAnsi="宋体" w:hint="eastAsia"/>
           <w:sz w:val="24"/>
           <w:szCs w:val="24"/>
         </w:rPr>
@@ -4860,7 +4890,7 @@
         <w:contextualSpacing/>
         <w:jc w:val="left"/>
         <w:rPr>
-          <w:rFonts w:ascii="宋体" w:eastAsia="宋体" w:hAnsi="宋体"/>
+          <w:rFonts w:ascii="宋体" w:eastAsia="宋体" w:hAnsi="宋体" w:hint="eastAsia"/>
           <w:sz w:val="24"/>
           <w:szCs w:val="24"/>
         </w:rPr>
@@ -4897,7 +4927,7 @@
         <w:contextualSpacing/>
         <w:jc w:val="left"/>
         <w:rPr>
-          <w:rFonts w:ascii="宋体" w:eastAsia="宋体" w:hAnsi="宋体"/>
+          <w:rFonts w:ascii="宋体" w:eastAsia="宋体" w:hAnsi="宋体" w:hint="eastAsia"/>
           <w:sz w:val="24"/>
           <w:szCs w:val="24"/>
         </w:rPr>
@@ -4910,7 +4940,7 @@
         <w:contextualSpacing/>
         <w:jc w:val="left"/>
         <w:rPr>
-          <w:rFonts w:ascii="宋体" w:eastAsia="宋体" w:hAnsi="宋体"/>
+          <w:rFonts w:ascii="宋体" w:eastAsia="宋体" w:hAnsi="宋体" w:hint="eastAsia"/>
           <w:sz w:val="24"/>
           <w:szCs w:val="24"/>
         </w:rPr>
@@ -4923,7 +4953,7 @@
         <w:contextualSpacing/>
         <w:jc w:val="left"/>
         <w:rPr>
-          <w:rFonts w:ascii="宋体" w:eastAsia="宋体" w:hAnsi="宋体"/>
+          <w:rFonts w:ascii="宋体" w:eastAsia="宋体" w:hAnsi="宋体" w:hint="eastAsia"/>
           <w:sz w:val="24"/>
           <w:szCs w:val="24"/>
         </w:rPr>
@@ -4936,7 +4966,7 @@
         <w:contextualSpacing/>
         <w:jc w:val="left"/>
         <w:rPr>
-          <w:rFonts w:ascii="宋体" w:eastAsia="宋体" w:hAnsi="宋体"/>
+          <w:rFonts w:ascii="宋体" w:eastAsia="宋体" w:hAnsi="宋体" w:hint="eastAsia"/>
           <w:sz w:val="24"/>
           <w:szCs w:val="24"/>
         </w:rPr>
@@ -4949,7 +4979,7 @@
         <w:contextualSpacing/>
         <w:jc w:val="left"/>
         <w:rPr>
-          <w:rFonts w:ascii="宋体" w:eastAsia="宋体" w:hAnsi="宋体"/>
+          <w:rFonts w:ascii="宋体" w:eastAsia="宋体" w:hAnsi="宋体" w:hint="eastAsia"/>
           <w:sz w:val="24"/>
           <w:szCs w:val="24"/>
         </w:rPr>
@@ -4962,7 +4992,7 @@
         <w:contextualSpacing/>
         <w:jc w:val="left"/>
         <w:rPr>
-          <w:rFonts w:ascii="宋体" w:eastAsia="宋体" w:hAnsi="宋体"/>
+          <w:rFonts w:ascii="宋体" w:eastAsia="宋体" w:hAnsi="宋体" w:hint="eastAsia"/>
           <w:sz w:val="24"/>
           <w:szCs w:val="24"/>
         </w:rPr>
@@ -4975,7 +5005,7 @@
         <w:contextualSpacing/>
         <w:jc w:val="left"/>
         <w:rPr>
-          <w:rFonts w:ascii="宋体" w:eastAsia="宋体" w:hAnsi="宋体"/>
+          <w:rFonts w:ascii="宋体" w:eastAsia="宋体" w:hAnsi="宋体" w:hint="eastAsia"/>
           <w:sz w:val="24"/>
           <w:szCs w:val="24"/>
         </w:rPr>
@@ -4988,7 +5018,7 @@
         <w:contextualSpacing/>
         <w:jc w:val="left"/>
         <w:rPr>
-          <w:rFonts w:ascii="宋体" w:eastAsia="宋体" w:hAnsi="宋体"/>
+          <w:rFonts w:ascii="宋体" w:eastAsia="宋体" w:hAnsi="宋体" w:hint="eastAsia"/>
           <w:sz w:val="24"/>
           <w:szCs w:val="24"/>
         </w:rPr>
@@ -5001,7 +5031,7 @@
         <w:contextualSpacing/>
         <w:jc w:val="left"/>
         <w:rPr>
-          <w:rFonts w:ascii="宋体" w:eastAsia="宋体" w:hAnsi="宋体"/>
+          <w:rFonts w:ascii="宋体" w:eastAsia="宋体" w:hAnsi="宋体" w:hint="eastAsia"/>
           <w:sz w:val="24"/>
           <w:szCs w:val="24"/>
         </w:rPr>
@@ -5014,7 +5044,7 @@
         <w:contextualSpacing/>
         <w:jc w:val="left"/>
         <w:rPr>
-          <w:rFonts w:ascii="宋体" w:eastAsia="宋体" w:hAnsi="宋体"/>
+          <w:rFonts w:ascii="宋体" w:eastAsia="宋体" w:hAnsi="宋体" w:hint="eastAsia"/>
           <w:sz w:val="24"/>
           <w:szCs w:val="24"/>
         </w:rPr>
@@ -5027,7 +5057,7 @@
         <w:contextualSpacing/>
         <w:jc w:val="left"/>
         <w:rPr>
-          <w:rFonts w:ascii="宋体" w:eastAsia="宋体" w:hAnsi="宋体"/>
+          <w:rFonts w:ascii="宋体" w:eastAsia="宋体" w:hAnsi="宋体" w:hint="eastAsia"/>
           <w:sz w:val="24"/>
           <w:szCs w:val="24"/>
         </w:rPr>
@@ -5040,7 +5070,7 @@
         <w:contextualSpacing/>
         <w:jc w:val="left"/>
         <w:rPr>
-          <w:rFonts w:ascii="宋体" w:eastAsia="宋体" w:hAnsi="宋体"/>
+          <w:rFonts w:ascii="宋体" w:eastAsia="宋体" w:hAnsi="宋体" w:hint="eastAsia"/>
           <w:sz w:val="24"/>
           <w:szCs w:val="24"/>
         </w:rPr>
@@ -5058,9 +5088,14 @@
 </file>
 
 <file path=word/endnotes.xml><?xml version="1.0" encoding="utf-8"?>
-<w:endnotes xmlns:wpc="http://schemas.microsoft.com/office/word/2010/wordprocessingCanvas" xmlns:cx="http://schemas.microsoft.com/office/drawing/2014/chartex" xmlns:cx1="http://schemas.microsoft.com/office/drawing/2015/9/8/chartex" xmlns:cx2="http://schemas.microsoft.com/office/drawing/2015/10/21/chartex" xmlns:cx3="http://schemas.microsoft.com/office/drawing/2016/5/9/chartex" xmlns:cx4="http://schemas.microsoft.com/office/drawing/2016/5/10/chartex" xmlns:cx5="http://schemas.microsoft.com/office/drawing/2016/5/11/chartex" xmlns:cx6="http://schemas.microsoft.com/office/drawing/2016/5/12/chartex" xmlns:cx7="http://schemas.microsoft.com/office/drawing/2016/5/13/chartex" xmlns:cx8="http://schemas.microsoft.com/office/drawing/2016/5/14/chartex" xmlns:mc="http://schemas.openxmlformats.org/markup-compatibility/2006" xmlns:aink="http://schemas.microsoft.com/office/drawing/2016/ink" xmlns:am3d="http://schemas.microsoft.com/office/drawing/2017/model3d" xmlns:o="urn:schemas-microsoft-com:office:office" xmlns:r="http://schemas.openxmlformats.org/officeDocument/2006/relationships" xmlns:m="http://schemas.openxmlformats.org/officeDocument/2006/math" xmlns:v="urn:schemas-microsoft-com:vml" xmlns:wp14="http://schemas.microsoft.com/office/word/2010/wordprocessingDrawing" xmlns:wp="http://schemas.openxmlformats.org/drawingml/2006/wordprocessingDrawing" xmlns:w10="urn:schemas-microsoft-com:office:word" xmlns:w="http://schemas.openxmlformats.org/wordprocessingml/2006/main" xmlns:w14="http://schemas.microsoft.com/office/word/2010/wordml" xmlns:w15="http://schemas.microsoft.com/office/word/2012/wordml" xmlns:w16cex="http://schemas.microsoft.com/office/word/2018/wordml/cex" xmlns:w16cid="http://schemas.microsoft.com/office/word/2016/wordml/cid" xmlns:w16="http://schemas.microsoft.com/office/word/2018/wordml" xmlns:w16sdtdh="http://schemas.microsoft.com/office/word/2020/wordml/sdtdatahash" xmlns:w16se="http://schemas.microsoft.com/office/word/2015/wordml/symex" xmlns:wpg="http://schemas.microsoft.com/office/word/2010/wordprocessingGroup" xmlns:wpi="http://schemas.microsoft.com/office/word/2010/wordprocessingInk" xmlns:wne="http://schemas.microsoft.com/office/word/2006/wordml" xmlns:wps="http://schemas.microsoft.com/office/word/2010/wordprocessingShape" mc:Ignorable="w14 w15 w16se w16cid w16 w16cex w16sdtdh wp14">
+<w:endnotes xmlns:wpc="http://schemas.microsoft.com/office/word/2010/wordprocessingCanvas" xmlns:cx="http://schemas.microsoft.com/office/drawing/2014/chartex" xmlns:cx1="http://schemas.microsoft.com/office/drawing/2015/9/8/chartex" xmlns:cx2="http://schemas.microsoft.com/office/drawing/2015/10/21/chartex" xmlns:cx3="http://schemas.microsoft.com/office/drawing/2016/5/9/chartex" xmlns:cx4="http://schemas.microsoft.com/office/drawing/2016/5/10/chartex" xmlns:cx5="http://schemas.microsoft.com/office/drawing/2016/5/11/chartex" xmlns:cx6="http://schemas.microsoft.com/office/drawing/2016/5/12/chartex" xmlns:cx7="http://schemas.microsoft.com/office/drawing/2016/5/13/chartex" xmlns:cx8="http://schemas.microsoft.com/office/drawing/2016/5/14/chartex" xmlns:mc="http://schemas.openxmlformats.org/markup-compatibility/2006" xmlns:aink="http://schemas.microsoft.com/office/drawing/2016/ink" xmlns:am3d="http://schemas.microsoft.com/office/drawing/2017/model3d" xmlns:o="urn:schemas-microsoft-com:office:office" xmlns:oel="http://schemas.microsoft.com/office/2019/extlst" xmlns:r="http://schemas.openxmlformats.org/officeDocument/2006/relationships" xmlns:m="http://schemas.openxmlformats.org/officeDocument/2006/math" xmlns:v="urn:schemas-microsoft-com:vml" xmlns:wp14="http://schemas.microsoft.com/office/word/2010/wordprocessingDrawing" xmlns:wp="http://schemas.openxmlformats.org/drawingml/2006/wordprocessingDrawing" xmlns:w10="urn:schemas-microsoft-com:office:word" xmlns:w="http://schemas.openxmlformats.org/wordprocessingml/2006/main" xmlns:w14="http://schemas.microsoft.com/office/word/2010/wordml" xmlns:w15="http://schemas.microsoft.com/office/word/2012/wordml" xmlns:w16cex="http://schemas.microsoft.com/office/word/2018/wordml/cex" xmlns:w16cid="http://schemas.microsoft.com/office/word/2016/wordml/cid" xmlns:w16="http://schemas.microsoft.com/office/word/2018/wordml" xmlns:w16du="http://schemas.microsoft.com/office/word/2023/wordml/word16du" xmlns:w16sdtdh="http://schemas.microsoft.com/office/word/2020/wordml/sdtdatahash" xmlns:w16sdtfl="http://schemas.microsoft.com/office/word/2024/wordml/sdtformatlock" xmlns:w16se="http://schemas.microsoft.com/office/word/2015/wordml/symex" xmlns:wpg="http://schemas.microsoft.com/office/word/2010/wordprocessingGroup" xmlns:wpi="http://schemas.microsoft.com/office/word/2010/wordprocessingInk" xmlns:wne="http://schemas.microsoft.com/office/word/2006/wordml" xmlns:wps="http://schemas.microsoft.com/office/word/2010/wordprocessingShape" mc:Ignorable="w14 w15 w16se w16cid w16 w16cex w16sdtdh w16sdtfl w16du wp14">
   <w:endnote w:type="separator" w:id="-1">
     <w:p>
+      <w:pPr>
+        <w:rPr>
+          <w:rFonts w:hint="eastAsia"/>
+        </w:rPr>
+      </w:pPr>
       <w:r>
         <w:separator/>
       </w:r>
@@ -5068,6 +5103,11 @@
   </w:endnote>
   <w:endnote w:type="continuationSeparator" w:id="0">
     <w:p>
+      <w:pPr>
+        <w:rPr>
+          <w:rFonts w:hint="eastAsia"/>
+        </w:rPr>
+      </w:pPr>
       <w:r>
         <w:continuationSeparator/>
       </w:r>
@@ -5077,12 +5117,12 @@
 </file>
 
 <file path=word/footer1.xml><?xml version="1.0" encoding="utf-8"?>
-<w:ftr xmlns:wpc="http://schemas.microsoft.com/office/word/2010/wordprocessingCanvas" xmlns:cx="http://schemas.microsoft.com/office/drawing/2014/chartex" xmlns:cx1="http://schemas.microsoft.com/office/drawing/2015/9/8/chartex" xmlns:cx2="http://schemas.microsoft.com/office/drawing/2015/10/21/chartex" xmlns:cx3="http://schemas.microsoft.com/office/drawing/2016/5/9/chartex" xmlns:cx4="http://schemas.microsoft.com/office/drawing/2016/5/10/chartex" xmlns:cx5="http://schemas.microsoft.com/office/drawing/2016/5/11/chartex" xmlns:cx6="http://schemas.microsoft.com/office/drawing/2016/5/12/chartex" xmlns:cx7="http://schemas.microsoft.com/office/drawing/2016/5/13/chartex" xmlns:cx8="http://schemas.microsoft.com/office/drawing/2016/5/14/chartex" xmlns:mc="http://schemas.openxmlformats.org/markup-compatibility/2006" xmlns:aink="http://schemas.microsoft.com/office/drawing/2016/ink" xmlns:am3d="http://schemas.microsoft.com/office/drawing/2017/model3d" xmlns:o="urn:schemas-microsoft-com:office:office" xmlns:r="http://schemas.openxmlformats.org/officeDocument/2006/relationships" xmlns:m="http://schemas.openxmlformats.org/officeDocument/2006/math" xmlns:v="urn:schemas-microsoft-com:vml" xmlns:wp14="http://schemas.microsoft.com/office/word/2010/wordprocessingDrawing" xmlns:wp="http://schemas.openxmlformats.org/drawingml/2006/wordprocessingDrawing" xmlns:w10="urn:schemas-microsoft-com:office:word" xmlns:w="http://schemas.openxmlformats.org/wordprocessingml/2006/main" xmlns:w14="http://schemas.microsoft.com/office/word/2010/wordml" xmlns:w15="http://schemas.microsoft.com/office/word/2012/wordml" xmlns:w16cex="http://schemas.microsoft.com/office/word/2018/wordml/cex" xmlns:w16cid="http://schemas.microsoft.com/office/word/2016/wordml/cid" xmlns:w16="http://schemas.microsoft.com/office/word/2018/wordml" xmlns:w16sdtdh="http://schemas.microsoft.com/office/word/2020/wordml/sdtdatahash" xmlns:w16se="http://schemas.microsoft.com/office/word/2015/wordml/symex" xmlns:wpg="http://schemas.microsoft.com/office/word/2010/wordprocessingGroup" xmlns:wpi="http://schemas.microsoft.com/office/word/2010/wordprocessingInk" xmlns:wne="http://schemas.microsoft.com/office/word/2006/wordml" xmlns:wps="http://schemas.microsoft.com/office/word/2010/wordprocessingShape" mc:Ignorable="w14 w15 w16se w16cid w16 w16cex w16sdtdh wp14">
+<w:ftr xmlns:wpc="http://schemas.microsoft.com/office/word/2010/wordprocessingCanvas" xmlns:cx="http://schemas.microsoft.com/office/drawing/2014/chartex" xmlns:cx1="http://schemas.microsoft.com/office/drawing/2015/9/8/chartex" xmlns:cx2="http://schemas.microsoft.com/office/drawing/2015/10/21/chartex" xmlns:cx3="http://schemas.microsoft.com/office/drawing/2016/5/9/chartex" xmlns:cx4="http://schemas.microsoft.com/office/drawing/2016/5/10/chartex" xmlns:cx5="http://schemas.microsoft.com/office/drawing/2016/5/11/chartex" xmlns:cx6="http://schemas.microsoft.com/office/drawing/2016/5/12/chartex" xmlns:cx7="http://schemas.microsoft.com/office/drawing/2016/5/13/chartex" xmlns:cx8="http://schemas.microsoft.com/office/drawing/2016/5/14/chartex" xmlns:mc="http://schemas.openxmlformats.org/markup-compatibility/2006" xmlns:aink="http://schemas.microsoft.com/office/drawing/2016/ink" xmlns:am3d="http://schemas.microsoft.com/office/drawing/2017/model3d" xmlns:o="urn:schemas-microsoft-com:office:office" xmlns:oel="http://schemas.microsoft.com/office/2019/extlst" xmlns:r="http://schemas.openxmlformats.org/officeDocument/2006/relationships" xmlns:m="http://schemas.openxmlformats.org/officeDocument/2006/math" xmlns:v="urn:schemas-microsoft-com:vml" xmlns:wp14="http://schemas.microsoft.com/office/word/2010/wordprocessingDrawing" xmlns:wp="http://schemas.openxmlformats.org/drawingml/2006/wordprocessingDrawing" xmlns:w10="urn:schemas-microsoft-com:office:word" xmlns:w="http://schemas.openxmlformats.org/wordprocessingml/2006/main" xmlns:w14="http://schemas.microsoft.com/office/word/2010/wordml" xmlns:w15="http://schemas.microsoft.com/office/word/2012/wordml" xmlns:w16cex="http://schemas.microsoft.com/office/word/2018/wordml/cex" xmlns:w16cid="http://schemas.microsoft.com/office/word/2016/wordml/cid" xmlns:w16="http://schemas.microsoft.com/office/word/2018/wordml" xmlns:w16du="http://schemas.microsoft.com/office/word/2023/wordml/word16du" xmlns:w16sdtdh="http://schemas.microsoft.com/office/word/2020/wordml/sdtdatahash" xmlns:w16sdtfl="http://schemas.microsoft.com/office/word/2024/wordml/sdtformatlock" xmlns:w16se="http://schemas.microsoft.com/office/word/2015/wordml/symex" xmlns:wpg="http://schemas.microsoft.com/office/word/2010/wordprocessingGroup" xmlns:wpi="http://schemas.microsoft.com/office/word/2010/wordprocessingInk" xmlns:wne="http://schemas.microsoft.com/office/word/2006/wordml" xmlns:wps="http://schemas.microsoft.com/office/word/2010/wordprocessingShape" mc:Ignorable="w14 w15 w16se w16cid w16 w16cex w16sdtdh w16sdtfl w16du wp14">
   <w:p>
     <w:pPr>
       <w:pStyle w:val="a5"/>
       <w:rPr>
-        <w:rFonts w:ascii="HarmonyOS Sans SC" w:eastAsia="HarmonyOS Sans SC" w:hAnsi="HarmonyOS Sans SC"/>
+        <w:rFonts w:ascii="HarmonyOS Sans SC" w:eastAsia="HarmonyOS Sans SC" w:hAnsi="HarmonyOS Sans SC" w:hint="eastAsia"/>
         <w:sz w:val="21"/>
         <w:szCs w:val="21"/>
       </w:rPr>
@@ -5147,15 +5187,23 @@
   <w:p>
     <w:pPr>
       <w:pStyle w:val="a5"/>
+      <w:rPr>
+        <w:rFonts w:hint="eastAsia"/>
+      </w:rPr>
     </w:pPr>
   </w:p>
 </w:ftr>
 </file>
 
 <file path=word/footnotes.xml><?xml version="1.0" encoding="utf-8"?>
-<w:footnotes xmlns:wpc="http://schemas.microsoft.com/office/word/2010/wordprocessingCanvas" xmlns:cx="http://schemas.microsoft.com/office/drawing/2014/chartex" xmlns:cx1="http://schemas.microsoft.com/office/drawing/2015/9/8/chartex" xmlns:cx2="http://schemas.microsoft.com/office/drawing/2015/10/21/chartex" xmlns:cx3="http://schemas.microsoft.com/office/drawing/2016/5/9/chartex" xmlns:cx4="http://schemas.microsoft.com/office/drawing/2016/5/10/chartex" xmlns:cx5="http://schemas.microsoft.com/office/drawing/2016/5/11/chartex" xmlns:cx6="http://schemas.microsoft.com/office/drawing/2016/5/12/chartex" xmlns:cx7="http://schemas.microsoft.com/office/drawing/2016/5/13/chartex" xmlns:cx8="http://schemas.microsoft.com/office/drawing/2016/5/14/chartex" xmlns:mc="http://schemas.openxmlformats.org/markup-compatibility/2006" xmlns:aink="http://schemas.microsoft.com/office/drawing/2016/ink" xmlns:am3d="http://schemas.microsoft.com/office/drawing/2017/model3d" xmlns:o="urn:schemas-microsoft-com:office:office" xmlns:r="http://schemas.openxmlformats.org/officeDocument/2006/relationships" xmlns:m="http://schemas.openxmlformats.org/officeDocument/2006/math" xmlns:v="urn:schemas-microsoft-com:vml" xmlns:wp14="http://schemas.microsoft.com/office/word/2010/wordprocessingDrawing" xmlns:wp="http://schemas.openxmlformats.org/drawingml/2006/wordprocessingDrawing" xmlns:w10="urn:schemas-microsoft-com:office:word" xmlns:w="http://schemas.openxmlformats.org/wordprocessingml/2006/main" xmlns:w14="http://schemas.microsoft.com/office/word/2010/wordml" xmlns:w15="http://schemas.microsoft.com/office/word/2012/wordml" xmlns:w16cex="http://schemas.microsoft.com/office/word/2018/wordml/cex" xmlns:w16cid="http://schemas.microsoft.com/office/word/2016/wordml/cid" xmlns:w16="http://schemas.microsoft.com/office/word/2018/wordml" xmlns:w16sdtdh="http://schemas.microsoft.com/office/word/2020/wordml/sdtdatahash" xmlns:w16se="http://schemas.microsoft.com/office/word/2015/wordml/symex" xmlns:wpg="http://schemas.microsoft.com/office/word/2010/wordprocessingGroup" xmlns:wpi="http://schemas.microsoft.com/office/word/2010/wordprocessingInk" xmlns:wne="http://schemas.microsoft.com/office/word/2006/wordml" xmlns:wps="http://schemas.microsoft.com/office/word/2010/wordprocessingShape" mc:Ignorable="w14 w15 w16se w16cid w16 w16cex w16sdtdh wp14">
+<w:footnotes xmlns:wpc="http://schemas.microsoft.com/office/word/2010/wordprocessingCanvas" xmlns:cx="http://schemas.microsoft.com/office/drawing/2014/chartex" xmlns:cx1="http://schemas.microsoft.com/office/drawing/2015/9/8/chartex" xmlns:cx2="http://schemas.microsoft.com/office/drawing/2015/10/21/chartex" xmlns:cx3="http://schemas.microsoft.com/office/drawing/2016/5/9/chartex" xmlns:cx4="http://schemas.microsoft.com/office/drawing/2016/5/10/chartex" xmlns:cx5="http://schemas.microsoft.com/office/drawing/2016/5/11/chartex" xmlns:cx6="http://schemas.microsoft.com/office/drawing/2016/5/12/chartex" xmlns:cx7="http://schemas.microsoft.com/office/drawing/2016/5/13/chartex" xmlns:cx8="http://schemas.microsoft.com/office/drawing/2016/5/14/chartex" xmlns:mc="http://schemas.openxmlformats.org/markup-compatibility/2006" xmlns:aink="http://schemas.microsoft.com/office/drawing/2016/ink" xmlns:am3d="http://schemas.microsoft.com/office/drawing/2017/model3d" xmlns:o="urn:schemas-microsoft-com:office:office" xmlns:oel="http://schemas.microsoft.com/office/2019/extlst" xmlns:r="http://schemas.openxmlformats.org/officeDocument/2006/relationships" xmlns:m="http://schemas.openxmlformats.org/officeDocument/2006/math" xmlns:v="urn:schemas-microsoft-com:vml" xmlns:wp14="http://schemas.microsoft.com/office/word/2010/wordprocessingDrawing" xmlns:wp="http://schemas.openxmlformats.org/drawingml/2006/wordprocessingDrawing" xmlns:w10="urn:schemas-microsoft-com:office:word" xmlns:w="http://schemas.openxmlformats.org/wordprocessingml/2006/main" xmlns:w14="http://schemas.microsoft.com/office/word/2010/wordml" xmlns:w15="http://schemas.microsoft.com/office/word/2012/wordml" xmlns:w16cex="http://schemas.microsoft.com/office/word/2018/wordml/cex" xmlns:w16cid="http://schemas.microsoft.com/office/word/2016/wordml/cid" xmlns:w16="http://schemas.microsoft.com/office/word/2018/wordml" xmlns:w16du="http://schemas.microsoft.com/office/word/2023/wordml/word16du" xmlns:w16sdtdh="http://schemas.microsoft.com/office/word/2020/wordml/sdtdatahash" xmlns:w16sdtfl="http://schemas.microsoft.com/office/word/2024/wordml/sdtformatlock" xmlns:w16se="http://schemas.microsoft.com/office/word/2015/wordml/symex" xmlns:wpg="http://schemas.microsoft.com/office/word/2010/wordprocessingGroup" xmlns:wpi="http://schemas.microsoft.com/office/word/2010/wordprocessingInk" xmlns:wne="http://schemas.microsoft.com/office/word/2006/wordml" xmlns:wps="http://schemas.microsoft.com/office/word/2010/wordprocessingShape" mc:Ignorable="w14 w15 w16se w16cid w16 w16cex w16sdtdh w16sdtfl w16du wp14">
   <w:footnote w:type="separator" w:id="-1">
     <w:p>
+      <w:pPr>
+        <w:rPr>
+          <w:rFonts w:hint="eastAsia"/>
+        </w:rPr>
+      </w:pPr>
       <w:r>
         <w:separator/>
       </w:r>
@@ -5163,6 +5211,11 @@
   </w:footnote>
   <w:footnote w:type="continuationSeparator" w:id="0">
     <w:p>
+      <w:pPr>
+        <w:rPr>
+          <w:rFonts w:hint="eastAsia"/>
+        </w:rPr>
+      </w:pPr>
       <w:r>
         <w:continuationSeparator/>
       </w:r>
@@ -5172,7 +5225,7 @@
 </file>
 
 <file path=word/numbering.xml><?xml version="1.0" encoding="utf-8"?>
-<w:numbering xmlns:wpc="http://schemas.microsoft.com/office/word/2010/wordprocessingCanvas" xmlns:cx="http://schemas.microsoft.com/office/drawing/2014/chartex" xmlns:cx1="http://schemas.microsoft.com/office/drawing/2015/9/8/chartex" xmlns:cx2="http://schemas.microsoft.com/office/drawing/2015/10/21/chartex" xmlns:cx3="http://schemas.microsoft.com/office/drawing/2016/5/9/chartex" xmlns:cx4="http://schemas.microsoft.com/office/drawing/2016/5/10/chartex" xmlns:cx5="http://schemas.microsoft.com/office/drawing/2016/5/11/chartex" xmlns:cx6="http://schemas.microsoft.com/office/drawing/2016/5/12/chartex" xmlns:cx7="http://schemas.microsoft.com/office/drawing/2016/5/13/chartex" xmlns:cx8="http://schemas.microsoft.com/office/drawing/2016/5/14/chartex" xmlns:mc="http://schemas.openxmlformats.org/markup-compatibility/2006" xmlns:aink="http://schemas.microsoft.com/office/drawing/2016/ink" xmlns:am3d="http://schemas.microsoft.com/office/drawing/2017/model3d" xmlns:o="urn:schemas-microsoft-com:office:office" xmlns:r="http://schemas.openxmlformats.org/officeDocument/2006/relationships" xmlns:m="http://schemas.openxmlformats.org/officeDocument/2006/math" xmlns:v="urn:schemas-microsoft-com:vml" xmlns:wp14="http://schemas.microsoft.com/office/word/2010/wordprocessingDrawing" xmlns:wp="http://schemas.openxmlformats.org/drawingml/2006/wordprocessingDrawing" xmlns:w10="urn:schemas-microsoft-com:office:word" xmlns:w="http://schemas.openxmlformats.org/wordprocessingml/2006/main" xmlns:w14="http://schemas.microsoft.com/office/word/2010/wordml" xmlns:w15="http://schemas.microsoft.com/office/word/2012/wordml" xmlns:w16cex="http://schemas.microsoft.com/office/word/2018/wordml/cex" xmlns:w16cid="http://schemas.microsoft.com/office/word/2016/wordml/cid" xmlns:w16="http://schemas.microsoft.com/office/word/2018/wordml" xmlns:w16sdtdh="http://schemas.microsoft.com/office/word/2020/wordml/sdtdatahash" xmlns:w16se="http://schemas.microsoft.com/office/word/2015/wordml/symex" xmlns:wpg="http://schemas.microsoft.com/office/word/2010/wordprocessingGroup" xmlns:wpi="http://schemas.microsoft.com/office/word/2010/wordprocessingInk" xmlns:wne="http://schemas.microsoft.com/office/word/2006/wordml" xmlns:wps="http://schemas.microsoft.com/office/word/2010/wordprocessingShape" mc:Ignorable="w14 w15 w16se w16cid w16 w16cex w16sdtdh wp14">
+<w:numbering xmlns:wpc="http://schemas.microsoft.com/office/word/2010/wordprocessingCanvas" xmlns:cx="http://schemas.microsoft.com/office/drawing/2014/chartex" xmlns:cx1="http://schemas.microsoft.com/office/drawing/2015/9/8/chartex" xmlns:cx2="http://schemas.microsoft.com/office/drawing/2015/10/21/chartex" xmlns:cx3="http://schemas.microsoft.com/office/drawing/2016/5/9/chartex" xmlns:cx4="http://schemas.microsoft.com/office/drawing/2016/5/10/chartex" xmlns:cx5="http://schemas.microsoft.com/office/drawing/2016/5/11/chartex" xmlns:cx6="http://schemas.microsoft.com/office/drawing/2016/5/12/chartex" xmlns:cx7="http://schemas.microsoft.com/office/drawing/2016/5/13/chartex" xmlns:cx8="http://schemas.microsoft.com/office/drawing/2016/5/14/chartex" xmlns:mc="http://schemas.openxmlformats.org/markup-compatibility/2006" xmlns:aink="http://schemas.microsoft.com/office/drawing/2016/ink" xmlns:am3d="http://schemas.microsoft.com/office/drawing/2017/model3d" xmlns:o="urn:schemas-microsoft-com:office:office" xmlns:oel="http://schemas.microsoft.com/office/2019/extlst" xmlns:r="http://schemas.openxmlformats.org/officeDocument/2006/relationships" xmlns:m="http://schemas.openxmlformats.org/officeDocument/2006/math" xmlns:v="urn:schemas-microsoft-com:vml" xmlns:wp14="http://schemas.microsoft.com/office/word/2010/wordprocessingDrawing" xmlns:wp="http://schemas.openxmlformats.org/drawingml/2006/wordprocessingDrawing" xmlns:w10="urn:schemas-microsoft-com:office:word" xmlns:w="http://schemas.openxmlformats.org/wordprocessingml/2006/main" xmlns:w14="http://schemas.microsoft.com/office/word/2010/wordml" xmlns:w15="http://schemas.microsoft.com/office/word/2012/wordml" xmlns:w16cex="http://schemas.microsoft.com/office/word/2018/wordml/cex" xmlns:w16cid="http://schemas.microsoft.com/office/word/2016/wordml/cid" xmlns:w16="http://schemas.microsoft.com/office/word/2018/wordml" xmlns:w16du="http://schemas.microsoft.com/office/word/2023/wordml/word16du" xmlns:w16sdtdh="http://schemas.microsoft.com/office/word/2020/wordml/sdtdatahash" xmlns:w16sdtfl="http://schemas.microsoft.com/office/word/2024/wordml/sdtformatlock" xmlns:w16se="http://schemas.microsoft.com/office/word/2015/wordml/symex" xmlns:wpg="http://schemas.microsoft.com/office/word/2010/wordprocessingGroup" xmlns:wpi="http://schemas.microsoft.com/office/word/2010/wordprocessingInk" xmlns:wne="http://schemas.microsoft.com/office/word/2006/wordml" xmlns:wps="http://schemas.microsoft.com/office/word/2010/wordprocessingShape" mc:Ignorable="w14 w15 w16se w16cid w16 w16cex w16sdtdh w16sdtfl w16du wp14">
   <w:abstractNum w:abstractNumId="0" w15:restartNumberingAfterBreak="0">
     <w:nsid w:val="3593057B"/>
     <w:multiLevelType w:val="multilevel"/>
@@ -5467,20 +5520,20 @@
       </w:pPr>
     </w:lvl>
   </w:abstractNum>
-  <w:num w:numId="1">
+  <w:num w:numId="1" w16cid:durableId="1684739668">
     <w:abstractNumId w:val="0"/>
   </w:num>
-  <w:num w:numId="2">
+  <w:num w:numId="2" w16cid:durableId="2071073032">
     <w:abstractNumId w:val="2"/>
   </w:num>
-  <w:num w:numId="3">
+  <w:num w:numId="3" w16cid:durableId="476387141">
     <w:abstractNumId w:val="1"/>
   </w:num>
 </w:numbering>
 </file>
 
 <file path=word/styles.xml><?xml version="1.0" encoding="utf-8"?>
-<w:styles xmlns:mc="http://schemas.openxmlformats.org/markup-compatibility/2006" xmlns:r="http://schemas.openxmlformats.org/officeDocument/2006/relationships" xmlns:w="http://schemas.openxmlformats.org/wordprocessingml/2006/main" xmlns:w14="http://schemas.microsoft.com/office/word/2010/wordml" xmlns:w15="http://schemas.microsoft.com/office/word/2012/wordml" xmlns:w16cex="http://schemas.microsoft.com/office/word/2018/wordml/cex" xmlns:w16cid="http://schemas.microsoft.com/office/word/2016/wordml/cid" xmlns:w16="http://schemas.microsoft.com/office/word/2018/wordml" xmlns:w16sdtdh="http://schemas.microsoft.com/office/word/2020/wordml/sdtdatahash" xmlns:w16se="http://schemas.microsoft.com/office/word/2015/wordml/symex" mc:Ignorable="w14 w15 w16se w16cid w16 w16cex w16sdtdh">
+<w:styles xmlns:mc="http://schemas.openxmlformats.org/markup-compatibility/2006" xmlns:r="http://schemas.openxmlformats.org/officeDocument/2006/relationships" xmlns:w="http://schemas.openxmlformats.org/wordprocessingml/2006/main" xmlns:w14="http://schemas.microsoft.com/office/word/2010/wordml" xmlns:w15="http://schemas.microsoft.com/office/word/2012/wordml" xmlns:w16cex="http://schemas.microsoft.com/office/word/2018/wordml/cex" xmlns:w16cid="http://schemas.microsoft.com/office/word/2016/wordml/cid" xmlns:w16="http://schemas.microsoft.com/office/word/2018/wordml" xmlns:w16du="http://schemas.microsoft.com/office/word/2023/wordml/word16du" xmlns:w16sdtdh="http://schemas.microsoft.com/office/word/2020/wordml/sdtdatahash" xmlns:w16sdtfl="http://schemas.microsoft.com/office/word/2024/wordml/sdtformatlock" xmlns:w16se="http://schemas.microsoft.com/office/word/2015/wordml/symex" mc:Ignorable="w14 w15 w16se w16cid w16 w16cex w16sdtdh w16sdtfl w16du">
   <w:docDefaults>
     <w:rPrDefault>
       <w:rPr>
@@ -5881,7 +5934,6 @@
   <w:style w:type="character" w:default="1" w:styleId="a0">
     <w:name w:val="Default Paragraph Font"/>
     <w:uiPriority w:val="1"/>
-    <w:semiHidden/>
     <w:unhideWhenUsed/>
   </w:style>
   <w:style w:type="table" w:default="1" w:styleId="a1">
@@ -6031,6 +6083,29 @@
     <w:qFormat/>
     <w:rPr>
       <w:szCs w:val="22"/>
+    </w:rPr>
+  </w:style>
+  <w:style w:type="character" w:styleId="ac">
+    <w:name w:val="Hyperlink"/>
+    <w:basedOn w:val="a0"/>
+    <w:uiPriority w:val="99"/>
+    <w:unhideWhenUsed/>
+    <w:rsid w:val="00041D9C"/>
+    <w:rPr>
+      <w:color w:val="0563C1" w:themeColor="hyperlink"/>
+      <w:u w:val="single"/>
+    </w:rPr>
+  </w:style>
+  <w:style w:type="character" w:styleId="ad">
+    <w:name w:val="Unresolved Mention"/>
+    <w:basedOn w:val="a0"/>
+    <w:uiPriority w:val="99"/>
+    <w:semiHidden/>
+    <w:unhideWhenUsed/>
+    <w:rsid w:val="00041D9C"/>
+    <w:rPr>
+      <w:color w:val="605E5C"/>
+      <w:shd w:val="clear" w:color="auto" w:fill="E1DFDD"/>
     </w:rPr>
   </w:style>
 </w:styles>
